--- a/cloudflare-deploy/public/library/branch/hq-en.docx
+++ b/cloudflare-deploy/public/library/branch/hq-en.docx
@@ -10023,6 +10023,1432 @@
                   </pic:nvPicPr>
                   <pic:blipFill>
                     <a:blip r:embed="rId23"/>
+                    <a:stretch>
+                      <a:fillRect/>
+                    </a:stretch>
+                  </pic:blipFill>
+                  <pic:spPr>
+                    <a:xfrm>
+                      <a:off x="0" y="0"/>
+                      <a:ext cx="5669280" cy="3543300"/>
+                    </a:xfrm>
+                    <a:prstGeom prst="rect"/>
+                  </pic:spPr>
+                </pic:pic>
+              </a:graphicData>
+            </a:graphic>
+          </wp:inline>
+        </w:drawing>
+      </w:r>
+    </w:p>
+    <w:p>
+      <w:pPr>
+        <w:spacing w:before="240" w:after="40"/>
+      </w:pPr>
+      <w:r>
+        <w:rPr>
+          <w:rFonts w:ascii="Malgun Gothic" w:hAnsi="Malgun Gothic" w:eastAsia="Malgun Gothic"/>
+          <w:b/>
+          <w:color w:val="0D9488"/>
+          <w:sz w:val="28"/>
+        </w:rPr>
+        <w:t>22.  🗂️ Teacher Management, redesigned (roster filters · groups · detail tabs)</w:t>
+      </w:r>
+    </w:p>
+    <w:p>
+      <w:pPr>
+        <w:spacing w:after="120" w:before="0"/>
+      </w:pPr>
+      <w:r>
+        <w:rPr>
+          <w:rFonts w:ascii="Malgun Gothic" w:hAnsi="Malgun Gothic" w:eastAsia="Malgun Gothic"/>
+          <w:b w:val="0"/>
+          <w:color w:val="64748B"/>
+          <w:sz w:val="21"/>
+        </w:rPr>
+        <w:t>Easy-to-search roster · detail at a glance</w:t>
+      </w:r>
+    </w:p>
+    <w:tbl>
+      <w:tblPr>
+        <w:tblW w:type="auto" w:w="0"/>
+        <w:jc w:val="center"/>
+        <w:tblLook w:firstColumn="1" w:firstRow="1" w:lastColumn="0" w:lastRow="0" w:noHBand="0" w:noVBand="1" w:val="04A0"/>
+        <w:tblBorders>
+          <w:top w:val="none"/>
+          <w:left w:val="none"/>
+          <w:bottom w:val="none"/>
+          <w:right w:val="none"/>
+          <w:insideH w:val="none"/>
+          <w:insideV w:val="none"/>
+        </w:tblBorders>
+      </w:tblPr>
+      <w:tblGrid>
+        <w:gridCol w:w="9936"/>
+      </w:tblGrid>
+      <w:tr>
+        <w:tc>
+          <w:tcPr>
+            <w:tcW w:type="dxa" w:w="9216"/>
+            <w:shd w:val="clear" w:fill="ECFDF5"/>
+          </w:tcPr>
+          <w:p>
+            <w:pPr>
+              <w:spacing w:after="40" w:before="40"/>
+            </w:pPr>
+            <w:r>
+              <w:rPr>
+                <w:rFonts w:ascii="Malgun Gothic" w:hAnsi="Malgun Gothic" w:eastAsia="Malgun Gothic"/>
+                <w:b/>
+                <w:color w:val="0D9488"/>
+                <w:sz w:val="21"/>
+              </w:rPr>
+              <w:t xml:space="preserve">📖 </w:t>
+            </w:r>
+            <w:r>
+              <w:rPr>
+                <w:rFonts w:ascii="Malgun Gothic" w:hAnsi="Malgun Gothic" w:eastAsia="Malgun Gothic"/>
+                <w:b w:val="0"/>
+                <w:color w:val="334155"/>
+                <w:sz w:val="20"/>
+              </w:rPr>
+              <w:t xml:space="preserve">The teacher-management screen is now </w:t>
+            </w:r>
+            <w:r>
+              <w:rPr>
+                <w:rFonts w:ascii="Malgun Gothic" w:hAnsi="Malgun Gothic" w:eastAsia="Malgun Gothic"/>
+                <w:b/>
+                <w:color w:val="334155"/>
+                <w:sz w:val="20"/>
+              </w:rPr>
+              <w:t>easier to search and read</w:t>
+            </w:r>
+            <w:r>
+              <w:rPr>
+                <w:rFonts w:ascii="Malgun Gothic" w:hAnsi="Malgun Gothic" w:eastAsia="Malgun Gothic"/>
+                <w:b w:val="0"/>
+                <w:color w:val="334155"/>
+                <w:sz w:val="20"/>
+              </w:rPr>
+              <w:t xml:space="preserve">. Scattered menus are </w:t>
+            </w:r>
+            <w:r>
+              <w:rPr>
+                <w:rFonts w:ascii="Malgun Gothic" w:hAnsi="Malgun Gothic" w:eastAsia="Malgun Gothic"/>
+                <w:b/>
+                <w:color w:val="334155"/>
+                <w:sz w:val="20"/>
+              </w:rPr>
+              <w:t>grouped into four bundles</w:t>
+            </w:r>
+            <w:r>
+              <w:rPr>
+                <w:rFonts w:ascii="Malgun Gothic" w:hAnsi="Malgun Gothic" w:eastAsia="Malgun Gothic"/>
+                <w:b w:val="0"/>
+                <w:color w:val="334155"/>
+                <w:sz w:val="20"/>
+              </w:rPr>
+              <w:t xml:space="preserve"> in the sidebar, and above the roster there are </w:t>
+            </w:r>
+            <w:r>
+              <w:rPr>
+                <w:rFonts w:ascii="Malgun Gothic" w:hAnsi="Malgun Gothic" w:eastAsia="Malgun Gothic"/>
+                <w:b/>
+                <w:color w:val="334155"/>
+                <w:sz w:val="20"/>
+              </w:rPr>
+              <w:t>status/group dropdown filters</w:t>
+            </w:r>
+            <w:r>
+              <w:rPr>
+                <w:rFonts w:ascii="Malgun Gothic" w:hAnsi="Malgun Gothic" w:eastAsia="Malgun Gothic"/>
+                <w:b w:val="0"/>
+                <w:color w:val="334155"/>
+                <w:sz w:val="20"/>
+              </w:rPr>
+              <w:t xml:space="preserve"> with </w:t>
+            </w:r>
+            <w:r>
+              <w:rPr>
+                <w:rFonts w:ascii="Malgun Gothic" w:hAnsi="Malgun Gothic" w:eastAsia="Malgun Gothic"/>
+                <w:b/>
+                <w:color w:val="334155"/>
+                <w:sz w:val="20"/>
+              </w:rPr>
+              <w:t>applied-filter chips</w:t>
+            </w:r>
+            <w:r>
+              <w:rPr>
+                <w:rFonts w:ascii="Malgun Gothic" w:hAnsi="Malgun Gothic" w:eastAsia="Malgun Gothic"/>
+                <w:b w:val="0"/>
+                <w:color w:val="334155"/>
+                <w:sz w:val="20"/>
+              </w:rPr>
+              <w:t xml:space="preserve">. Tapping a teacher opens a detail view split into </w:t>
+            </w:r>
+            <w:r>
+              <w:rPr>
+                <w:rFonts w:ascii="Malgun Gothic" w:hAnsi="Malgun Gothic" w:eastAsia="Malgun Gothic"/>
+                <w:b/>
+                <w:color w:val="334155"/>
+                <w:sz w:val="20"/>
+              </w:rPr>
+              <w:t>Profile / Payroll / Evaluation tabs</w:t>
+            </w:r>
+            <w:r>
+              <w:rPr>
+                <w:rFonts w:ascii="Malgun Gothic" w:hAnsi="Malgun Gothic" w:eastAsia="Malgun Gothic"/>
+                <w:b w:val="0"/>
+                <w:color w:val="334155"/>
+                <w:sz w:val="20"/>
+              </w:rPr>
+              <w:t xml:space="preserve">, with a </w:t>
+            </w:r>
+            <w:r>
+              <w:rPr>
+                <w:rFonts w:ascii="Malgun Gothic" w:hAnsi="Malgun Gothic" w:eastAsia="Malgun Gothic"/>
+                <w:b/>
+                <w:color w:val="334155"/>
+                <w:sz w:val="20"/>
+              </w:rPr>
+              <w:t>manager badge</w:t>
+            </w:r>
+            <w:r>
+              <w:rPr>
+                <w:rFonts w:ascii="Malgun Gothic" w:hAnsi="Malgun Gothic" w:eastAsia="Malgun Gothic"/>
+                <w:b w:val="0"/>
+                <w:color w:val="334155"/>
+                <w:sz w:val="20"/>
+              </w:rPr>
+              <w:t xml:space="preserve"> and </w:t>
+            </w:r>
+            <w:r>
+              <w:rPr>
+                <w:rFonts w:ascii="Malgun Gothic" w:hAnsi="Malgun Gothic" w:eastAsia="Malgun Gothic"/>
+                <w:b/>
+                <w:color w:val="334155"/>
+                <w:sz w:val="20"/>
+              </w:rPr>
+              <w:t>employment status (active / on-leave / left)</w:t>
+            </w:r>
+            <w:r>
+              <w:rPr>
+                <w:rFonts w:ascii="Malgun Gothic" w:hAnsi="Malgun Gothic" w:eastAsia="Malgun Gothic"/>
+                <w:b w:val="0"/>
+                <w:color w:val="334155"/>
+                <w:sz w:val="20"/>
+              </w:rPr>
+              <w:t xml:space="preserve"> shown at a glance.</w:t>
+            </w:r>
+          </w:p>
+        </w:tc>
+      </w:tr>
+    </w:tbl>
+    <w:p>
+      <w:pPr>
+        <w:spacing w:after="40"/>
+      </w:pPr>
+    </w:p>
+    <w:p>
+      <w:pPr>
+        <w:spacing w:after="40" w:before="0"/>
+      </w:pPr>
+      <w:r>
+        <w:rPr>
+          <w:rFonts w:ascii="Malgun Gothic" w:hAnsi="Malgun Gothic" w:eastAsia="Malgun Gothic"/>
+          <w:b/>
+          <w:color w:val="0D9488"/>
+          <w:sz w:val="22"/>
+        </w:rPr>
+        <w:t>How to use</w:t>
+      </w:r>
+    </w:p>
+    <w:p>
+      <w:pPr>
+        <w:spacing w:after="40"/>
+        <w:ind w:left="288"/>
+      </w:pPr>
+      <w:r>
+        <w:rPr>
+          <w:rFonts w:ascii="Malgun Gothic" w:hAnsi="Malgun Gothic" w:eastAsia="Malgun Gothic"/>
+          <w:b/>
+          <w:color w:val="0EA5E9"/>
+          <w:sz w:val="21"/>
+        </w:rPr>
+        <w:t xml:space="preserve">1. </w:t>
+      </w:r>
+      <w:r>
+        <w:rPr>
+          <w:rFonts w:ascii="Malgun Gothic" w:hAnsi="Malgun Gothic" w:eastAsia="Malgun Gothic"/>
+          <w:b w:val="0"/>
+          <w:color w:val="334155"/>
+          <w:sz w:val="21"/>
+        </w:rPr>
+        <w:t xml:space="preserve">Open </w:t>
+      </w:r>
+      <w:r>
+        <w:rPr>
+          <w:rFonts w:ascii="Malgun Gothic" w:hAnsi="Malgun Gothic" w:eastAsia="Malgun Gothic"/>
+          <w:b/>
+          <w:color w:val="0D9488"/>
+          <w:sz w:val="21"/>
+        </w:rPr>
+        <w:t>Teachers</w:t>
+      </w:r>
+      <w:r>
+        <w:rPr>
+          <w:rFonts w:ascii="Malgun Gothic" w:hAnsi="Malgun Gothic" w:eastAsia="Malgun Gothic"/>
+          <w:b w:val="0"/>
+          <w:color w:val="334155"/>
+          <w:sz w:val="21"/>
+        </w:rPr>
+        <w:t xml:space="preserve"> in the admin menu (menus are tidied into four bundles).</w:t>
+      </w:r>
+    </w:p>
+    <w:p>
+      <w:pPr>
+        <w:spacing w:after="40"/>
+        <w:ind w:left="288"/>
+      </w:pPr>
+      <w:r>
+        <w:rPr>
+          <w:rFonts w:ascii="Malgun Gothic" w:hAnsi="Malgun Gothic" w:eastAsia="Malgun Gothic"/>
+          <w:b/>
+          <w:color w:val="0EA5E9"/>
+          <w:sz w:val="21"/>
+        </w:rPr>
+        <w:t xml:space="preserve">2. </w:t>
+      </w:r>
+      <w:r>
+        <w:rPr>
+          <w:rFonts w:ascii="Malgun Gothic" w:hAnsi="Malgun Gothic" w:eastAsia="Malgun Gothic"/>
+          <w:b w:val="0"/>
+          <w:color w:val="334155"/>
+          <w:sz w:val="21"/>
+        </w:rPr>
+        <w:t xml:space="preserve">Filter to just the teachers you want with the </w:t>
+      </w:r>
+      <w:r>
+        <w:rPr>
+          <w:rFonts w:ascii="Malgun Gothic" w:hAnsi="Malgun Gothic" w:eastAsia="Malgun Gothic"/>
+          <w:b/>
+          <w:color w:val="0D9488"/>
+          <w:sz w:val="21"/>
+        </w:rPr>
+        <w:t>status/group dropdowns</w:t>
+      </w:r>
+      <w:r>
+        <w:rPr>
+          <w:rFonts w:ascii="Malgun Gothic" w:hAnsi="Malgun Gothic" w:eastAsia="Malgun Gothic"/>
+          <w:b w:val="0"/>
+          <w:color w:val="334155"/>
+          <w:sz w:val="21"/>
+        </w:rPr>
+        <w:t xml:space="preserve"> above the roster.</w:t>
+      </w:r>
+    </w:p>
+    <w:p>
+      <w:pPr>
+        <w:spacing w:after="40"/>
+        <w:ind w:left="288"/>
+      </w:pPr>
+      <w:r>
+        <w:rPr>
+          <w:rFonts w:ascii="Malgun Gothic" w:hAnsi="Malgun Gothic" w:eastAsia="Malgun Gothic"/>
+          <w:b/>
+          <w:color w:val="0EA5E9"/>
+          <w:sz w:val="21"/>
+        </w:rPr>
+        <w:t xml:space="preserve">3. </w:t>
+      </w:r>
+      <w:r>
+        <w:rPr>
+          <w:rFonts w:ascii="Malgun Gothic" w:hAnsi="Malgun Gothic" w:eastAsia="Malgun Gothic"/>
+          <w:b w:val="0"/>
+          <w:color w:val="334155"/>
+          <w:sz w:val="21"/>
+        </w:rPr>
+        <w:t xml:space="preserve">Applied filters show as </w:t>
+      </w:r>
+      <w:r>
+        <w:rPr>
+          <w:rFonts w:ascii="Malgun Gothic" w:hAnsi="Malgun Gothic" w:eastAsia="Malgun Gothic"/>
+          <w:b/>
+          <w:color w:val="0D9488"/>
+          <w:sz w:val="21"/>
+        </w:rPr>
+        <w:t>chips</w:t>
+      </w:r>
+      <w:r>
+        <w:rPr>
+          <w:rFonts w:ascii="Malgun Gothic" w:hAnsi="Malgun Gothic" w:eastAsia="Malgun Gothic"/>
+          <w:b w:val="0"/>
+          <w:color w:val="334155"/>
+          <w:sz w:val="21"/>
+        </w:rPr>
+        <w:t>; remove a chip to clear it.</w:t>
+      </w:r>
+    </w:p>
+    <w:p>
+      <w:pPr>
+        <w:spacing w:after="40"/>
+        <w:ind w:left="288"/>
+      </w:pPr>
+      <w:r>
+        <w:rPr>
+          <w:rFonts w:ascii="Malgun Gothic" w:hAnsi="Malgun Gothic" w:eastAsia="Malgun Gothic"/>
+          <w:b/>
+          <w:color w:val="0EA5E9"/>
+          <w:sz w:val="21"/>
+        </w:rPr>
+        <w:t xml:space="preserve">4. </w:t>
+      </w:r>
+      <w:r>
+        <w:rPr>
+          <w:rFonts w:ascii="Malgun Gothic" w:hAnsi="Malgun Gothic" w:eastAsia="Malgun Gothic"/>
+          <w:b w:val="0"/>
+          <w:color w:val="334155"/>
+          <w:sz w:val="21"/>
+        </w:rPr>
+        <w:t xml:space="preserve">Tap a teacher to open the </w:t>
+      </w:r>
+      <w:r>
+        <w:rPr>
+          <w:rFonts w:ascii="Malgun Gothic" w:hAnsi="Malgun Gothic" w:eastAsia="Malgun Gothic"/>
+          <w:b/>
+          <w:color w:val="0D9488"/>
+          <w:sz w:val="21"/>
+        </w:rPr>
+        <w:t>Profile / Payroll / Evaluation</w:t>
+      </w:r>
+      <w:r>
+        <w:rPr>
+          <w:rFonts w:ascii="Malgun Gothic" w:hAnsi="Malgun Gothic" w:eastAsia="Malgun Gothic"/>
+          <w:b w:val="0"/>
+          <w:color w:val="334155"/>
+          <w:sz w:val="21"/>
+        </w:rPr>
+        <w:t xml:space="preserve"> detail tabs.</w:t>
+      </w:r>
+    </w:p>
+    <w:p>
+      <w:pPr>
+        <w:spacing w:after="40"/>
+        <w:ind w:left="288"/>
+      </w:pPr>
+      <w:r>
+        <w:rPr>
+          <w:rFonts w:ascii="Malgun Gothic" w:hAnsi="Malgun Gothic" w:eastAsia="Malgun Gothic"/>
+          <w:b/>
+          <w:color w:val="0EA5E9"/>
+          <w:sz w:val="21"/>
+        </w:rPr>
+        <w:t xml:space="preserve">5. </w:t>
+      </w:r>
+      <w:r>
+        <w:rPr>
+          <w:rFonts w:ascii="Malgun Gothic" w:hAnsi="Malgun Gothic" w:eastAsia="Malgun Gothic"/>
+          <w:b w:val="0"/>
+          <w:color w:val="334155"/>
+          <w:sz w:val="21"/>
+        </w:rPr>
+        <w:t xml:space="preserve">The </w:t>
+      </w:r>
+      <w:r>
+        <w:rPr>
+          <w:rFonts w:ascii="Malgun Gothic" w:hAnsi="Malgun Gothic" w:eastAsia="Malgun Gothic"/>
+          <w:b/>
+          <w:color w:val="0D9488"/>
+          <w:sz w:val="21"/>
+        </w:rPr>
+        <w:t>summary numbers on the payroll/evaluation tabs</w:t>
+      </w:r>
+      <w:r>
+        <w:rPr>
+          <w:rFonts w:ascii="Malgun Gothic" w:hAnsi="Malgun Gothic" w:eastAsia="Malgun Gothic"/>
+          <w:b w:val="0"/>
+          <w:color w:val="334155"/>
+          <w:sz w:val="21"/>
+        </w:rPr>
+        <w:t xml:space="preserve"> load only as needed when opened.</w:t>
+      </w:r>
+    </w:p>
+    <w:p>
+      <w:pPr>
+        <w:spacing w:after="40" w:before="80"/>
+      </w:pPr>
+      <w:r>
+        <w:rPr>
+          <w:rFonts w:ascii="Malgun Gothic" w:hAnsi="Malgun Gothic" w:eastAsia="Malgun Gothic"/>
+          <w:b/>
+          <w:color w:val="0D9488"/>
+          <w:sz w:val="21"/>
+        </w:rPr>
+        <w:t>✅ Key Points</w:t>
+      </w:r>
+    </w:p>
+    <w:p>
+      <w:pPr>
+        <w:spacing w:after="20"/>
+        <w:ind w:left="288"/>
+      </w:pPr>
+      <w:r>
+        <w:rPr>
+          <w:rFonts w:ascii="Malgun Gothic" w:hAnsi="Malgun Gothic"/>
+          <w:color w:val="0D9488"/>
+        </w:rPr>
+        <w:t xml:space="preserve">• </w:t>
+      </w:r>
+      <w:r>
+        <w:rPr>
+          <w:rFonts w:ascii="Malgun Gothic" w:hAnsi="Malgun Gothic" w:eastAsia="Malgun Gothic"/>
+          <w:b/>
+          <w:color w:val="0D9488"/>
+          <w:sz w:val="20"/>
+        </w:rPr>
+        <w:t>Managers</w:t>
+      </w:r>
+      <w:r>
+        <w:rPr>
+          <w:rFonts w:ascii="Malgun Gothic" w:hAnsi="Malgun Gothic" w:eastAsia="Malgun Gothic"/>
+          <w:b w:val="0"/>
+          <w:color w:val="334155"/>
+          <w:sz w:val="20"/>
+        </w:rPr>
+        <w:t xml:space="preserve"> are marked with a badge, and status shows as </w:t>
+      </w:r>
+      <w:r>
+        <w:rPr>
+          <w:rFonts w:ascii="Malgun Gothic" w:hAnsi="Malgun Gothic" w:eastAsia="Malgun Gothic"/>
+          <w:b/>
+          <w:color w:val="0D9488"/>
+          <w:sz w:val="20"/>
+        </w:rPr>
+        <w:t>active / on-leave / left (3 states)</w:t>
+      </w:r>
+      <w:r>
+        <w:rPr>
+          <w:rFonts w:ascii="Malgun Gothic" w:hAnsi="Malgun Gothic" w:eastAsia="Malgun Gothic"/>
+          <w:b w:val="0"/>
+          <w:color w:val="334155"/>
+          <w:sz w:val="20"/>
+        </w:rPr>
+        <w:t>.</w:t>
+      </w:r>
+    </w:p>
+    <w:p>
+      <w:pPr>
+        <w:spacing w:after="20"/>
+        <w:ind w:left="288"/>
+      </w:pPr>
+      <w:r>
+        <w:rPr>
+          <w:rFonts w:ascii="Malgun Gothic" w:hAnsi="Malgun Gothic"/>
+          <w:color w:val="0D9488"/>
+        </w:rPr>
+        <w:t xml:space="preserve">• </w:t>
+      </w:r>
+      <w:r>
+        <w:rPr>
+          <w:rFonts w:ascii="Malgun Gothic" w:hAnsi="Malgun Gothic" w:eastAsia="Malgun Gothic"/>
+          <w:b w:val="0"/>
+          <w:color w:val="334155"/>
+          <w:sz w:val="20"/>
+        </w:rPr>
+        <w:t xml:space="preserve">A blank name </w:t>
+      </w:r>
+      <w:r>
+        <w:rPr>
+          <w:rFonts w:ascii="Malgun Gothic" w:hAnsi="Malgun Gothic" w:eastAsia="Malgun Gothic"/>
+          <w:b/>
+          <w:color w:val="0D9488"/>
+          <w:sz w:val="20"/>
+        </w:rPr>
+        <w:t>falls back to the ID</w:t>
+      </w:r>
+      <w:r>
+        <w:rPr>
+          <w:rFonts w:ascii="Malgun Gothic" w:hAnsi="Malgun Gothic" w:eastAsia="Malgun Gothic"/>
+          <w:b w:val="0"/>
+          <w:color w:val="334155"/>
+          <w:sz w:val="20"/>
+        </w:rPr>
+        <w:t>, so there are no empty cells.</w:t>
+      </w:r>
+    </w:p>
+    <w:p>
+      <w:pPr>
+        <w:spacing w:after="20"/>
+        <w:ind w:left="288"/>
+      </w:pPr>
+      <w:r>
+        <w:rPr>
+          <w:rFonts w:ascii="Malgun Gothic" w:hAnsi="Malgun Gothic"/>
+          <w:color w:val="0D9488"/>
+        </w:rPr>
+        <w:t xml:space="preserve">• </w:t>
+      </w:r>
+      <w:r>
+        <w:rPr>
+          <w:rFonts w:ascii="Malgun Gothic" w:hAnsi="Malgun Gothic" w:eastAsia="Malgun Gothic"/>
+          <w:b w:val="0"/>
+          <w:color w:val="334155"/>
+          <w:sz w:val="20"/>
+        </w:rPr>
+        <w:t xml:space="preserve">Detail tabs </w:t>
+      </w:r>
+      <w:r>
+        <w:rPr>
+          <w:rFonts w:ascii="Malgun Gothic" w:hAnsi="Malgun Gothic" w:eastAsia="Malgun Gothic"/>
+          <w:b/>
+          <w:color w:val="0D9488"/>
+          <w:sz w:val="20"/>
+        </w:rPr>
+        <w:t>reuse existing APIs</w:t>
+      </w:r>
+      <w:r>
+        <w:rPr>
+          <w:rFonts w:ascii="Malgun Gothic" w:hAnsi="Malgun Gothic" w:eastAsia="Malgun Gothic"/>
+          <w:b w:val="0"/>
+          <w:color w:val="334155"/>
+          <w:sz w:val="20"/>
+        </w:rPr>
+        <w:t xml:space="preserve"> for speed, and the screen is bilingual (KO/EN).</w:t>
+      </w:r>
+    </w:p>
+    <w:p>
+      <w:pPr>
+        <w:spacing w:after="20"/>
+        <w:ind w:left="288"/>
+      </w:pPr>
+      <w:r>
+        <w:rPr>
+          <w:rFonts w:ascii="Malgun Gothic" w:hAnsi="Malgun Gothic"/>
+          <w:color w:val="0D9488"/>
+        </w:rPr>
+        <w:t xml:space="preserve">• </w:t>
+      </w:r>
+      <w:r>
+        <w:rPr>
+          <w:rFonts w:ascii="Malgun Gothic" w:hAnsi="Malgun Gothic" w:eastAsia="Malgun Gothic"/>
+          <w:b w:val="0"/>
+          <w:color w:val="334155"/>
+          <w:sz w:val="20"/>
+        </w:rPr>
+        <w:t xml:space="preserve">The duplicate payroll entry was tidied and </w:t>
+      </w:r>
+      <w:r>
+        <w:rPr>
+          <w:rFonts w:ascii="Malgun Gothic" w:hAnsi="Malgun Gothic" w:eastAsia="Malgun Gothic"/>
+          <w:b/>
+          <w:color w:val="0D9488"/>
+          <w:sz w:val="20"/>
+        </w:rPr>
+        <w:t>bug reports moved to a separate system</w:t>
+      </w:r>
+      <w:r>
+        <w:rPr>
+          <w:rFonts w:ascii="Malgun Gothic" w:hAnsi="Malgun Gothic" w:eastAsia="Malgun Gothic"/>
+          <w:b w:val="0"/>
+          <w:color w:val="334155"/>
+          <w:sz w:val="20"/>
+        </w:rPr>
+        <w:t>.</w:t>
+      </w:r>
+    </w:p>
+    <w:tbl>
+      <w:tblPr>
+        <w:tblW w:type="auto" w:w="0"/>
+        <w:jc w:val="center"/>
+        <w:tblLook w:firstColumn="1" w:firstRow="1" w:lastColumn="0" w:lastRow="0" w:noHBand="0" w:noVBand="1" w:val="04A0"/>
+        <w:tblBorders>
+          <w:top w:val="none"/>
+          <w:left w:val="none"/>
+          <w:bottom w:val="none"/>
+          <w:right w:val="none"/>
+          <w:insideH w:val="none"/>
+          <w:insideV w:val="none"/>
+        </w:tblBorders>
+      </w:tblPr>
+      <w:tblGrid>
+        <w:gridCol w:w="9936"/>
+      </w:tblGrid>
+      <w:tr>
+        <w:tc>
+          <w:tcPr>
+            <w:tcW w:type="dxa" w:w="9216"/>
+            <w:shd w:val="clear" w:fill="FFFBEB"/>
+          </w:tcPr>
+          <w:p>
+            <w:pPr>
+              <w:spacing w:after="40" w:before="40"/>
+            </w:pPr>
+            <w:r>
+              <w:rPr>
+                <w:rFonts w:ascii="Malgun Gothic" w:hAnsi="Malgun Gothic" w:eastAsia="Malgun Gothic"/>
+                <w:b/>
+                <w:color w:val="B45309"/>
+                <w:sz w:val="21"/>
+              </w:rPr>
+              <w:t xml:space="preserve">⚠️ Good to know </w:t>
+            </w:r>
+            <w:r>
+              <w:rPr>
+                <w:rFonts w:ascii="Malgun Gothic" w:hAnsi="Malgun Gothic" w:eastAsia="Malgun Gothic"/>
+                <w:b w:val="0"/>
+                <w:color w:val="92670A"/>
+                <w:sz w:val="20"/>
+              </w:rPr>
+              <w:t>This is a filtering/detail cleanup. Registering, editing and deleting teachers works exactly as before.</w:t>
+            </w:r>
+          </w:p>
+        </w:tc>
+      </w:tr>
+    </w:tbl>
+    <w:p>
+      <w:pPr>
+        <w:spacing w:after="40"/>
+      </w:pPr>
+    </w:p>
+    <w:tbl>
+      <w:tblPr>
+        <w:tblW w:type="auto" w:w="0"/>
+        <w:jc w:val="center"/>
+        <w:tblLook w:firstColumn="1" w:firstRow="1" w:lastColumn="0" w:lastRow="0" w:noHBand="0" w:noVBand="1" w:val="04A0"/>
+        <w:tblBorders>
+          <w:top w:val="none"/>
+          <w:left w:val="none"/>
+          <w:bottom w:val="none"/>
+          <w:right w:val="none"/>
+          <w:insideH w:val="none"/>
+          <w:insideV w:val="none"/>
+        </w:tblBorders>
+      </w:tblPr>
+      <w:tblGrid>
+        <w:gridCol w:w="9936"/>
+      </w:tblGrid>
+      <w:tr>
+        <w:tc>
+          <w:tcPr>
+            <w:tcW w:type="dxa" w:w="9216"/>
+            <w:shd w:val="clear" w:fill="FFF7E6"/>
+          </w:tcPr>
+          <w:p>
+            <w:pPr>
+              <w:spacing w:after="40" w:before="40"/>
+            </w:pPr>
+            <w:r>
+              <w:rPr>
+                <w:rFonts w:ascii="Malgun Gothic" w:hAnsi="Malgun Gothic" w:eastAsia="Malgun Gothic"/>
+                <w:b/>
+                <w:color w:val="E8630A"/>
+                <w:sz w:val="21"/>
+              </w:rPr>
+              <w:t xml:space="preserve">💡 Tip </w:t>
+            </w:r>
+            <w:r>
+              <w:rPr>
+                <w:rFonts w:ascii="Malgun Gothic" w:hAnsi="Malgun Gothic" w:eastAsia="Malgun Gothic"/>
+                <w:b w:val="0"/>
+                <w:color w:val="5B4A2A"/>
+                <w:sz w:val="20"/>
+              </w:rPr>
+              <w:t>The more teachers you have, the more the status/group filters help. Keep your usual conditions filtered.</w:t>
+            </w:r>
+          </w:p>
+        </w:tc>
+      </w:tr>
+    </w:tbl>
+    <w:p>
+      <w:pPr>
+        <w:spacing w:after="40"/>
+      </w:pPr>
+    </w:p>
+    <w:p>
+      <w:pPr>
+        <w:spacing w:before="80" w:after="160"/>
+        <w:jc w:val="center"/>
+      </w:pPr>
+      <w:r>
+        <w:drawing>
+          <wp:inline xmlns:a="http://schemas.openxmlformats.org/drawingml/2006/main" xmlns:pic="http://schemas.openxmlformats.org/drawingml/2006/picture">
+            <wp:extent cx="5669280" cy="3543300"/>
+            <wp:docPr id="24" name="Picture 24"/>
+            <wp:cNvGraphicFramePr>
+              <a:graphicFrameLocks noChangeAspect="1"/>
+            </wp:cNvGraphicFramePr>
+            <a:graphic>
+              <a:graphicData uri="http://schemas.openxmlformats.org/drawingml/2006/picture">
+                <pic:pic>
+                  <pic:nvPicPr>
+                    <pic:cNvPr id="0" name="admin_teachers.jpg"/>
+                    <pic:cNvPicPr/>
+                  </pic:nvPicPr>
+                  <pic:blipFill>
+                    <a:blip r:embed="rId24"/>
+                    <a:stretch>
+                      <a:fillRect/>
+                    </a:stretch>
+                  </pic:blipFill>
+                  <pic:spPr>
+                    <a:xfrm>
+                      <a:off x="0" y="0"/>
+                      <a:ext cx="5669280" cy="3543300"/>
+                    </a:xfrm>
+                    <a:prstGeom prst="rect"/>
+                  </pic:spPr>
+                </pic:pic>
+              </a:graphicData>
+            </a:graphic>
+          </wp:inline>
+        </w:drawing>
+      </w:r>
+    </w:p>
+    <w:p>
+      <w:pPr>
+        <w:spacing w:before="240" w:after="40"/>
+      </w:pPr>
+      <w:r>
+        <w:rPr>
+          <w:rFonts w:ascii="Malgun Gothic" w:hAnsi="Malgun Gothic" w:eastAsia="Malgun Gothic"/>
+          <w:b/>
+          <w:color w:val="0D9488"/>
+          <w:sz w:val="28"/>
+        </w:rPr>
+        <w:t>23.  🌟 Sending the Parent Monthly Report (pentagon)</w:t>
+      </w:r>
+    </w:p>
+    <w:p>
+      <w:pPr>
+        <w:spacing w:after="120" w:before="0"/>
+      </w:pPr>
+      <w:r>
+        <w:rPr>
+          <w:rFonts w:ascii="Malgun Gothic" w:hAnsi="Malgun Gothic" w:eastAsia="Malgun Gothic"/>
+          <w:b w:val="0"/>
+          <w:color w:val="64748B"/>
+          <w:sz w:val="21"/>
+        </w:rPr>
+        <w:t>Preview the 5-axis report, then share the link</w:t>
+      </w:r>
+    </w:p>
+    <w:tbl>
+      <w:tblPr>
+        <w:tblW w:type="auto" w:w="0"/>
+        <w:jc w:val="center"/>
+        <w:tblLook w:firstColumn="1" w:firstRow="1" w:lastColumn="0" w:lastRow="0" w:noHBand="0" w:noVBand="1" w:val="04A0"/>
+        <w:tblBorders>
+          <w:top w:val="none"/>
+          <w:left w:val="none"/>
+          <w:bottom w:val="none"/>
+          <w:right w:val="none"/>
+          <w:insideH w:val="none"/>
+          <w:insideV w:val="none"/>
+        </w:tblBorders>
+      </w:tblPr>
+      <w:tblGrid>
+        <w:gridCol w:w="9936"/>
+      </w:tblGrid>
+      <w:tr>
+        <w:tc>
+          <w:tcPr>
+            <w:tcW w:type="dxa" w:w="9216"/>
+            <w:shd w:val="clear" w:fill="ECFDF5"/>
+          </w:tcPr>
+          <w:p>
+            <w:pPr>
+              <w:spacing w:after="40" w:before="40"/>
+            </w:pPr>
+            <w:r>
+              <w:rPr>
+                <w:rFonts w:ascii="Malgun Gothic" w:hAnsi="Malgun Gothic" w:eastAsia="Malgun Gothic"/>
+                <w:b/>
+                <w:color w:val="0D9488"/>
+                <w:sz w:val="21"/>
+              </w:rPr>
+              <w:t xml:space="preserve">📖 </w:t>
+            </w:r>
+            <w:r>
+              <w:rPr>
+                <w:rFonts w:ascii="Malgun Gothic" w:hAnsi="Malgun Gothic" w:eastAsia="Malgun Gothic"/>
+                <w:b w:val="0"/>
+                <w:color w:val="334155"/>
+                <w:sz w:val="20"/>
+              </w:rPr>
+              <w:t xml:space="preserve">The </w:t>
+            </w:r>
+            <w:r>
+              <w:rPr>
+                <w:rFonts w:ascii="Malgun Gothic" w:hAnsi="Malgun Gothic" w:eastAsia="Malgun Gothic"/>
+                <w:b/>
+                <w:color w:val="334155"/>
+                <w:sz w:val="20"/>
+              </w:rPr>
+              <w:t>monthly report</w:t>
+            </w:r>
+            <w:r>
+              <w:rPr>
+                <w:rFonts w:ascii="Malgun Gothic" w:hAnsi="Malgun Gothic" w:eastAsia="Malgun Gothic"/>
+                <w:b w:val="0"/>
+                <w:color w:val="334155"/>
+                <w:sz w:val="20"/>
+              </w:rPr>
+              <w:t xml:space="preserve"> sent to parents is renewed as a </w:t>
+            </w:r>
+            <w:r>
+              <w:rPr>
+                <w:rFonts w:ascii="Malgun Gothic" w:hAnsi="Malgun Gothic" w:eastAsia="Malgun Gothic"/>
+                <w:b/>
+                <w:color w:val="334155"/>
+                <w:sz w:val="20"/>
+              </w:rPr>
+              <w:t>pentagon 5-axis graph</w:t>
+            </w:r>
+            <w:r>
+              <w:rPr>
+                <w:rFonts w:ascii="Malgun Gothic" w:hAnsi="Malgun Gothic" w:eastAsia="Malgun Gothic"/>
+                <w:b w:val="0"/>
+                <w:color w:val="334155"/>
+                <w:sz w:val="20"/>
+              </w:rPr>
+              <w:t xml:space="preserve"> — </w:t>
+            </w:r>
+            <w:r>
+              <w:rPr>
+                <w:rFonts w:ascii="Malgun Gothic" w:hAnsi="Malgun Gothic" w:eastAsia="Malgun Gothic"/>
+                <w:b/>
+                <w:color w:val="334155"/>
+                <w:sz w:val="20"/>
+              </w:rPr>
+              <w:t>Pronunciation &amp; Fluency / Vocabulary / Sentence Building / Class Attitude / Participation</w:t>
+            </w:r>
+            <w:r>
+              <w:rPr>
+                <w:rFonts w:ascii="Malgun Gothic" w:hAnsi="Malgun Gothic" w:eastAsia="Malgun Gothic"/>
+                <w:b w:val="0"/>
+                <w:color w:val="334155"/>
+                <w:sz w:val="20"/>
+              </w:rPr>
+              <w:t xml:space="preserve"> — at a glance, with attendance, judgment and a teacher's note. Admins and teachers enter a student ID and month to </w:t>
+            </w:r>
+            <w:r>
+              <w:rPr>
+                <w:rFonts w:ascii="Malgun Gothic" w:hAnsi="Malgun Gothic" w:eastAsia="Malgun Gothic"/>
+                <w:b/>
+                <w:color w:val="334155"/>
+                <w:sz w:val="20"/>
+              </w:rPr>
+              <w:t>preview</w:t>
+            </w:r>
+            <w:r>
+              <w:rPr>
+                <w:rFonts w:ascii="Malgun Gothic" w:hAnsi="Malgun Gothic" w:eastAsia="Malgun Gothic"/>
+                <w:b w:val="0"/>
+                <w:color w:val="334155"/>
+                <w:sz w:val="20"/>
+              </w:rPr>
+              <w:t xml:space="preserve">, then send the </w:t>
+            </w:r>
+            <w:r>
+              <w:rPr>
+                <w:rFonts w:ascii="Malgun Gothic" w:hAnsi="Malgun Gothic" w:eastAsia="Malgun Gothic"/>
+                <w:b/>
+                <w:color w:val="334155"/>
+                <w:sz w:val="20"/>
+              </w:rPr>
+              <w:t>KakaoTalk link</w:t>
+            </w:r>
+            <w:r>
+              <w:rPr>
+                <w:rFonts w:ascii="Malgun Gothic" w:hAnsi="Malgun Gothic" w:eastAsia="Malgun Gothic"/>
+                <w:b w:val="0"/>
+                <w:color w:val="334155"/>
+                <w:sz w:val="20"/>
+              </w:rPr>
+              <w:t>.</w:t>
+            </w:r>
+          </w:p>
+        </w:tc>
+      </w:tr>
+    </w:tbl>
+    <w:p>
+      <w:pPr>
+        <w:spacing w:after="40"/>
+      </w:pPr>
+    </w:p>
+    <w:p>
+      <w:pPr>
+        <w:spacing w:after="40" w:before="0"/>
+      </w:pPr>
+      <w:r>
+        <w:rPr>
+          <w:rFonts w:ascii="Malgun Gothic" w:hAnsi="Malgun Gothic" w:eastAsia="Malgun Gothic"/>
+          <w:b/>
+          <w:color w:val="0D9488"/>
+          <w:sz w:val="22"/>
+        </w:rPr>
+        <w:t>How to use</w:t>
+      </w:r>
+    </w:p>
+    <w:p>
+      <w:pPr>
+        <w:spacing w:after="40"/>
+        <w:ind w:left="288"/>
+      </w:pPr>
+      <w:r>
+        <w:rPr>
+          <w:rFonts w:ascii="Malgun Gothic" w:hAnsi="Malgun Gothic" w:eastAsia="Malgun Gothic"/>
+          <w:b/>
+          <w:color w:val="0EA5E9"/>
+          <w:sz w:val="21"/>
+        </w:rPr>
+        <w:t xml:space="preserve">1. </w:t>
+      </w:r>
+      <w:r>
+        <w:rPr>
+          <w:rFonts w:ascii="Malgun Gothic" w:hAnsi="Malgun Gothic" w:eastAsia="Malgun Gothic"/>
+          <w:b w:val="0"/>
+          <w:color w:val="334155"/>
+          <w:sz w:val="21"/>
+        </w:rPr>
+        <w:t xml:space="preserve">Open the </w:t>
+      </w:r>
+      <w:r>
+        <w:rPr>
+          <w:rFonts w:ascii="Malgun Gothic" w:hAnsi="Malgun Gothic" w:eastAsia="Malgun Gothic"/>
+          <w:b/>
+          <w:color w:val="0D9488"/>
+          <w:sz w:val="21"/>
+        </w:rPr>
+        <w:t>Monthly Report</w:t>
+      </w:r>
+      <w:r>
+        <w:rPr>
+          <w:rFonts w:ascii="Malgun Gothic" w:hAnsi="Malgun Gothic" w:eastAsia="Malgun Gothic"/>
+          <w:b w:val="0"/>
+          <w:color w:val="334155"/>
+          <w:sz w:val="21"/>
+        </w:rPr>
+        <w:t xml:space="preserve"> screen.</w:t>
+      </w:r>
+    </w:p>
+    <w:p>
+      <w:pPr>
+        <w:spacing w:after="40"/>
+        <w:ind w:left="288"/>
+      </w:pPr>
+      <w:r>
+        <w:rPr>
+          <w:rFonts w:ascii="Malgun Gothic" w:hAnsi="Malgun Gothic" w:eastAsia="Malgun Gothic"/>
+          <w:b/>
+          <w:color w:val="0EA5E9"/>
+          <w:sz w:val="21"/>
+        </w:rPr>
+        <w:t xml:space="preserve">2. </w:t>
+      </w:r>
+      <w:r>
+        <w:rPr>
+          <w:rFonts w:ascii="Malgun Gothic" w:hAnsi="Malgun Gothic" w:eastAsia="Malgun Gothic"/>
+          <w:b w:val="0"/>
+          <w:color w:val="334155"/>
+          <w:sz w:val="21"/>
+        </w:rPr>
+        <w:t xml:space="preserve">Enter a </w:t>
+      </w:r>
+      <w:r>
+        <w:rPr>
+          <w:rFonts w:ascii="Malgun Gothic" w:hAnsi="Malgun Gothic" w:eastAsia="Malgun Gothic"/>
+          <w:b/>
+          <w:color w:val="0D9488"/>
+          <w:sz w:val="21"/>
+        </w:rPr>
+        <w:t>student ID</w:t>
+      </w:r>
+      <w:r>
+        <w:rPr>
+          <w:rFonts w:ascii="Malgun Gothic" w:hAnsi="Malgun Gothic" w:eastAsia="Malgun Gothic"/>
+          <w:b w:val="0"/>
+          <w:color w:val="334155"/>
+          <w:sz w:val="21"/>
+        </w:rPr>
+        <w:t xml:space="preserve"> and </w:t>
+      </w:r>
+      <w:r>
+        <w:rPr>
+          <w:rFonts w:ascii="Malgun Gothic" w:hAnsi="Malgun Gothic" w:eastAsia="Malgun Gothic"/>
+          <w:b/>
+          <w:color w:val="0D9488"/>
+          <w:sz w:val="21"/>
+        </w:rPr>
+        <w:t>month</w:t>
+      </w:r>
+      <w:r>
+        <w:rPr>
+          <w:rFonts w:ascii="Malgun Gothic" w:hAnsi="Malgun Gothic" w:eastAsia="Malgun Gothic"/>
+          <w:b w:val="0"/>
+          <w:color w:val="334155"/>
+          <w:sz w:val="21"/>
+        </w:rPr>
+        <w:t xml:space="preserve">, press </w:t>
+      </w:r>
+      <w:r>
+        <w:rPr>
+          <w:rFonts w:ascii="Malgun Gothic" w:hAnsi="Malgun Gothic" w:eastAsia="Malgun Gothic"/>
+          <w:b/>
+          <w:color w:val="0D9488"/>
+          <w:sz w:val="21"/>
+        </w:rPr>
+        <w:t>View Report</w:t>
+      </w:r>
+      <w:r>
+        <w:rPr>
+          <w:rFonts w:ascii="Malgun Gothic" w:hAnsi="Malgun Gothic" w:eastAsia="Malgun Gothic"/>
+          <w:b w:val="0"/>
+          <w:color w:val="334155"/>
+          <w:sz w:val="21"/>
+        </w:rPr>
+        <w:t xml:space="preserve"> to preview.</w:t>
+      </w:r>
+    </w:p>
+    <w:p>
+      <w:pPr>
+        <w:spacing w:after="40"/>
+        <w:ind w:left="288"/>
+      </w:pPr>
+      <w:r>
+        <w:rPr>
+          <w:rFonts w:ascii="Malgun Gothic" w:hAnsi="Malgun Gothic" w:eastAsia="Malgun Gothic"/>
+          <w:b/>
+          <w:color w:val="0EA5E9"/>
+          <w:sz w:val="21"/>
+        </w:rPr>
+        <w:t xml:space="preserve">3. </w:t>
+      </w:r>
+      <w:r>
+        <w:rPr>
+          <w:rFonts w:ascii="Malgun Gothic" w:hAnsi="Malgun Gothic" w:eastAsia="Malgun Gothic"/>
+          <w:b w:val="0"/>
+          <w:color w:val="334155"/>
+          <w:sz w:val="21"/>
+        </w:rPr>
+        <w:t>Check the pentagon and teacher's note; top up evaluations if needed.</w:t>
+      </w:r>
+    </w:p>
+    <w:p>
+      <w:pPr>
+        <w:spacing w:after="40"/>
+        <w:ind w:left="288"/>
+      </w:pPr>
+      <w:r>
+        <w:rPr>
+          <w:rFonts w:ascii="Malgun Gothic" w:hAnsi="Malgun Gothic" w:eastAsia="Malgun Gothic"/>
+          <w:b/>
+          <w:color w:val="0EA5E9"/>
+          <w:sz w:val="21"/>
+        </w:rPr>
+        <w:t xml:space="preserve">4. </w:t>
+      </w:r>
+      <w:r>
+        <w:rPr>
+          <w:rFonts w:ascii="Malgun Gothic" w:hAnsi="Malgun Gothic" w:eastAsia="Malgun Gothic"/>
+          <w:b w:val="0"/>
+          <w:color w:val="334155"/>
+          <w:sz w:val="21"/>
+        </w:rPr>
+        <w:t xml:space="preserve">Append </w:t>
+      </w:r>
+      <w:r>
+        <w:rPr>
+          <w:rFonts w:ascii="Malgun Gothic" w:hAnsi="Malgun Gothic" w:eastAsia="Malgun Gothic"/>
+          <w:b/>
+          <w:color w:val="0D9488"/>
+          <w:sz w:val="21"/>
+        </w:rPr>
+        <w:t>?uid=ID&amp;period=YYYY-MM</w:t>
+      </w:r>
+      <w:r>
+        <w:rPr>
+          <w:rFonts w:ascii="Malgun Gothic" w:hAnsi="Malgun Gothic" w:eastAsia="Malgun Gothic"/>
+          <w:b w:val="0"/>
+          <w:color w:val="334155"/>
+          <w:sz w:val="21"/>
+        </w:rPr>
+        <w:t xml:space="preserve"> to the URL and send the </w:t>
+      </w:r>
+      <w:r>
+        <w:rPr>
+          <w:rFonts w:ascii="Malgun Gothic" w:hAnsi="Malgun Gothic" w:eastAsia="Malgun Gothic"/>
+          <w:b/>
+          <w:color w:val="0D9488"/>
+          <w:sz w:val="21"/>
+        </w:rPr>
+        <w:t>KakaoTalk link</w:t>
+      </w:r>
+      <w:r>
+        <w:rPr>
+          <w:rFonts w:ascii="Malgun Gothic" w:hAnsi="Malgun Gothic" w:eastAsia="Malgun Gothic"/>
+          <w:b w:val="0"/>
+          <w:color w:val="334155"/>
+          <w:sz w:val="21"/>
+        </w:rPr>
+        <w:t>.</w:t>
+      </w:r>
+    </w:p>
+    <w:p>
+      <w:pPr>
+        <w:spacing w:after="40" w:before="80"/>
+      </w:pPr>
+      <w:r>
+        <w:rPr>
+          <w:rFonts w:ascii="Malgun Gothic" w:hAnsi="Malgun Gothic" w:eastAsia="Malgun Gothic"/>
+          <w:b/>
+          <w:color w:val="0D9488"/>
+          <w:sz w:val="21"/>
+        </w:rPr>
+        <w:t>✅ Key Points</w:t>
+      </w:r>
+    </w:p>
+    <w:p>
+      <w:pPr>
+        <w:spacing w:after="20"/>
+        <w:ind w:left="288"/>
+      </w:pPr>
+      <w:r>
+        <w:rPr>
+          <w:rFonts w:ascii="Malgun Gothic" w:hAnsi="Malgun Gothic"/>
+          <w:color w:val="0D9488"/>
+        </w:rPr>
+        <w:t xml:space="preserve">• </w:t>
+      </w:r>
+      <w:r>
+        <w:rPr>
+          <w:rFonts w:ascii="Malgun Gothic" w:hAnsi="Malgun Gothic" w:eastAsia="Malgun Gothic"/>
+          <w:b/>
+          <w:color w:val="0D9488"/>
+          <w:sz w:val="20"/>
+        </w:rPr>
+        <w:t>Only axes with real records</w:t>
+      </w:r>
+      <w:r>
+        <w:rPr>
+          <w:rFonts w:ascii="Malgun Gothic" w:hAnsi="Malgun Gothic" w:eastAsia="Malgun Gothic"/>
+          <w:b w:val="0"/>
+          <w:color w:val="334155"/>
+          <w:sz w:val="20"/>
+        </w:rPr>
+        <w:t xml:space="preserve"> are filled, so it's trustworthy.</w:t>
+      </w:r>
+    </w:p>
+    <w:p>
+      <w:pPr>
+        <w:spacing w:after="20"/>
+        <w:ind w:left="288"/>
+      </w:pPr>
+      <w:r>
+        <w:rPr>
+          <w:rFonts w:ascii="Malgun Gothic" w:hAnsi="Malgun Gothic"/>
+          <w:color w:val="0D9488"/>
+        </w:rPr>
+        <w:t xml:space="preserve">• </w:t>
+      </w:r>
+      <w:r>
+        <w:rPr>
+          <w:rFonts w:ascii="Malgun Gothic" w:hAnsi="Malgun Gothic" w:eastAsia="Malgun Gothic"/>
+          <w:b w:val="0"/>
+          <w:color w:val="334155"/>
+          <w:sz w:val="20"/>
+        </w:rPr>
+        <w:t xml:space="preserve">Compiled on a </w:t>
+      </w:r>
+      <w:r>
+        <w:rPr>
+          <w:rFonts w:ascii="Malgun Gothic" w:hAnsi="Malgun Gothic" w:eastAsia="Malgun Gothic"/>
+          <w:b/>
+          <w:color w:val="0D9488"/>
+          <w:sz w:val="20"/>
+        </w:rPr>
+        <w:t>two-month cycle</w:t>
+      </w:r>
+      <w:r>
+        <w:rPr>
+          <w:rFonts w:ascii="Malgun Gothic" w:hAnsi="Malgun Gothic" w:eastAsia="Malgun Gothic"/>
+          <w:b w:val="0"/>
+          <w:color w:val="334155"/>
+          <w:sz w:val="20"/>
+        </w:rPr>
+        <w:t xml:space="preserve"> — conveys change without tiring parents.</w:t>
+      </w:r>
+    </w:p>
+    <w:p>
+      <w:pPr>
+        <w:spacing w:after="20"/>
+        <w:ind w:left="288"/>
+      </w:pPr>
+      <w:r>
+        <w:rPr>
+          <w:rFonts w:ascii="Malgun Gothic" w:hAnsi="Malgun Gothic"/>
+          <w:color w:val="0D9488"/>
+        </w:rPr>
+        <w:t xml:space="preserve">• </w:t>
+      </w:r>
+      <w:r>
+        <w:rPr>
+          <w:rFonts w:ascii="Malgun Gothic" w:hAnsi="Malgun Gothic" w:eastAsia="Malgun Gothic"/>
+          <w:b w:val="0"/>
+          <w:color w:val="334155"/>
+          <w:sz w:val="20"/>
+        </w:rPr>
+        <w:t>The Print/PDF button makes a paper report for consultations instantly.</w:t>
+      </w:r>
+    </w:p>
+    <w:tbl>
+      <w:tblPr>
+        <w:tblW w:type="auto" w:w="0"/>
+        <w:jc w:val="center"/>
+        <w:tblLook w:firstColumn="1" w:firstRow="1" w:lastColumn="0" w:lastRow="0" w:noHBand="0" w:noVBand="1" w:val="04A0"/>
+        <w:tblBorders>
+          <w:top w:val="none"/>
+          <w:left w:val="none"/>
+          <w:bottom w:val="none"/>
+          <w:right w:val="none"/>
+          <w:insideH w:val="none"/>
+          <w:insideV w:val="none"/>
+        </w:tblBorders>
+      </w:tblPr>
+      <w:tblGrid>
+        <w:gridCol w:w="9936"/>
+      </w:tblGrid>
+      <w:tr>
+        <w:tc>
+          <w:tcPr>
+            <w:tcW w:type="dxa" w:w="9216"/>
+            <w:shd w:val="clear" w:fill="FFFBEB"/>
+          </w:tcPr>
+          <w:p>
+            <w:pPr>
+              <w:spacing w:after="40" w:before="40"/>
+            </w:pPr>
+            <w:r>
+              <w:rPr>
+                <w:rFonts w:ascii="Malgun Gothic" w:hAnsi="Malgun Gothic" w:eastAsia="Malgun Gothic"/>
+                <w:b/>
+                <w:color w:val="B45309"/>
+                <w:sz w:val="21"/>
+              </w:rPr>
+              <w:t xml:space="preserve">⚠️ Good to know </w:t>
+            </w:r>
+            <w:r>
+              <w:rPr>
+                <w:rFonts w:ascii="Malgun Gothic" w:hAnsi="Malgun Gothic" w:eastAsia="Malgun Gothic"/>
+                <w:b w:val="0"/>
+                <w:color w:val="92670A"/>
+                <w:sz w:val="20"/>
+              </w:rPr>
+              <w:t xml:space="preserve">Report access passes an </w:t>
+            </w:r>
+            <w:r>
+              <w:rPr>
+                <w:rFonts w:ascii="Malgun Gothic" w:hAnsi="Malgun Gothic" w:eastAsia="Malgun Gothic"/>
+                <w:b/>
+                <w:color w:val="92670A"/>
+                <w:sz w:val="20"/>
+              </w:rPr>
+              <w:t>approval gate</w:t>
+            </w:r>
+            <w:r>
+              <w:rPr>
+                <w:rFonts w:ascii="Malgun Gothic" w:hAnsi="Malgun Gothic" w:eastAsia="Malgun Gothic"/>
+                <w:b w:val="0"/>
+                <w:color w:val="92670A"/>
+                <w:sz w:val="20"/>
+              </w:rPr>
+              <w:t xml:space="preserve"> — admins via their login session, parents only via the issued link (token).</w:t>
+            </w:r>
+          </w:p>
+        </w:tc>
+      </w:tr>
+    </w:tbl>
+    <w:p>
+      <w:pPr>
+        <w:spacing w:after="40"/>
+      </w:pPr>
+    </w:p>
+    <w:tbl>
+      <w:tblPr>
+        <w:tblW w:type="auto" w:w="0"/>
+        <w:jc w:val="center"/>
+        <w:tblLook w:firstColumn="1" w:firstRow="1" w:lastColumn="0" w:lastRow="0" w:noHBand="0" w:noVBand="1" w:val="04A0"/>
+        <w:tblBorders>
+          <w:top w:val="none"/>
+          <w:left w:val="none"/>
+          <w:bottom w:val="none"/>
+          <w:right w:val="none"/>
+          <w:insideH w:val="none"/>
+          <w:insideV w:val="none"/>
+        </w:tblBorders>
+      </w:tblPr>
+      <w:tblGrid>
+        <w:gridCol w:w="9936"/>
+      </w:tblGrid>
+      <w:tr>
+        <w:tc>
+          <w:tcPr>
+            <w:tcW w:type="dxa" w:w="9216"/>
+            <w:shd w:val="clear" w:fill="FFF7E6"/>
+          </w:tcPr>
+          <w:p>
+            <w:pPr>
+              <w:spacing w:after="40" w:before="40"/>
+            </w:pPr>
+            <w:r>
+              <w:rPr>
+                <w:rFonts w:ascii="Malgun Gothic" w:hAnsi="Malgun Gothic" w:eastAsia="Malgun Gothic"/>
+                <w:b/>
+                <w:color w:val="E8630A"/>
+                <w:sz w:val="21"/>
+              </w:rPr>
+              <w:t xml:space="preserve">💡 Tip </w:t>
+            </w:r>
+            <w:r>
+              <w:rPr>
+                <w:rFonts w:ascii="Malgun Gothic" w:hAnsi="Malgun Gothic" w:eastAsia="Malgun Gothic"/>
+                <w:b w:val="0"/>
+                <w:color w:val="5B4A2A"/>
+                <w:sz w:val="20"/>
+              </w:rPr>
+              <w:t>Sending the report link ahead of a booked consultation makes the meeting much smoother.</w:t>
+            </w:r>
+          </w:p>
+        </w:tc>
+      </w:tr>
+    </w:tbl>
+    <w:p>
+      <w:pPr>
+        <w:spacing w:after="40"/>
+      </w:pPr>
+    </w:p>
+    <w:p>
+      <w:pPr>
+        <w:spacing w:before="80" w:after="160"/>
+        <w:jc w:val="center"/>
+      </w:pPr>
+      <w:r>
+        <w:drawing>
+          <wp:inline xmlns:a="http://schemas.openxmlformats.org/drawingml/2006/main" xmlns:pic="http://schemas.openxmlformats.org/drawingml/2006/picture">
+            <wp:extent cx="5669280" cy="3543300"/>
+            <wp:docPr id="25" name="Picture 25"/>
+            <wp:cNvGraphicFramePr>
+              <a:graphicFrameLocks noChangeAspect="1"/>
+            </wp:cNvGraphicFramePr>
+            <a:graphic>
+              <a:graphicData uri="http://schemas.openxmlformats.org/drawingml/2006/picture">
+                <pic:pic>
+                  <pic:nvPicPr>
+                    <pic:cNvPr id="0" name="student_report_pentagon.jpg"/>
+                    <pic:cNvPicPr/>
+                  </pic:nvPicPr>
+                  <pic:blipFill>
+                    <a:blip r:embed="rId25"/>
                     <a:stretch>
                       <a:fillRect/>
                     </a:stretch>

--- a/cloudflare-deploy/public/library/branch/hq-en.docx
+++ b/cloudflare-deploy/public/library/branch/hq-en.docx
@@ -1074,7 +1074,7 @@
                 <w:color w:val="B45309"/>
                 <w:sz w:val="21"/>
               </w:rPr>
-              <w:t xml:space="preserve">⚠️ Good to know </w:t>
+              <w:t xml:space="preserve">Good to know </w:t>
             </w:r>
             <w:r>
               <w:rPr>
@@ -2434,7 +2434,7 @@
                 <w:color w:val="B45309"/>
                 <w:sz w:val="21"/>
               </w:rPr>
-              <w:t xml:space="preserve">⚠️ Good to know </w:t>
+              <w:t xml:space="preserve">Good to know </w:t>
             </w:r>
             <w:r>
               <w:rPr>
@@ -6367,7 +6367,7 @@
                 <w:color w:val="B45309"/>
                 <w:sz w:val="21"/>
               </w:rPr>
-              <w:t xml:space="preserve">⚠️ Good to know </w:t>
+              <w:t xml:space="preserve">Good to know </w:t>
             </w:r>
             <w:r>
               <w:rPr>
@@ -7003,7 +7003,7 @@
                 <w:color w:val="B45309"/>
                 <w:sz w:val="21"/>
               </w:rPr>
-              <w:t xml:space="preserve">⚠️ Good to know </w:t>
+              <w:t xml:space="preserve">Good to know </w:t>
             </w:r>
             <w:r>
               <w:rPr>
@@ -7621,7 +7621,7 @@
                 <w:color w:val="B45309"/>
                 <w:sz w:val="21"/>
               </w:rPr>
-              <w:t xml:space="preserve">⚠️ Good to know </w:t>
+              <w:t xml:space="preserve">Good to know </w:t>
             </w:r>
             <w:r>
               <w:rPr>
@@ -8112,7 +8112,7 @@
                 <w:color w:val="B45309"/>
                 <w:sz w:val="21"/>
               </w:rPr>
-              <w:t xml:space="preserve">⚠️ Good to know </w:t>
+              <w:t xml:space="preserve">Good to know </w:t>
             </w:r>
             <w:r>
               <w:rPr>
@@ -9303,7 +9303,7 @@
                 <w:color w:val="B45309"/>
                 <w:sz w:val="21"/>
               </w:rPr>
-              <w:t xml:space="preserve">⚠️ Good to know </w:t>
+              <w:t xml:space="preserve">Good to know </w:t>
             </w:r>
             <w:r>
               <w:rPr>
@@ -9918,7 +9918,7 @@
                 <w:color w:val="B45309"/>
                 <w:sz w:val="21"/>
               </w:rPr>
-              <w:t xml:space="preserve">⚠️ Good to know </w:t>
+              <w:t xml:space="preserve">Good to know </w:t>
             </w:r>
             <w:r>
               <w:rPr>
@@ -10690,7 +10690,7 @@
                 <w:color w:val="B45309"/>
                 <w:sz w:val="21"/>
               </w:rPr>
-              <w:t xml:space="preserve">⚠️ Good to know </w:t>
+              <w:t xml:space="preserve">Good to know </w:t>
             </w:r>
             <w:r>
               <w:rPr>
@@ -11335,7 +11335,7 @@
                 <w:color w:val="B45309"/>
                 <w:sz w:val="21"/>
               </w:rPr>
-              <w:t xml:space="preserve">⚠️ Good to know </w:t>
+              <w:t xml:space="preserve">Good to know </w:t>
             </w:r>
             <w:r>
               <w:rPr>
@@ -11449,6 +11449,3908 @@
                   </pic:nvPicPr>
                   <pic:blipFill>
                     <a:blip r:embed="rId25"/>
+                    <a:stretch>
+                      <a:fillRect/>
+                    </a:stretch>
+                  </pic:blipFill>
+                  <pic:spPr>
+                    <a:xfrm>
+                      <a:off x="0" y="0"/>
+                      <a:ext cx="5669280" cy="3543300"/>
+                    </a:xfrm>
+                    <a:prstGeom prst="rect"/>
+                  </pic:spPr>
+                </pic:pic>
+              </a:graphicData>
+            </a:graphic>
+          </wp:inline>
+        </w:drawing>
+      </w:r>
+    </w:p>
+    <w:p>
+      <w:pPr>
+        <w:spacing w:before="240" w:after="40"/>
+      </w:pPr>
+      <w:r>
+        <w:rPr>
+          <w:rFonts w:ascii="Malgun Gothic" w:hAnsi="Malgun Gothic" w:eastAsia="Malgun Gothic"/>
+          <w:b/>
+          <w:color w:val="0D9488"/>
+          <w:sz w:val="28"/>
+        </w:rPr>
+        <w:t>24.  📅 Parent Weekly Report (the re-enrolment lever)</w:t>
+      </w:r>
+    </w:p>
+    <w:p>
+      <w:pPr>
+        <w:spacing w:after="120" w:before="0"/>
+      </w:pPr>
+      <w:r>
+        <w:rPr>
+          <w:rFonts w:ascii="Malgun Gothic" w:hAnsi="Malgun Gothic" w:eastAsia="Malgun Gothic"/>
+          <w:b w:val="0"/>
+          <w:color w:val="64748B"/>
+          <w:sz w:val="21"/>
+        </w:rPr>
+        <w:t>Deliver the proof of growth competitors cannot show</w:t>
+      </w:r>
+    </w:p>
+    <w:tbl>
+      <w:tblPr>
+        <w:tblW w:type="auto" w:w="0"/>
+        <w:jc w:val="center"/>
+        <w:tblLook w:firstColumn="1" w:firstRow="1" w:lastColumn="0" w:lastRow="0" w:noHBand="0" w:noVBand="1" w:val="04A0"/>
+        <w:tblBorders>
+          <w:top w:val="none"/>
+          <w:left w:val="none"/>
+          <w:bottom w:val="none"/>
+          <w:right w:val="none"/>
+          <w:insideH w:val="none"/>
+          <w:insideV w:val="none"/>
+        </w:tblBorders>
+      </w:tblPr>
+      <w:tblGrid>
+        <w:gridCol w:w="9936"/>
+      </w:tblGrid>
+      <w:tr>
+        <w:tc>
+          <w:tcPr>
+            <w:tcW w:type="dxa" w:w="9216"/>
+            <w:shd w:val="clear" w:fill="ECFDF5"/>
+          </w:tcPr>
+          <w:p>
+            <w:pPr>
+              <w:spacing w:after="40" w:before="40"/>
+            </w:pPr>
+            <w:r>
+              <w:rPr>
+                <w:rFonts w:ascii="Malgun Gothic" w:hAnsi="Malgun Gothic" w:eastAsia="Malgun Gothic"/>
+                <w:b/>
+                <w:color w:val="0D9488"/>
+                <w:sz w:val="21"/>
+              </w:rPr>
+              <w:t xml:space="preserve">📖 </w:t>
+            </w:r>
+            <w:r>
+              <w:rPr>
+                <w:rFonts w:ascii="Malgun Gothic" w:hAnsi="Malgun Gothic" w:eastAsia="Malgun Gothic"/>
+                <w:b w:val="0"/>
+                <w:color w:val="334155"/>
+                <w:sz w:val="20"/>
+              </w:rPr>
+              <w:t xml:space="preserve">A report sent to parents containing the child's </w:t>
+            </w:r>
+            <w:r>
+              <w:rPr>
+                <w:rFonts w:ascii="Malgun Gothic" w:hAnsi="Malgun Gothic" w:eastAsia="Malgun Gothic"/>
+                <w:b/>
+                <w:color w:val="334155"/>
+                <w:sz w:val="20"/>
+              </w:rPr>
+              <w:t>week of activity</w:t>
+            </w:r>
+            <w:r>
+              <w:rPr>
+                <w:rFonts w:ascii="Malgun Gothic" w:hAnsi="Malgun Gothic" w:eastAsia="Malgun Gothic"/>
+                <w:b w:val="0"/>
+                <w:color w:val="334155"/>
+                <w:sz w:val="20"/>
+              </w:rPr>
+              <w:t xml:space="preserve"> (attendance, AI friend chats, judgment training, words conquered, pronunciation). The purpose is explicit — </w:t>
+            </w:r>
+            <w:r>
+              <w:rPr>
+                <w:rFonts w:ascii="Malgun Gothic" w:hAnsi="Malgun Gothic" w:eastAsia="Malgun Gothic"/>
+                <w:b/>
+                <w:color w:val="334155"/>
+                <w:sz w:val="20"/>
+              </w:rPr>
+              <w:t>deliver the proof of growth competitors cannot show, every week, and convert it into re-enrolment</w:t>
+            </w:r>
+            <w:r>
+              <w:rPr>
+                <w:rFonts w:ascii="Malgun Gothic" w:hAnsi="Malgun Gothic" w:eastAsia="Malgun Gothic"/>
+                <w:b w:val="0"/>
+                <w:color w:val="334155"/>
+                <w:sz w:val="20"/>
+              </w:rPr>
+              <w:t xml:space="preserve">. The admin screen covers </w:t>
+            </w:r>
+            <w:r>
+              <w:rPr>
+                <w:rFonts w:ascii="Malgun Gothic" w:hAnsi="Malgun Gothic" w:eastAsia="Malgun Gothic"/>
+                <w:b/>
+                <w:color w:val="334155"/>
+                <w:sz w:val="20"/>
+              </w:rPr>
+              <w:t>preview → test send → recipient count → send log</w:t>
+            </w:r>
+            <w:r>
+              <w:rPr>
+                <w:rFonts w:ascii="Malgun Gothic" w:hAnsi="Malgun Gothic" w:eastAsia="Malgun Gothic"/>
+                <w:b w:val="0"/>
+                <w:color w:val="334155"/>
+                <w:sz w:val="20"/>
+              </w:rPr>
+              <w:t>.</w:t>
+            </w:r>
+          </w:p>
+        </w:tc>
+      </w:tr>
+    </w:tbl>
+    <w:p>
+      <w:pPr>
+        <w:spacing w:after="40"/>
+      </w:pPr>
+    </w:p>
+    <w:p>
+      <w:pPr>
+        <w:spacing w:after="40" w:before="0"/>
+      </w:pPr>
+      <w:r>
+        <w:rPr>
+          <w:rFonts w:ascii="Malgun Gothic" w:hAnsi="Malgun Gothic" w:eastAsia="Malgun Gothic"/>
+          <w:b/>
+          <w:color w:val="0D9488"/>
+          <w:sz w:val="22"/>
+        </w:rPr>
+        <w:t>How to use</w:t>
+      </w:r>
+    </w:p>
+    <w:p>
+      <w:pPr>
+        <w:spacing w:after="40"/>
+        <w:ind w:left="288"/>
+      </w:pPr>
+      <w:r>
+        <w:rPr>
+          <w:rFonts w:ascii="Malgun Gothic" w:hAnsi="Malgun Gothic" w:eastAsia="Malgun Gothic"/>
+          <w:b/>
+          <w:color w:val="0EA5E9"/>
+          <w:sz w:val="21"/>
+        </w:rPr>
+        <w:t xml:space="preserve">1. </w:t>
+      </w:r>
+      <w:r>
+        <w:rPr>
+          <w:rFonts w:ascii="Malgun Gothic" w:hAnsi="Malgun Gothic" w:eastAsia="Malgun Gothic"/>
+          <w:b w:val="0"/>
+          <w:color w:val="334155"/>
+          <w:sz w:val="21"/>
+        </w:rPr>
+        <w:t xml:space="preserve">Open </w:t>
+      </w:r>
+      <w:r>
+        <w:rPr>
+          <w:rFonts w:ascii="Malgun Gothic" w:hAnsi="Malgun Gothic" w:eastAsia="Malgun Gothic"/>
+          <w:b/>
+          <w:color w:val="0D9488"/>
+          <w:sz w:val="21"/>
+        </w:rPr>
+        <w:t>📅 Parent Weekly Report</w:t>
+      </w:r>
+      <w:r>
+        <w:rPr>
+          <w:rFonts w:ascii="Malgun Gothic" w:hAnsi="Malgun Gothic" w:eastAsia="Malgun Gothic"/>
+          <w:b w:val="0"/>
+          <w:color w:val="334155"/>
+          <w:sz w:val="21"/>
+        </w:rPr>
+        <w:t xml:space="preserve"> in the admin menu.</w:t>
+      </w:r>
+    </w:p>
+    <w:p>
+      <w:pPr>
+        <w:spacing w:after="40"/>
+        <w:ind w:left="288"/>
+      </w:pPr>
+      <w:r>
+        <w:rPr>
+          <w:rFonts w:ascii="Malgun Gothic" w:hAnsi="Malgun Gothic" w:eastAsia="Malgun Gothic"/>
+          <w:b/>
+          <w:color w:val="0EA5E9"/>
+          <w:sz w:val="21"/>
+        </w:rPr>
+        <w:t xml:space="preserve">2. </w:t>
+      </w:r>
+      <w:r>
+        <w:rPr>
+          <w:rFonts w:ascii="Malgun Gothic" w:hAnsi="Malgun Gothic" w:eastAsia="Malgun Gothic"/>
+          <w:b w:val="0"/>
+          <w:color w:val="334155"/>
+          <w:sz w:val="21"/>
+        </w:rPr>
+        <w:t xml:space="preserve">Enter a student ID and press </w:t>
+      </w:r>
+      <w:r>
+        <w:rPr>
+          <w:rFonts w:ascii="Malgun Gothic" w:hAnsi="Malgun Gothic" w:eastAsia="Malgun Gothic"/>
+          <w:b/>
+          <w:color w:val="0D9488"/>
+          <w:sz w:val="21"/>
+        </w:rPr>
+        <w:t>Preview</w:t>
+      </w:r>
+      <w:r>
+        <w:rPr>
+          <w:rFonts w:ascii="Malgun Gothic" w:hAnsi="Malgun Gothic" w:eastAsia="Malgun Gothic"/>
+          <w:b w:val="0"/>
+          <w:color w:val="334155"/>
+          <w:sz w:val="21"/>
+        </w:rPr>
+        <w:t xml:space="preserve"> to check the content.</w:t>
+      </w:r>
+    </w:p>
+    <w:p>
+      <w:pPr>
+        <w:spacing w:after="40"/>
+        <w:ind w:left="288"/>
+      </w:pPr>
+      <w:r>
+        <w:rPr>
+          <w:rFonts w:ascii="Malgun Gothic" w:hAnsi="Malgun Gothic" w:eastAsia="Malgun Gothic"/>
+          <w:b/>
+          <w:color w:val="0EA5E9"/>
+          <w:sz w:val="21"/>
+        </w:rPr>
+        <w:t xml:space="preserve">3. </w:t>
+      </w:r>
+      <w:r>
+        <w:rPr>
+          <w:rFonts w:ascii="Malgun Gothic" w:hAnsi="Malgun Gothic" w:eastAsia="Malgun Gothic"/>
+          <w:b w:val="0"/>
+          <w:color w:val="334155"/>
+          <w:sz w:val="21"/>
+        </w:rPr>
+        <w:t xml:space="preserve">If needed, use </w:t>
+      </w:r>
+      <w:r>
+        <w:rPr>
+          <w:rFonts w:ascii="Malgun Gothic" w:hAnsi="Malgun Gothic" w:eastAsia="Malgun Gothic"/>
+          <w:b/>
+          <w:color w:val="0D9488"/>
+          <w:sz w:val="21"/>
+        </w:rPr>
+        <w:t>Send to this parent</w:t>
+      </w:r>
+      <w:r>
+        <w:rPr>
+          <w:rFonts w:ascii="Malgun Gothic" w:hAnsi="Malgun Gothic" w:eastAsia="Malgun Gothic"/>
+          <w:b w:val="0"/>
+          <w:color w:val="334155"/>
+          <w:sz w:val="21"/>
+        </w:rPr>
+        <w:t xml:space="preserve"> to test with a single recipient.</w:t>
+      </w:r>
+    </w:p>
+    <w:p>
+      <w:pPr>
+        <w:spacing w:after="40"/>
+        <w:ind w:left="288"/>
+      </w:pPr>
+      <w:r>
+        <w:rPr>
+          <w:rFonts w:ascii="Malgun Gothic" w:hAnsi="Malgun Gothic" w:eastAsia="Malgun Gothic"/>
+          <w:b/>
+          <w:color w:val="0EA5E9"/>
+          <w:sz w:val="21"/>
+        </w:rPr>
+        <w:t xml:space="preserve">4. </w:t>
+      </w:r>
+      <w:r>
+        <w:rPr>
+          <w:rFonts w:ascii="Malgun Gothic" w:hAnsi="Malgun Gothic" w:eastAsia="Malgun Gothic"/>
+          <w:b w:val="0"/>
+          <w:color w:val="334155"/>
+          <w:sz w:val="21"/>
+        </w:rPr>
+        <w:t xml:space="preserve">Use </w:t>
+      </w:r>
+      <w:r>
+        <w:rPr>
+          <w:rFonts w:ascii="Malgun Gothic" w:hAnsi="Malgun Gothic" w:eastAsia="Malgun Gothic"/>
+          <w:b/>
+          <w:color w:val="0D9488"/>
+          <w:sz w:val="21"/>
+        </w:rPr>
+        <w:t>Count recipients</w:t>
+      </w:r>
+      <w:r>
+        <w:rPr>
+          <w:rFonts w:ascii="Malgun Gothic" w:hAnsi="Malgun Gothic" w:eastAsia="Malgun Gothic"/>
+          <w:b w:val="0"/>
+          <w:color w:val="334155"/>
+          <w:sz w:val="21"/>
+        </w:rPr>
+        <w:t xml:space="preserve"> to see how many students can receive it (those with a registered phone number).</w:t>
+      </w:r>
+    </w:p>
+    <w:p>
+      <w:pPr>
+        <w:spacing w:after="40"/>
+        <w:ind w:left="288"/>
+      </w:pPr>
+      <w:r>
+        <w:rPr>
+          <w:rFonts w:ascii="Malgun Gothic" w:hAnsi="Malgun Gothic" w:eastAsia="Malgun Gothic"/>
+          <w:b/>
+          <w:color w:val="0EA5E9"/>
+          <w:sz w:val="21"/>
+        </w:rPr>
+        <w:t xml:space="preserve">5. </w:t>
+      </w:r>
+      <w:r>
+        <w:rPr>
+          <w:rFonts w:ascii="Malgun Gothic" w:hAnsi="Malgun Gothic" w:eastAsia="Malgun Gothic"/>
+          <w:b w:val="0"/>
+          <w:color w:val="334155"/>
+          <w:sz w:val="21"/>
+        </w:rPr>
+        <w:t xml:space="preserve">Check </w:t>
+      </w:r>
+      <w:r>
+        <w:rPr>
+          <w:rFonts w:ascii="Malgun Gothic" w:hAnsi="Malgun Gothic" w:eastAsia="Malgun Gothic"/>
+          <w:b/>
+          <w:color w:val="0D9488"/>
+          <w:sz w:val="21"/>
+        </w:rPr>
+        <w:t>Recent send log</w:t>
+      </w:r>
+      <w:r>
+        <w:rPr>
+          <w:rFonts w:ascii="Malgun Gothic" w:hAnsi="Malgun Gothic" w:eastAsia="Malgun Gothic"/>
+          <w:b w:val="0"/>
+          <w:color w:val="334155"/>
+          <w:sz w:val="21"/>
+        </w:rPr>
+        <w:t xml:space="preserve"> for what actually went out.</w:t>
+      </w:r>
+    </w:p>
+    <w:p>
+      <w:pPr>
+        <w:spacing w:after="40" w:before="80"/>
+      </w:pPr>
+      <w:r>
+        <w:rPr>
+          <w:rFonts w:ascii="Malgun Gothic" w:hAnsi="Malgun Gothic" w:eastAsia="Malgun Gothic"/>
+          <w:b/>
+          <w:color w:val="0D9488"/>
+          <w:sz w:val="21"/>
+        </w:rPr>
+        <w:t>✅ Key Points</w:t>
+      </w:r>
+    </w:p>
+    <w:p>
+      <w:pPr>
+        <w:spacing w:after="20"/>
+        <w:ind w:left="288"/>
+      </w:pPr>
+      <w:r>
+        <w:rPr>
+          <w:rFonts w:ascii="Malgun Gothic" w:hAnsi="Malgun Gothic"/>
+          <w:color w:val="0D9488"/>
+        </w:rPr>
+        <w:t xml:space="preserve">• </w:t>
+      </w:r>
+      <w:r>
+        <w:rPr>
+          <w:rFonts w:ascii="Malgun Gothic" w:hAnsi="Malgun Gothic" w:eastAsia="Malgun Gothic"/>
+          <w:b w:val="0"/>
+          <w:color w:val="334155"/>
+          <w:sz w:val="20"/>
+        </w:rPr>
+        <w:t xml:space="preserve">What the report contains: </w:t>
+      </w:r>
+      <w:r>
+        <w:rPr>
+          <w:rFonts w:ascii="Malgun Gothic" w:hAnsi="Malgun Gothic" w:eastAsia="Malgun Gothic"/>
+          <w:b/>
+          <w:color w:val="0D9488"/>
+          <w:sz w:val="20"/>
+        </w:rPr>
+        <w:t>📅 attendance days · 🔥 streak · 🤖 AI chats · 📚 words conquered · 🧠 judgment · 🎤 pronunciation</w:t>
+      </w:r>
+      <w:r>
+        <w:rPr>
+          <w:rFonts w:ascii="Malgun Gothic" w:hAnsi="Malgun Gothic" w:eastAsia="Malgun Gothic"/>
+          <w:b w:val="0"/>
+          <w:color w:val="334155"/>
+          <w:sz w:val="20"/>
+        </w:rPr>
+        <w:t>.</w:t>
+      </w:r>
+    </w:p>
+    <w:p>
+      <w:pPr>
+        <w:spacing w:after="20"/>
+        <w:ind w:left="288"/>
+      </w:pPr>
+      <w:r>
+        <w:rPr>
+          <w:rFonts w:ascii="Malgun Gothic" w:hAnsi="Malgun Gothic"/>
+          <w:color w:val="0D9488"/>
+        </w:rPr>
+        <w:t xml:space="preserve">• </w:t>
+      </w:r>
+      <w:r>
+        <w:rPr>
+          <w:rFonts w:ascii="Malgun Gothic" w:hAnsi="Malgun Gothic" w:eastAsia="Malgun Gothic"/>
+          <w:b/>
+          <w:color w:val="0D9488"/>
+          <w:sz w:val="20"/>
+        </w:rPr>
+        <w:t>Only students with a registered phone number</w:t>
+      </w:r>
+      <w:r>
+        <w:rPr>
+          <w:rFonts w:ascii="Malgun Gothic" w:hAnsi="Malgun Gothic" w:eastAsia="Malgun Gothic"/>
+          <w:b w:val="0"/>
+          <w:color w:val="334155"/>
+          <w:sz w:val="20"/>
+        </w:rPr>
+        <w:t xml:space="preserve"> can receive it — the count screen also reports how many are missing one.</w:t>
+      </w:r>
+    </w:p>
+    <w:p>
+      <w:pPr>
+        <w:spacing w:after="20"/>
+        <w:ind w:left="288"/>
+      </w:pPr>
+      <w:r>
+        <w:rPr>
+          <w:rFonts w:ascii="Malgun Gothic" w:hAnsi="Malgun Gothic"/>
+          <w:color w:val="0D9488"/>
+        </w:rPr>
+        <w:t xml:space="preserve">• </w:t>
+      </w:r>
+      <w:r>
+        <w:rPr>
+          <w:rFonts w:ascii="Malgun Gothic" w:hAnsi="Malgun Gothic" w:eastAsia="Malgun Gothic"/>
+          <w:b w:val="0"/>
+          <w:color w:val="334155"/>
+          <w:sz w:val="20"/>
+        </w:rPr>
+        <w:t xml:space="preserve">A </w:t>
+      </w:r>
+      <w:r>
+        <w:rPr>
+          <w:rFonts w:ascii="Malgun Gothic" w:hAnsi="Malgun Gothic" w:eastAsia="Malgun Gothic"/>
+          <w:b/>
+          <w:color w:val="0D9488"/>
+          <w:sz w:val="20"/>
+        </w:rPr>
+        <w:t>Friday-evening automatic send (cron)</w:t>
+      </w:r>
+      <w:r>
+        <w:rPr>
+          <w:rFonts w:ascii="Malgun Gothic" w:hAnsi="Malgun Gothic" w:eastAsia="Malgun Gothic"/>
+          <w:b w:val="0"/>
+          <w:color w:val="334155"/>
+          <w:sz w:val="20"/>
+        </w:rPr>
+        <w:t xml:space="preserve"> is prepared and ready.</w:t>
+      </w:r>
+    </w:p>
+    <w:tbl>
+      <w:tblPr>
+        <w:tblW w:type="auto" w:w="0"/>
+        <w:jc w:val="center"/>
+        <w:tblLook w:firstColumn="1" w:firstRow="1" w:lastColumn="0" w:lastRow="0" w:noHBand="0" w:noVBand="1" w:val="04A0"/>
+        <w:tblBorders>
+          <w:top w:val="none"/>
+          <w:left w:val="none"/>
+          <w:bottom w:val="none"/>
+          <w:right w:val="none"/>
+          <w:insideH w:val="none"/>
+          <w:insideV w:val="none"/>
+        </w:tblBorders>
+      </w:tblPr>
+      <w:tblGrid>
+        <w:gridCol w:w="9936"/>
+      </w:tblGrid>
+      <w:tr>
+        <w:tc>
+          <w:tcPr>
+            <w:tcW w:type="dxa" w:w="9216"/>
+            <w:shd w:val="clear" w:fill="FFFBEB"/>
+          </w:tcPr>
+          <w:p>
+            <w:pPr>
+              <w:spacing w:after="40" w:before="40"/>
+            </w:pPr>
+            <w:r>
+              <w:rPr>
+                <w:rFonts w:ascii="Malgun Gothic" w:hAnsi="Malgun Gothic" w:eastAsia="Malgun Gothic"/>
+                <w:b/>
+                <w:color w:val="B45309"/>
+                <w:sz w:val="21"/>
+              </w:rPr>
+              <w:t xml:space="preserve">Good to know </w:t>
+            </w:r>
+            <w:r>
+              <w:rPr>
+                <w:rFonts w:ascii="Malgun Gothic" w:hAnsi="Malgun Gothic" w:eastAsia="Malgun Gothic"/>
+                <w:b w:val="0"/>
+                <w:color w:val="92670A"/>
+                <w:sz w:val="20"/>
+              </w:rPr>
+              <w:t xml:space="preserve">🔴 </w:t>
+            </w:r>
+            <w:r>
+              <w:rPr>
+                <w:rFonts w:ascii="Malgun Gothic" w:hAnsi="Malgun Gothic" w:eastAsia="Malgun Gothic"/>
+                <w:b/>
+                <w:color w:val="92670A"/>
+                <w:sz w:val="20"/>
+              </w:rPr>
+              <w:t>The full automatic send is OFF by default.</w:t>
+            </w:r>
+            <w:r>
+              <w:rPr>
+                <w:rFonts w:ascii="Malgun Gothic" w:hAnsi="Malgun Gothic" w:eastAsia="Malgun Gothic"/>
+                <w:b w:val="0"/>
+                <w:color w:val="92670A"/>
+                <w:sz w:val="20"/>
+              </w:rPr>
+              <w:t xml:space="preserve"> Real messages only go out after an admin turns on the KV switch — a safeguard against accidentally messaging 29,000 people. Turn it on only after the alert-talk template is approved and management has decided.</w:t>
+            </w:r>
+          </w:p>
+        </w:tc>
+      </w:tr>
+    </w:tbl>
+    <w:p>
+      <w:pPr>
+        <w:spacing w:after="40"/>
+      </w:pPr>
+    </w:p>
+    <w:tbl>
+      <w:tblPr>
+        <w:tblW w:type="auto" w:w="0"/>
+        <w:jc w:val="center"/>
+        <w:tblLook w:firstColumn="1" w:firstRow="1" w:lastColumn="0" w:lastRow="0" w:noHBand="0" w:noVBand="1" w:val="04A0"/>
+        <w:tblBorders>
+          <w:top w:val="none"/>
+          <w:left w:val="none"/>
+          <w:bottom w:val="none"/>
+          <w:right w:val="none"/>
+          <w:insideH w:val="none"/>
+          <w:insideV w:val="none"/>
+        </w:tblBorders>
+      </w:tblPr>
+      <w:tblGrid>
+        <w:gridCol w:w="9936"/>
+      </w:tblGrid>
+      <w:tr>
+        <w:tc>
+          <w:tcPr>
+            <w:tcW w:type="dxa" w:w="9216"/>
+            <w:shd w:val="clear" w:fill="FFF7E6"/>
+          </w:tcPr>
+          <w:p>
+            <w:pPr>
+              <w:spacing w:after="40" w:before="40"/>
+            </w:pPr>
+            <w:r>
+              <w:rPr>
+                <w:rFonts w:ascii="Malgun Gothic" w:hAnsi="Malgun Gothic" w:eastAsia="Malgun Gothic"/>
+                <w:b/>
+                <w:color w:val="E8630A"/>
+                <w:sz w:val="21"/>
+              </w:rPr>
+              <w:t xml:space="preserve">💡 Tip </w:t>
+            </w:r>
+            <w:r>
+              <w:rPr>
+                <w:rFonts w:ascii="Malgun Gothic" w:hAnsi="Malgun Gothic" w:eastAsia="Malgun Gothic"/>
+                <w:b w:val="0"/>
+                <w:color w:val="5B4A2A"/>
+                <w:sz w:val="20"/>
+              </w:rPr>
+              <w:t xml:space="preserve">Start with </w:t>
+            </w:r>
+            <w:r>
+              <w:rPr>
+                <w:rFonts w:ascii="Malgun Gothic" w:hAnsi="Malgun Gothic" w:eastAsia="Malgun Gothic"/>
+                <w:b/>
+                <w:color w:val="5B4A2A"/>
+                <w:sz w:val="20"/>
+              </w:rPr>
+              <w:t>preview → a single test send</w:t>
+            </w:r>
+            <w:r>
+              <w:rPr>
+                <w:rFonts w:ascii="Malgun Gothic" w:hAnsi="Malgun Gothic" w:eastAsia="Malgun Gothic"/>
+                <w:b w:val="0"/>
+                <w:color w:val="5B4A2A"/>
+                <w:sz w:val="20"/>
+              </w:rPr>
+              <w:t xml:space="preserve"> only. Once the wording is settled, then turn on the full switch.</w:t>
+            </w:r>
+          </w:p>
+        </w:tc>
+      </w:tr>
+    </w:tbl>
+    <w:p>
+      <w:pPr>
+        <w:spacing w:after="40"/>
+      </w:pPr>
+    </w:p>
+    <w:p>
+      <w:pPr>
+        <w:spacing w:before="80" w:after="160"/>
+        <w:jc w:val="center"/>
+      </w:pPr>
+      <w:r>
+        <w:drawing>
+          <wp:inline xmlns:a="http://schemas.openxmlformats.org/drawingml/2006/main" xmlns:pic="http://schemas.openxmlformats.org/drawingml/2006/picture">
+            <wp:extent cx="5669280" cy="3543300"/>
+            <wp:docPr id="26" name="Picture 26"/>
+            <wp:cNvGraphicFramePr>
+              <a:graphicFrameLocks noChangeAspect="1"/>
+            </wp:cNvGraphicFramePr>
+            <a:graphic>
+              <a:graphicData uri="http://schemas.openxmlformats.org/drawingml/2006/picture">
+                <pic:pic>
+                  <pic:nvPicPr>
+                    <pic:cNvPr id="0" name="admin_parent_weekly.jpg"/>
+                    <pic:cNvPicPr/>
+                  </pic:nvPicPr>
+                  <pic:blipFill>
+                    <a:blip r:embed="rId26"/>
+                    <a:stretch>
+                      <a:fillRect/>
+                    </a:stretch>
+                  </pic:blipFill>
+                  <pic:spPr>
+                    <a:xfrm>
+                      <a:off x="0" y="0"/>
+                      <a:ext cx="5669280" cy="3543300"/>
+                    </a:xfrm>
+                    <a:prstGeom prst="rect"/>
+                  </pic:spPr>
+                </pic:pic>
+              </a:graphicData>
+            </a:graphic>
+          </wp:inline>
+        </w:drawing>
+      </w:r>
+    </w:p>
+    <w:p>
+      <w:pPr>
+        <w:spacing w:before="240" w:after="40"/>
+      </w:pPr>
+      <w:r>
+        <w:rPr>
+          <w:rFonts w:ascii="Malgun Gothic" w:hAnsi="Malgun Gothic" w:eastAsia="Malgun Gothic"/>
+          <w:b/>
+          <w:color w:val="0D9488"/>
+          <w:sz w:val="28"/>
+        </w:rPr>
+        <w:t>25.  🏠 Home Screen Split (first-time parent vs. existing member)</w:t>
+      </w:r>
+    </w:p>
+    <w:p>
+      <w:pPr>
+        <w:spacing w:after="120" w:before="0"/>
+      </w:pPr>
+      <w:r>
+        <w:rPr>
+          <w:rFonts w:ascii="Malgun Gothic" w:hAnsi="Malgun Gothic" w:eastAsia="Malgun Gothic"/>
+          <w:b w:val="0"/>
+          <w:color w:val="64748B"/>
+          <w:sz w:val="21"/>
+        </w:rPr>
+        <w:t>Fewer 'how do I start?' calls, more trial sign-ups</w:t>
+      </w:r>
+    </w:p>
+    <w:tbl>
+      <w:tblPr>
+        <w:tblW w:type="auto" w:w="0"/>
+        <w:jc w:val="center"/>
+        <w:tblLook w:firstColumn="1" w:firstRow="1" w:lastColumn="0" w:lastRow="0" w:noHBand="0" w:noVBand="1" w:val="04A0"/>
+        <w:tblBorders>
+          <w:top w:val="none"/>
+          <w:left w:val="none"/>
+          <w:bottom w:val="none"/>
+          <w:right w:val="none"/>
+          <w:insideH w:val="none"/>
+          <w:insideV w:val="none"/>
+        </w:tblBorders>
+      </w:tblPr>
+      <w:tblGrid>
+        <w:gridCol w:w="9936"/>
+      </w:tblGrid>
+      <w:tr>
+        <w:tc>
+          <w:tcPr>
+            <w:tcW w:type="dxa" w:w="9216"/>
+            <w:shd w:val="clear" w:fill="ECFDF5"/>
+          </w:tcPr>
+          <w:p>
+            <w:pPr>
+              <w:spacing w:after="40" w:before="40"/>
+            </w:pPr>
+            <w:r>
+              <w:rPr>
+                <w:rFonts w:ascii="Malgun Gothic" w:hAnsi="Malgun Gothic" w:eastAsia="Malgun Gothic"/>
+                <w:b/>
+                <w:color w:val="0D9488"/>
+                <w:sz w:val="21"/>
+              </w:rPr>
+              <w:t xml:space="preserve">📖 </w:t>
+            </w:r>
+            <w:r>
+              <w:rPr>
+                <w:rFonts w:ascii="Malgun Gothic" w:hAnsi="Malgun Gothic" w:eastAsia="Malgun Gothic"/>
+                <w:b w:val="0"/>
+                <w:color w:val="334155"/>
+                <w:sz w:val="20"/>
+              </w:rPr>
+              <w:t xml:space="preserve">The first screen of the site (the hero) now shows </w:t>
+            </w:r>
+            <w:r>
+              <w:rPr>
+                <w:rFonts w:ascii="Malgun Gothic" w:hAnsi="Malgun Gothic" w:eastAsia="Malgun Gothic"/>
+                <w:b/>
+                <w:color w:val="334155"/>
+                <w:sz w:val="20"/>
+              </w:rPr>
+              <w:t>one of two versions depending on who is looking</w:t>
+            </w:r>
+            <w:r>
+              <w:rPr>
+                <w:rFonts w:ascii="Malgun Gothic" w:hAnsi="Malgun Gothic" w:eastAsia="Malgun Gothic"/>
+                <w:b w:val="0"/>
+                <w:color w:val="334155"/>
+                <w:sz w:val="20"/>
+              </w:rPr>
+              <w:t xml:space="preserve">. A </w:t>
+            </w:r>
+            <w:r>
+              <w:rPr>
+                <w:rFonts w:ascii="Malgun Gothic" w:hAnsi="Malgun Gothic" w:eastAsia="Malgun Gothic"/>
+                <w:b/>
+                <w:color w:val="334155"/>
+                <w:sz w:val="20"/>
+              </w:rPr>
+              <w:t>first-time parent</w:t>
+            </w:r>
+            <w:r>
+              <w:rPr>
+                <w:rFonts w:ascii="Malgun Gothic" w:hAnsi="Malgun Gothic" w:eastAsia="Malgun Gothic"/>
+                <w:b w:val="0"/>
+                <w:color w:val="334155"/>
+                <w:sz w:val="20"/>
+              </w:rPr>
+              <w:t xml:space="preserve"> sees &lt;b&gt;Book a Free Trial&lt;/b&gt; as the biggest button; a </w:t>
+            </w:r>
+            <w:r>
+              <w:rPr>
+                <w:rFonts w:ascii="Malgun Gothic" w:hAnsi="Malgun Gothic" w:eastAsia="Malgun Gothic"/>
+                <w:b/>
+                <w:color w:val="334155"/>
+                <w:sz w:val="20"/>
+              </w:rPr>
+              <w:t>logged-in member</w:t>
+            </w:r>
+            <w:r>
+              <w:rPr>
+                <w:rFonts w:ascii="Malgun Gothic" w:hAnsi="Malgun Gothic" w:eastAsia="Malgun Gothic"/>
+                <w:b w:val="0"/>
+                <w:color w:val="334155"/>
+                <w:sz w:val="20"/>
+              </w:rPr>
+              <w:t xml:space="preserve"> sees &lt;b&gt;Enter Class&lt;/b&gt;. We checked four competitors directly (Cambly Kids, Min Byung-chul UPhone, Engoo, Ringle) and </w:t>
+            </w:r>
+            <w:r>
+              <w:rPr>
+                <w:rFonts w:ascii="Malgun Gothic" w:hAnsi="Malgun Gothic" w:eastAsia="Malgun Gothic"/>
+                <w:b/>
+                <w:color w:val="334155"/>
+                <w:sz w:val="20"/>
+              </w:rPr>
+              <w:t>all four lead with a new-customer call to action</w:t>
+            </w:r>
+            <w:r>
+              <w:rPr>
+                <w:rFonts w:ascii="Malgun Gothic" w:hAnsi="Malgun Gothic" w:eastAsia="Malgun Gothic"/>
+                <w:b w:val="0"/>
+                <w:color w:val="334155"/>
+                <w:sz w:val="20"/>
+              </w:rPr>
+              <w:t xml:space="preserve"> — this change follows that evidence.</w:t>
+            </w:r>
+          </w:p>
+        </w:tc>
+      </w:tr>
+    </w:tbl>
+    <w:p>
+      <w:pPr>
+        <w:spacing w:after="40"/>
+      </w:pPr>
+    </w:p>
+    <w:p>
+      <w:pPr>
+        <w:spacing w:after="40" w:before="0"/>
+      </w:pPr>
+      <w:r>
+        <w:rPr>
+          <w:rFonts w:ascii="Malgun Gothic" w:hAnsi="Malgun Gothic" w:eastAsia="Malgun Gothic"/>
+          <w:b/>
+          <w:color w:val="0D9488"/>
+          <w:sz w:val="22"/>
+        </w:rPr>
+        <w:t>How to use</w:t>
+      </w:r>
+    </w:p>
+    <w:p>
+      <w:pPr>
+        <w:spacing w:after="40"/>
+        <w:ind w:left="288"/>
+      </w:pPr>
+      <w:r>
+        <w:rPr>
+          <w:rFonts w:ascii="Malgun Gothic" w:hAnsi="Malgun Gothic" w:eastAsia="Malgun Gothic"/>
+          <w:b/>
+          <w:color w:val="0EA5E9"/>
+          <w:sz w:val="21"/>
+        </w:rPr>
+        <w:t xml:space="preserve">1. </w:t>
+      </w:r>
+      <w:r>
+        <w:rPr>
+          <w:rFonts w:ascii="Malgun Gothic" w:hAnsi="Malgun Gothic" w:eastAsia="Malgun Gothic"/>
+          <w:b w:val="0"/>
+          <w:color w:val="334155"/>
+          <w:sz w:val="21"/>
+        </w:rPr>
+        <w:t xml:space="preserve">Open the </w:t>
+      </w:r>
+      <w:r>
+        <w:rPr>
+          <w:rFonts w:ascii="Malgun Gothic" w:hAnsi="Malgun Gothic" w:eastAsia="Malgun Gothic"/>
+          <w:b/>
+          <w:color w:val="0D9488"/>
+          <w:sz w:val="21"/>
+        </w:rPr>
+        <w:t>home URL in a private/incognito window</w:t>
+      </w:r>
+      <w:r>
+        <w:rPr>
+          <w:rFonts w:ascii="Malgun Gothic" w:hAnsi="Malgun Gothic" w:eastAsia="Malgun Gothic"/>
+          <w:b w:val="0"/>
+          <w:color w:val="334155"/>
+          <w:sz w:val="21"/>
+        </w:rPr>
+        <w:t xml:space="preserve"> to see the </w:t>
+      </w:r>
+      <w:r>
+        <w:rPr>
+          <w:rFonts w:ascii="Malgun Gothic" w:hAnsi="Malgun Gothic" w:eastAsia="Malgun Gothic"/>
+          <w:b/>
+          <w:color w:val="0D9488"/>
+          <w:sz w:val="21"/>
+        </w:rPr>
+        <w:t>guest screen</w:t>
+      </w:r>
+      <w:r>
+        <w:rPr>
+          <w:rFonts w:ascii="Malgun Gothic" w:hAnsi="Malgun Gothic" w:eastAsia="Malgun Gothic"/>
+          <w:b w:val="0"/>
+          <w:color w:val="334155"/>
+          <w:sz w:val="21"/>
+        </w:rPr>
+        <w:t>.</w:t>
+      </w:r>
+    </w:p>
+    <w:p>
+      <w:pPr>
+        <w:spacing w:after="40"/>
+        <w:ind w:left="288"/>
+      </w:pPr>
+      <w:r>
+        <w:rPr>
+          <w:rFonts w:ascii="Malgun Gothic" w:hAnsi="Malgun Gothic" w:eastAsia="Malgun Gothic"/>
+          <w:b/>
+          <w:color w:val="0EA5E9"/>
+          <w:sz w:val="21"/>
+        </w:rPr>
+        <w:t xml:space="preserve">2. </w:t>
+      </w:r>
+      <w:r>
+        <w:rPr>
+          <w:rFonts w:ascii="Malgun Gothic" w:hAnsi="Malgun Gothic" w:eastAsia="Malgun Gothic"/>
+          <w:b w:val="0"/>
+          <w:color w:val="334155"/>
+          <w:sz w:val="21"/>
+        </w:rPr>
+        <w:t xml:space="preserve">Confirm the two large buttons: </w:t>
+      </w:r>
+      <w:r>
+        <w:rPr>
+          <w:rFonts w:ascii="Malgun Gothic" w:hAnsi="Malgun Gothic" w:eastAsia="Malgun Gothic"/>
+          <w:b/>
+          <w:color w:val="0D9488"/>
+          <w:sz w:val="21"/>
+        </w:rPr>
+        <w:t>Book a Free Trial · Browse Teachers</w:t>
+      </w:r>
+      <w:r>
+        <w:rPr>
+          <w:rFonts w:ascii="Malgun Gothic" w:hAnsi="Malgun Gothic" w:eastAsia="Malgun Gothic"/>
+          <w:b w:val="0"/>
+          <w:color w:val="334155"/>
+          <w:sz w:val="21"/>
+        </w:rPr>
+        <w:t>.</w:t>
+      </w:r>
+    </w:p>
+    <w:p>
+      <w:pPr>
+        <w:spacing w:after="40"/>
+        <w:ind w:left="288"/>
+      </w:pPr>
+      <w:r>
+        <w:rPr>
+          <w:rFonts w:ascii="Malgun Gothic" w:hAnsi="Malgun Gothic" w:eastAsia="Malgun Gothic"/>
+          <w:b/>
+          <w:color w:val="0EA5E9"/>
+          <w:sz w:val="21"/>
+        </w:rPr>
+        <w:t xml:space="preserve">3. </w:t>
+      </w:r>
+      <w:r>
+        <w:rPr>
+          <w:rFonts w:ascii="Malgun Gothic" w:hAnsi="Malgun Gothic" w:eastAsia="Malgun Gothic"/>
+          <w:b w:val="0"/>
+          <w:color w:val="334155"/>
+          <w:sz w:val="21"/>
+        </w:rPr>
+        <w:t xml:space="preserve">Log in and open the same page — it becomes </w:t>
+      </w:r>
+      <w:r>
+        <w:rPr>
+          <w:rFonts w:ascii="Malgun Gothic" w:hAnsi="Malgun Gothic" w:eastAsia="Malgun Gothic"/>
+          <w:b/>
+          <w:color w:val="0D9488"/>
+          <w:sz w:val="21"/>
+        </w:rPr>
+        <w:t>Enter Class · Chat with AI</w:t>
+      </w:r>
+      <w:r>
+        <w:rPr>
+          <w:rFonts w:ascii="Malgun Gothic" w:hAnsi="Malgun Gothic" w:eastAsia="Malgun Gothic"/>
+          <w:b w:val="0"/>
+          <w:color w:val="334155"/>
+          <w:sz w:val="21"/>
+        </w:rPr>
+        <w:t>.</w:t>
+      </w:r>
+    </w:p>
+    <w:p>
+      <w:pPr>
+        <w:spacing w:after="40"/>
+        <w:ind w:left="288"/>
+      </w:pPr>
+      <w:r>
+        <w:rPr>
+          <w:rFonts w:ascii="Malgun Gothic" w:hAnsi="Malgun Gothic" w:eastAsia="Malgun Gothic"/>
+          <w:b/>
+          <w:color w:val="0EA5E9"/>
+          <w:sz w:val="21"/>
+        </w:rPr>
+        <w:t xml:space="preserve">4. </w:t>
+      </w:r>
+      <w:r>
+        <w:rPr>
+          <w:rFonts w:ascii="Malgun Gothic" w:hAnsi="Malgun Gothic" w:eastAsia="Malgun Gothic"/>
+          <w:b w:val="0"/>
+          <w:color w:val="334155"/>
+          <w:sz w:val="21"/>
+        </w:rPr>
+        <w:t xml:space="preserve">Use the </w:t>
+      </w:r>
+      <w:r>
+        <w:rPr>
+          <w:rFonts w:ascii="Malgun Gothic" w:hAnsi="Malgun Gothic" w:eastAsia="Malgun Gothic"/>
+          <w:b/>
+          <w:color w:val="0D9488"/>
+          <w:sz w:val="21"/>
+        </w:rPr>
+        <w:t>plain home URL</w:t>
+      </w:r>
+      <w:r>
+        <w:rPr>
+          <w:rFonts w:ascii="Malgun Gothic" w:hAnsi="Malgun Gothic" w:eastAsia="Malgun Gothic"/>
+          <w:b w:val="0"/>
+          <w:color w:val="334155"/>
+          <w:sz w:val="21"/>
+        </w:rPr>
+        <w:t xml:space="preserve"> in flyers and text messages — no separate landing page is needed.</w:t>
+      </w:r>
+    </w:p>
+    <w:p>
+      <w:pPr>
+        <w:spacing w:after="40" w:before="80"/>
+      </w:pPr>
+      <w:r>
+        <w:rPr>
+          <w:rFonts w:ascii="Malgun Gothic" w:hAnsi="Malgun Gothic" w:eastAsia="Malgun Gothic"/>
+          <w:b/>
+          <w:color w:val="0D9488"/>
+          <w:sz w:val="21"/>
+        </w:rPr>
+        <w:t>✅ Key Points</w:t>
+      </w:r>
+    </w:p>
+    <w:p>
+      <w:pPr>
+        <w:spacing w:after="20"/>
+        <w:ind w:left="288"/>
+      </w:pPr>
+      <w:r>
+        <w:rPr>
+          <w:rFonts w:ascii="Malgun Gothic" w:hAnsi="Malgun Gothic"/>
+          <w:color w:val="0D9488"/>
+        </w:rPr>
+        <w:t xml:space="preserve">• </w:t>
+      </w:r>
+      <w:r>
+        <w:rPr>
+          <w:rFonts w:ascii="Malgun Gothic" w:hAnsi="Malgun Gothic" w:eastAsia="Malgun Gothic"/>
+          <w:b/>
+          <w:color w:val="0D9488"/>
+          <w:sz w:val="20"/>
+        </w:rPr>
+        <w:t>No new page was created.</w:t>
+      </w:r>
+      <w:r>
+        <w:rPr>
+          <w:rFonts w:ascii="Malgun Gothic" w:hAnsi="Malgun Gothic" w:eastAsia="Malgun Gothic"/>
+          <w:b w:val="0"/>
+          <w:color w:val="334155"/>
+          <w:sz w:val="20"/>
+        </w:rPr>
+        <w:t xml:space="preserve"> The same URL decides for itself based on login state.</w:t>
+      </w:r>
+    </w:p>
+    <w:p>
+      <w:pPr>
+        <w:spacing w:after="20"/>
+        <w:ind w:left="288"/>
+      </w:pPr>
+      <w:r>
+        <w:rPr>
+          <w:rFonts w:ascii="Malgun Gothic" w:hAnsi="Malgun Gothic"/>
+          <w:color w:val="0D9488"/>
+        </w:rPr>
+        <w:t xml:space="preserve">• </w:t>
+      </w:r>
+      <w:r>
+        <w:rPr>
+          <w:rFonts w:ascii="Malgun Gothic" w:hAnsi="Malgun Gothic" w:eastAsia="Malgun Gothic"/>
+          <w:b w:val="0"/>
+          <w:color w:val="334155"/>
+          <w:sz w:val="20"/>
+        </w:rPr>
+        <w:t xml:space="preserve">The guest screen still keeps a </w:t>
+      </w:r>
+      <w:r>
+        <w:rPr>
+          <w:rFonts w:ascii="Malgun Gothic" w:hAnsi="Malgun Gothic" w:eastAsia="Malgun Gothic"/>
+          <w:b/>
+          <w:color w:val="0D9488"/>
+          <w:sz w:val="20"/>
+        </w:rPr>
+        <w:t>small 'Enter Class' link</w:t>
+      </w:r>
+      <w:r>
+        <w:rPr>
+          <w:rFonts w:ascii="Malgun Gothic" w:hAnsi="Malgun Gothic" w:eastAsia="Malgun Gothic"/>
+          <w:b w:val="0"/>
+          <w:color w:val="334155"/>
+          <w:sz w:val="20"/>
+        </w:rPr>
+        <w:t xml:space="preserve"> — this prevents an existing student who changed devices or was logged out from being locked out of class.</w:t>
+      </w:r>
+    </w:p>
+    <w:p>
+      <w:pPr>
+        <w:spacing w:after="20"/>
+        <w:ind w:left="288"/>
+      </w:pPr>
+      <w:r>
+        <w:rPr>
+          <w:rFonts w:ascii="Malgun Gothic" w:hAnsi="Malgun Gothic"/>
+          <w:color w:val="0D9488"/>
+        </w:rPr>
+        <w:t xml:space="preserve">• </w:t>
+      </w:r>
+      <w:r>
+        <w:rPr>
+          <w:rFonts w:ascii="Malgun Gothic" w:hAnsi="Malgun Gothic" w:eastAsia="Malgun Gothic"/>
+          <w:b w:val="0"/>
+          <w:color w:val="334155"/>
+          <w:sz w:val="20"/>
+        </w:rPr>
+        <w:t xml:space="preserve">If the check fails for any reason, it </w:t>
+      </w:r>
+      <w:r>
+        <w:rPr>
+          <w:rFonts w:ascii="Malgun Gothic" w:hAnsi="Malgun Gothic" w:eastAsia="Malgun Gothic"/>
+          <w:b/>
+          <w:color w:val="0D9488"/>
+          <w:sz w:val="20"/>
+        </w:rPr>
+        <w:t>always falls back to the guest screen</w:t>
+      </w:r>
+      <w:r>
+        <w:rPr>
+          <w:rFonts w:ascii="Malgun Gothic" w:hAnsi="Malgun Gothic" w:eastAsia="Malgun Gothic"/>
+          <w:b w:val="0"/>
+          <w:color w:val="334155"/>
+          <w:sz w:val="20"/>
+        </w:rPr>
+        <w:t xml:space="preserve"> — the page is never blank.</w:t>
+      </w:r>
+    </w:p>
+    <w:p>
+      <w:pPr>
+        <w:spacing w:after="20"/>
+        <w:ind w:left="288"/>
+      </w:pPr>
+      <w:r>
+        <w:rPr>
+          <w:rFonts w:ascii="Malgun Gothic" w:hAnsi="Malgun Gothic"/>
+          <w:color w:val="0D9488"/>
+        </w:rPr>
+        <w:t xml:space="preserve">• </w:t>
+      </w:r>
+      <w:r>
+        <w:rPr>
+          <w:rFonts w:ascii="Malgun Gothic" w:hAnsi="Malgun Gothic" w:eastAsia="Malgun Gothic"/>
+          <w:b/>
+          <w:color w:val="0D9488"/>
+          <w:sz w:val="20"/>
+        </w:rPr>
+        <w:t>No flicker.</w:t>
+      </w:r>
+      <w:r>
+        <w:rPr>
+          <w:rFonts w:ascii="Malgun Gothic" w:hAnsi="Malgun Gothic" w:eastAsia="Malgun Gothic"/>
+          <w:b w:val="0"/>
+          <w:color w:val="334155"/>
+          <w:sz w:val="20"/>
+        </w:rPr>
+        <w:t xml:space="preserve"> The decision is made before the page paints.</w:t>
+      </w:r>
+    </w:p>
+    <w:tbl>
+      <w:tblPr>
+        <w:tblW w:type="auto" w:w="0"/>
+        <w:jc w:val="center"/>
+        <w:tblLook w:firstColumn="1" w:firstRow="1" w:lastColumn="0" w:lastRow="0" w:noHBand="0" w:noVBand="1" w:val="04A0"/>
+        <w:tblBorders>
+          <w:top w:val="none"/>
+          <w:left w:val="none"/>
+          <w:bottom w:val="none"/>
+          <w:right w:val="none"/>
+          <w:insideH w:val="none"/>
+          <w:insideV w:val="none"/>
+        </w:tblBorders>
+      </w:tblPr>
+      <w:tblGrid>
+        <w:gridCol w:w="9936"/>
+      </w:tblGrid>
+      <w:tr>
+        <w:tc>
+          <w:tcPr>
+            <w:tcW w:type="dxa" w:w="9216"/>
+            <w:shd w:val="clear" w:fill="FFFBEB"/>
+          </w:tcPr>
+          <w:p>
+            <w:pPr>
+              <w:spacing w:after="40" w:before="40"/>
+            </w:pPr>
+            <w:r>
+              <w:rPr>
+                <w:rFonts w:ascii="Malgun Gothic" w:hAnsi="Malgun Gothic" w:eastAsia="Malgun Gothic"/>
+                <w:b/>
+                <w:color w:val="B45309"/>
+                <w:sz w:val="21"/>
+              </w:rPr>
+              <w:t xml:space="preserve">Good to know </w:t>
+            </w:r>
+            <w:r>
+              <w:rPr>
+                <w:rFonts w:ascii="Malgun Gothic" w:hAnsi="Malgun Gothic" w:eastAsia="Malgun Gothic"/>
+                <w:b w:val="0"/>
+                <w:color w:val="92670A"/>
+                <w:sz w:val="20"/>
+              </w:rPr>
+              <w:t>Never remove the small 'Enter Class' link on the guest screen. Existing members also land there when their login expires (30 days) or they switch devices.</w:t>
+            </w:r>
+          </w:p>
+        </w:tc>
+      </w:tr>
+    </w:tbl>
+    <w:p>
+      <w:pPr>
+        <w:spacing w:after="40"/>
+      </w:pPr>
+    </w:p>
+    <w:tbl>
+      <w:tblPr>
+        <w:tblW w:type="auto" w:w="0"/>
+        <w:jc w:val="center"/>
+        <w:tblLook w:firstColumn="1" w:firstRow="1" w:lastColumn="0" w:lastRow="0" w:noHBand="0" w:noVBand="1" w:val="04A0"/>
+        <w:tblBorders>
+          <w:top w:val="none"/>
+          <w:left w:val="none"/>
+          <w:bottom w:val="none"/>
+          <w:right w:val="none"/>
+          <w:insideH w:val="none"/>
+          <w:insideV w:val="none"/>
+        </w:tblBorders>
+      </w:tblPr>
+      <w:tblGrid>
+        <w:gridCol w:w="9936"/>
+      </w:tblGrid>
+      <w:tr>
+        <w:tc>
+          <w:tcPr>
+            <w:tcW w:type="dxa" w:w="9216"/>
+            <w:shd w:val="clear" w:fill="FFF7E6"/>
+          </w:tcPr>
+          <w:p>
+            <w:pPr>
+              <w:spacing w:after="40" w:before="40"/>
+            </w:pPr>
+            <w:r>
+              <w:rPr>
+                <w:rFonts w:ascii="Malgun Gothic" w:hAnsi="Malgun Gothic" w:eastAsia="Malgun Gothic"/>
+                <w:b/>
+                <w:color w:val="E8630A"/>
+                <w:sz w:val="21"/>
+              </w:rPr>
+              <w:t xml:space="preserve">💡 Tip </w:t>
+            </w:r>
+            <w:r>
+              <w:rPr>
+                <w:rFonts w:ascii="Malgun Gothic" w:hAnsi="Malgun Gothic" w:eastAsia="Malgun Gothic"/>
+                <w:b w:val="0"/>
+                <w:color w:val="5B4A2A"/>
+                <w:sz w:val="20"/>
+              </w:rPr>
+              <w:t>To see what a parent sees, open the home page in an incognito window — that is the exact first impression.</w:t>
+            </w:r>
+          </w:p>
+        </w:tc>
+      </w:tr>
+    </w:tbl>
+    <w:p>
+      <w:pPr>
+        <w:spacing w:after="40"/>
+      </w:pPr>
+    </w:p>
+    <w:p>
+      <w:pPr>
+        <w:spacing w:before="80" w:after="160"/>
+        <w:jc w:val="center"/>
+      </w:pPr>
+      <w:r>
+        <w:drawing>
+          <wp:inline xmlns:a="http://schemas.openxmlformats.org/drawingml/2006/main" xmlns:pic="http://schemas.openxmlformats.org/drawingml/2006/picture">
+            <wp:extent cx="5669280" cy="3543300"/>
+            <wp:docPr id="27" name="Picture 27"/>
+            <wp:cNvGraphicFramePr>
+              <a:graphicFrameLocks noChangeAspect="1"/>
+            </wp:cNvGraphicFramePr>
+            <a:graphic>
+              <a:graphicData uri="http://schemas.openxmlformats.org/drawingml/2006/picture">
+                <pic:pic>
+                  <pic:nvPicPr>
+                    <pic:cNvPr id="0" name="student_home.jpg"/>
+                    <pic:cNvPicPr/>
+                  </pic:nvPicPr>
+                  <pic:blipFill>
+                    <a:blip r:embed="rId27"/>
+                    <a:stretch>
+                      <a:fillRect/>
+                    </a:stretch>
+                  </pic:blipFill>
+                  <pic:spPr>
+                    <a:xfrm>
+                      <a:off x="0" y="0"/>
+                      <a:ext cx="5669280" cy="3543300"/>
+                    </a:xfrm>
+                    <a:prstGeom prst="rect"/>
+                  </pic:spPr>
+                </pic:pic>
+              </a:graphicData>
+            </a:graphic>
+          </wp:inline>
+        </w:drawing>
+      </w:r>
+    </w:p>
+    <w:p>
+      <w:pPr>
+        <w:spacing w:before="240" w:after="40"/>
+      </w:pPr>
+      <w:r>
+        <w:rPr>
+          <w:rFonts w:ascii="Malgun Gothic" w:hAnsi="Malgun Gothic" w:eastAsia="Malgun Gothic"/>
+          <w:b/>
+          <w:color w:val="0D9488"/>
+          <w:sz w:val="28"/>
+        </w:rPr>
+        <w:t>26.  ⚡ The Admin Screen Is Much Faster Now</w:t>
+      </w:r>
+    </w:p>
+    <w:p>
+      <w:pPr>
+        <w:spacing w:after="120" w:before="0"/>
+      </w:pPr>
+      <w:r>
+        <w:rPr>
+          <w:rFonts w:ascii="Malgun Gothic" w:hAnsi="Malgun Gothic" w:eastAsia="Malgun Gothic"/>
+          <w:b w:val="0"/>
+          <w:color w:val="64748B"/>
+          <w:sz w:val="21"/>
+        </w:rPr>
+        <w:t>The freeze after clicking is gone</w:t>
+      </w:r>
+    </w:p>
+    <w:tbl>
+      <w:tblPr>
+        <w:tblW w:type="auto" w:w="0"/>
+        <w:jc w:val="center"/>
+        <w:tblLook w:firstColumn="1" w:firstRow="1" w:lastColumn="0" w:lastRow="0" w:noHBand="0" w:noVBand="1" w:val="04A0"/>
+        <w:tblBorders>
+          <w:top w:val="none"/>
+          <w:left w:val="none"/>
+          <w:bottom w:val="none"/>
+          <w:right w:val="none"/>
+          <w:insideH w:val="none"/>
+          <w:insideV w:val="none"/>
+        </w:tblBorders>
+      </w:tblPr>
+      <w:tblGrid>
+        <w:gridCol w:w="9936"/>
+      </w:tblGrid>
+      <w:tr>
+        <w:tc>
+          <w:tcPr>
+            <w:tcW w:type="dxa" w:w="9216"/>
+            <w:shd w:val="clear" w:fill="ECFDF5"/>
+          </w:tcPr>
+          <w:p>
+            <w:pPr>
+              <w:spacing w:after="40" w:before="40"/>
+            </w:pPr>
+            <w:r>
+              <w:rPr>
+                <w:rFonts w:ascii="Malgun Gothic" w:hAnsi="Malgun Gothic" w:eastAsia="Malgun Gothic"/>
+                <w:b/>
+                <w:color w:val="0D9488"/>
+                <w:sz w:val="21"/>
+              </w:rPr>
+              <w:t xml:space="preserve">📖 </w:t>
+            </w:r>
+            <w:r>
+              <w:rPr>
+                <w:rFonts w:ascii="Malgun Gothic" w:hAnsi="Malgun Gothic" w:eastAsia="Malgun Gothic"/>
+                <w:b w:val="0"/>
+                <w:color w:val="334155"/>
+                <w:sz w:val="20"/>
+              </w:rPr>
+              <w:t xml:space="preserve">We removed the </w:t>
+            </w:r>
+            <w:r>
+              <w:rPr>
+                <w:rFonts w:ascii="Malgun Gothic" w:hAnsi="Malgun Gothic" w:eastAsia="Malgun Gothic"/>
+                <w:b/>
+                <w:color w:val="334155"/>
+                <w:sz w:val="20"/>
+              </w:rPr>
+              <w:t>brief freeze that happened whenever you clicked something</w:t>
+            </w:r>
+            <w:r>
+              <w:rPr>
+                <w:rFonts w:ascii="Malgun Gothic" w:hAnsi="Malgun Gothic" w:eastAsia="Malgun Gothic"/>
+                <w:b w:val="0"/>
+                <w:color w:val="334155"/>
+                <w:sz w:val="20"/>
+              </w:rPr>
+              <w:t xml:space="preserve"> in the admin screen. The cause was not the feature you clicked — a readability-enhancement routine was </w:t>
+            </w:r>
+            <w:r>
+              <w:rPr>
+                <w:rFonts w:ascii="Malgun Gothic" w:hAnsi="Malgun Gothic" w:eastAsia="Malgun Gothic"/>
+                <w:b/>
+                <w:color w:val="334155"/>
+                <w:sz w:val="20"/>
+              </w:rPr>
+              <w:t>recalculating every collapsed card each time</w:t>
+            </w:r>
+            <w:r>
+              <w:rPr>
+                <w:rFonts w:ascii="Malgun Gothic" w:hAnsi="Malgun Gothic" w:eastAsia="Malgun Gothic"/>
+                <w:b w:val="0"/>
+                <w:color w:val="334155"/>
+                <w:sz w:val="20"/>
+              </w:rPr>
+              <w:t>. It now skips collapsed cards and never re-touches what it has already processed.</w:t>
+            </w:r>
+          </w:p>
+        </w:tc>
+      </w:tr>
+    </w:tbl>
+    <w:p>
+      <w:pPr>
+        <w:spacing w:after="40"/>
+      </w:pPr>
+    </w:p>
+    <w:p>
+      <w:pPr>
+        <w:spacing w:after="40" w:before="0"/>
+      </w:pPr>
+      <w:r>
+        <w:rPr>
+          <w:rFonts w:ascii="Malgun Gothic" w:hAnsi="Malgun Gothic" w:eastAsia="Malgun Gothic"/>
+          <w:b/>
+          <w:color w:val="0D9488"/>
+          <w:sz w:val="22"/>
+        </w:rPr>
+        <w:t>How to use</w:t>
+      </w:r>
+    </w:p>
+    <w:p>
+      <w:pPr>
+        <w:spacing w:after="40"/>
+        <w:ind w:left="288"/>
+      </w:pPr>
+      <w:r>
+        <w:rPr>
+          <w:rFonts w:ascii="Malgun Gothic" w:hAnsi="Malgun Gothic" w:eastAsia="Malgun Gothic"/>
+          <w:b/>
+          <w:color w:val="0EA5E9"/>
+          <w:sz w:val="21"/>
+        </w:rPr>
+        <w:t xml:space="preserve">1. </w:t>
+      </w:r>
+      <w:r>
+        <w:rPr>
+          <w:rFonts w:ascii="Malgun Gothic" w:hAnsi="Malgun Gothic" w:eastAsia="Malgun Gothic"/>
+          <w:b w:val="0"/>
+          <w:color w:val="334155"/>
+          <w:sz w:val="21"/>
+        </w:rPr>
+        <w:t>Use the admin screen as usual.</w:t>
+      </w:r>
+    </w:p>
+    <w:p>
+      <w:pPr>
+        <w:spacing w:after="40"/>
+        <w:ind w:left="288"/>
+      </w:pPr>
+      <w:r>
+        <w:rPr>
+          <w:rFonts w:ascii="Malgun Gothic" w:hAnsi="Malgun Gothic" w:eastAsia="Malgun Gothic"/>
+          <w:b/>
+          <w:color w:val="0EA5E9"/>
+          <w:sz w:val="21"/>
+        </w:rPr>
+        <w:t xml:space="preserve">2. </w:t>
+      </w:r>
+      <w:r>
+        <w:rPr>
+          <w:rFonts w:ascii="Malgun Gothic" w:hAnsi="Malgun Gothic" w:eastAsia="Malgun Gothic"/>
+          <w:b w:val="0"/>
+          <w:color w:val="334155"/>
+          <w:sz w:val="21"/>
+        </w:rPr>
+        <w:t xml:space="preserve">Check that menus and cards </w:t>
+      </w:r>
+      <w:r>
+        <w:rPr>
+          <w:rFonts w:ascii="Malgun Gothic" w:hAnsi="Malgun Gothic" w:eastAsia="Malgun Gothic"/>
+          <w:b/>
+          <w:color w:val="0D9488"/>
+          <w:sz w:val="21"/>
+        </w:rPr>
+        <w:t>open immediately, with no freeze</w:t>
+      </w:r>
+      <w:r>
+        <w:rPr>
+          <w:rFonts w:ascii="Malgun Gothic" w:hAnsi="Malgun Gothic" w:eastAsia="Malgun Gothic"/>
+          <w:b w:val="0"/>
+          <w:color w:val="334155"/>
+          <w:sz w:val="21"/>
+        </w:rPr>
+        <w:t>.</w:t>
+      </w:r>
+    </w:p>
+    <w:p>
+      <w:pPr>
+        <w:spacing w:after="40"/>
+        <w:ind w:left="288"/>
+      </w:pPr>
+      <w:r>
+        <w:rPr>
+          <w:rFonts w:ascii="Malgun Gothic" w:hAnsi="Malgun Gothic" w:eastAsia="Malgun Gothic"/>
+          <w:b/>
+          <w:color w:val="0EA5E9"/>
+          <w:sz w:val="21"/>
+        </w:rPr>
+        <w:t xml:space="preserve">3. </w:t>
+      </w:r>
+      <w:r>
+        <w:rPr>
+          <w:rFonts w:ascii="Malgun Gothic" w:hAnsi="Malgun Gothic" w:eastAsia="Malgun Gothic"/>
+          <w:b w:val="0"/>
+          <w:color w:val="334155"/>
+          <w:sz w:val="21"/>
+        </w:rPr>
+        <w:t xml:space="preserve">If it still feels slow, do a </w:t>
+      </w:r>
+      <w:r>
+        <w:rPr>
+          <w:rFonts w:ascii="Malgun Gothic" w:hAnsi="Malgun Gothic" w:eastAsia="Malgun Gothic"/>
+          <w:b/>
+          <w:color w:val="0D9488"/>
+          <w:sz w:val="21"/>
+        </w:rPr>
+        <w:t>hard refresh (Ctrl+F5)</w:t>
+      </w:r>
+      <w:r>
+        <w:rPr>
+          <w:rFonts w:ascii="Malgun Gothic" w:hAnsi="Malgun Gothic" w:eastAsia="Malgun Gothic"/>
+          <w:b w:val="0"/>
+          <w:color w:val="334155"/>
+          <w:sz w:val="21"/>
+        </w:rPr>
+        <w:t xml:space="preserve"> in the browser.</w:t>
+      </w:r>
+    </w:p>
+    <w:p>
+      <w:pPr>
+        <w:spacing w:after="40" w:before="80"/>
+      </w:pPr>
+      <w:r>
+        <w:rPr>
+          <w:rFonts w:ascii="Malgun Gothic" w:hAnsi="Malgun Gothic" w:eastAsia="Malgun Gothic"/>
+          <w:b/>
+          <w:color w:val="0D9488"/>
+          <w:sz w:val="21"/>
+        </w:rPr>
+        <w:t>✅ Key Points</w:t>
+      </w:r>
+    </w:p>
+    <w:p>
+      <w:pPr>
+        <w:spacing w:after="20"/>
+        <w:ind w:left="288"/>
+      </w:pPr>
+      <w:r>
+        <w:rPr>
+          <w:rFonts w:ascii="Malgun Gothic" w:hAnsi="Malgun Gothic"/>
+          <w:color w:val="0D9488"/>
+        </w:rPr>
+        <w:t xml:space="preserve">• </w:t>
+      </w:r>
+      <w:r>
+        <w:rPr>
+          <w:rFonts w:ascii="Malgun Gothic" w:hAnsi="Malgun Gothic" w:eastAsia="Malgun Gothic"/>
+          <w:b w:val="0"/>
+          <w:color w:val="334155"/>
+          <w:sz w:val="20"/>
+        </w:rPr>
+        <w:t xml:space="preserve">Freeze on click dropped </w:t>
+      </w:r>
+      <w:r>
+        <w:rPr>
+          <w:rFonts w:ascii="Malgun Gothic" w:hAnsi="Malgun Gothic" w:eastAsia="Malgun Gothic"/>
+          <w:b/>
+          <w:color w:val="0D9488"/>
+          <w:sz w:val="20"/>
+        </w:rPr>
+        <w:t>396ms → 57ms</w:t>
+      </w:r>
+      <w:r>
+        <w:rPr>
+          <w:rFonts w:ascii="Malgun Gothic" w:hAnsi="Malgun Gothic" w:eastAsia="Malgun Gothic"/>
+          <w:b w:val="0"/>
+          <w:color w:val="334155"/>
+          <w:sz w:val="20"/>
+        </w:rPr>
+        <w:t xml:space="preserve">; idle load dropped </w:t>
+      </w:r>
+      <w:r>
+        <w:rPr>
+          <w:rFonts w:ascii="Malgun Gothic" w:hAnsi="Malgun Gothic" w:eastAsia="Malgun Gothic"/>
+          <w:b/>
+          <w:color w:val="0D9488"/>
+          <w:sz w:val="20"/>
+        </w:rPr>
+        <w:t>366ms → 0ms</w:t>
+      </w:r>
+      <w:r>
+        <w:rPr>
+          <w:rFonts w:ascii="Malgun Gothic" w:hAnsi="Malgun Gothic" w:eastAsia="Malgun Gothic"/>
+          <w:b w:val="0"/>
+          <w:color w:val="334155"/>
+          <w:sz w:val="20"/>
+        </w:rPr>
+        <w:t>.</w:t>
+      </w:r>
+    </w:p>
+    <w:p>
+      <w:pPr>
+        <w:spacing w:after="20"/>
+        <w:ind w:left="288"/>
+      </w:pPr>
+      <w:r>
+        <w:rPr>
+          <w:rFonts w:ascii="Malgun Gothic" w:hAnsi="Malgun Gothic"/>
+          <w:color w:val="0D9488"/>
+        </w:rPr>
+        <w:t xml:space="preserve">• </w:t>
+      </w:r>
+      <w:r>
+        <w:rPr>
+          <w:rFonts w:ascii="Malgun Gothic" w:hAnsi="Malgun Gothic" w:eastAsia="Malgun Gothic"/>
+          <w:b/>
+          <w:color w:val="0D9488"/>
+          <w:sz w:val="20"/>
+        </w:rPr>
+        <w:t>Nothing about the look or colours changed</w:t>
+      </w:r>
+      <w:r>
+        <w:rPr>
+          <w:rFonts w:ascii="Malgun Gothic" w:hAnsi="Malgun Gothic" w:eastAsia="Malgun Gothic"/>
+          <w:b w:val="0"/>
+          <w:color w:val="334155"/>
+          <w:sz w:val="20"/>
+        </w:rPr>
+        <w:t xml:space="preserve"> — only the speed.</w:t>
+      </w:r>
+    </w:p>
+    <w:p>
+      <w:pPr>
+        <w:spacing w:after="20"/>
+        <w:ind w:left="288"/>
+      </w:pPr>
+      <w:r>
+        <w:rPr>
+          <w:rFonts w:ascii="Malgun Gothic" w:hAnsi="Malgun Gothic"/>
+          <w:color w:val="0D9488"/>
+        </w:rPr>
+        <w:t xml:space="preserve">• </w:t>
+      </w:r>
+      <w:r>
+        <w:rPr>
+          <w:rFonts w:ascii="Malgun Gothic" w:hAnsi="Malgun Gothic" w:eastAsia="Malgun Gothic"/>
+          <w:b w:val="0"/>
+          <w:color w:val="334155"/>
+          <w:sz w:val="20"/>
+        </w:rPr>
+        <w:t>The difference is largest on card-heavy screens (teacher and student lists).</w:t>
+      </w:r>
+    </w:p>
+    <w:tbl>
+      <w:tblPr>
+        <w:tblW w:type="auto" w:w="0"/>
+        <w:jc w:val="center"/>
+        <w:tblLook w:firstColumn="1" w:firstRow="1" w:lastColumn="0" w:lastRow="0" w:noHBand="0" w:noVBand="1" w:val="04A0"/>
+        <w:tblBorders>
+          <w:top w:val="none"/>
+          <w:left w:val="none"/>
+          <w:bottom w:val="none"/>
+          <w:right w:val="none"/>
+          <w:insideH w:val="none"/>
+          <w:insideV w:val="none"/>
+        </w:tblBorders>
+      </w:tblPr>
+      <w:tblGrid>
+        <w:gridCol w:w="9936"/>
+      </w:tblGrid>
+      <w:tr>
+        <w:tc>
+          <w:tcPr>
+            <w:tcW w:type="dxa" w:w="9216"/>
+            <w:shd w:val="clear" w:fill="FFFBEB"/>
+          </w:tcPr>
+          <w:p>
+            <w:pPr>
+              <w:spacing w:after="40" w:before="40"/>
+            </w:pPr>
+            <w:r>
+              <w:rPr>
+                <w:rFonts w:ascii="Malgun Gothic" w:hAnsi="Malgun Gothic" w:eastAsia="Malgun Gothic"/>
+                <w:b/>
+                <w:color w:val="B45309"/>
+                <w:sz w:val="21"/>
+              </w:rPr>
+              <w:t xml:space="preserve">Good to know </w:t>
+            </w:r>
+            <w:r>
+              <w:rPr>
+                <w:rFonts w:ascii="Malgun Gothic" w:hAnsi="Malgun Gothic" w:eastAsia="Malgun Gothic"/>
+                <w:b w:val="0"/>
+                <w:color w:val="92670A"/>
+                <w:sz w:val="20"/>
+              </w:rPr>
+              <w:t xml:space="preserve">If your browser still holds an old copy of the page you may not feel the improvement. Do one </w:t>
+            </w:r>
+            <w:r>
+              <w:rPr>
+                <w:rFonts w:ascii="Malgun Gothic" w:hAnsi="Malgun Gothic" w:eastAsia="Malgun Gothic"/>
+                <w:b/>
+                <w:color w:val="92670A"/>
+                <w:sz w:val="20"/>
+              </w:rPr>
+              <w:t>hard refresh (Ctrl+F5)</w:t>
+            </w:r>
+            <w:r>
+              <w:rPr>
+                <w:rFonts w:ascii="Malgun Gothic" w:hAnsi="Malgun Gothic" w:eastAsia="Malgun Gothic"/>
+                <w:b w:val="0"/>
+                <w:color w:val="92670A"/>
+                <w:sz w:val="20"/>
+              </w:rPr>
+              <w:t>.</w:t>
+            </w:r>
+          </w:p>
+        </w:tc>
+      </w:tr>
+    </w:tbl>
+    <w:p>
+      <w:pPr>
+        <w:spacing w:after="40"/>
+      </w:pPr>
+    </w:p>
+    <w:tbl>
+      <w:tblPr>
+        <w:tblW w:type="auto" w:w="0"/>
+        <w:jc w:val="center"/>
+        <w:tblLook w:firstColumn="1" w:firstRow="1" w:lastColumn="0" w:lastRow="0" w:noHBand="0" w:noVBand="1" w:val="04A0"/>
+        <w:tblBorders>
+          <w:top w:val="none"/>
+          <w:left w:val="none"/>
+          <w:bottom w:val="none"/>
+          <w:right w:val="none"/>
+          <w:insideH w:val="none"/>
+          <w:insideV w:val="none"/>
+        </w:tblBorders>
+      </w:tblPr>
+      <w:tblGrid>
+        <w:gridCol w:w="9936"/>
+      </w:tblGrid>
+      <w:tr>
+        <w:tc>
+          <w:tcPr>
+            <w:tcW w:type="dxa" w:w="9216"/>
+            <w:shd w:val="clear" w:fill="FFF7E6"/>
+          </w:tcPr>
+          <w:p>
+            <w:pPr>
+              <w:spacing w:after="40" w:before="40"/>
+            </w:pPr>
+            <w:r>
+              <w:rPr>
+                <w:rFonts w:ascii="Malgun Gothic" w:hAnsi="Malgun Gothic" w:eastAsia="Malgun Gothic"/>
+                <w:b/>
+                <w:color w:val="E8630A"/>
+                <w:sz w:val="21"/>
+              </w:rPr>
+              <w:t xml:space="preserve">💡 Tip </w:t>
+            </w:r>
+            <w:r>
+              <w:rPr>
+                <w:rFonts w:ascii="Malgun Gothic" w:hAnsi="Malgun Gothic" w:eastAsia="Malgun Gothic"/>
+                <w:b w:val="0"/>
+                <w:color w:val="5B4A2A"/>
+                <w:sz w:val="20"/>
+              </w:rPr>
+              <w:t>If it is still slow, check whether too many browser tabs are open.</w:t>
+            </w:r>
+          </w:p>
+        </w:tc>
+      </w:tr>
+    </w:tbl>
+    <w:p>
+      <w:pPr>
+        <w:spacing w:after="40"/>
+      </w:pPr>
+    </w:p>
+    <w:p>
+      <w:pPr>
+        <w:spacing w:before="80" w:after="160"/>
+        <w:jc w:val="center"/>
+      </w:pPr>
+      <w:r>
+        <w:drawing>
+          <wp:inline xmlns:a="http://schemas.openxmlformats.org/drawingml/2006/main" xmlns:pic="http://schemas.openxmlformats.org/drawingml/2006/picture">
+            <wp:extent cx="5669280" cy="3543300"/>
+            <wp:docPr id="28" name="Picture 28"/>
+            <wp:cNvGraphicFramePr>
+              <a:graphicFrameLocks noChangeAspect="1"/>
+            </wp:cNvGraphicFramePr>
+            <a:graphic>
+              <a:graphicData uri="http://schemas.openxmlformats.org/drawingml/2006/picture">
+                <pic:pic>
+                  <pic:nvPicPr>
+                    <pic:cNvPr id="0" name="admin_dashboard.jpg"/>
+                    <pic:cNvPicPr/>
+                  </pic:nvPicPr>
+                  <pic:blipFill>
+                    <a:blip r:embed="rId12"/>
+                    <a:stretch>
+                      <a:fillRect/>
+                    </a:stretch>
+                  </pic:blipFill>
+                  <pic:spPr>
+                    <a:xfrm>
+                      <a:off x="0" y="0"/>
+                      <a:ext cx="5669280" cy="3543300"/>
+                    </a:xfrm>
+                    <a:prstGeom prst="rect"/>
+                  </pic:spPr>
+                </pic:pic>
+              </a:graphicData>
+            </a:graphic>
+          </wp:inline>
+        </w:drawing>
+      </w:r>
+    </w:p>
+    <w:p>
+      <w:pPr>
+        <w:spacing w:before="240" w:after="40"/>
+      </w:pPr>
+      <w:r>
+        <w:rPr>
+          <w:rFonts w:ascii="Malgun Gothic" w:hAnsi="Malgun Gothic" w:eastAsia="Malgun Gothic"/>
+          <w:b/>
+          <w:color w:val="0D9488"/>
+          <w:sz w:val="28"/>
+        </w:rPr>
+        <w:t>27.  🔎 Academy Search Box (find it by name)</w:t>
+      </w:r>
+    </w:p>
+    <w:p>
+      <w:pPr>
+        <w:spacing w:after="120" w:before="0"/>
+      </w:pPr>
+      <w:r>
+        <w:rPr>
+          <w:rFonts w:ascii="Malgun Gothic" w:hAnsi="Malgun Gothic" w:eastAsia="Malgun Gothic"/>
+          <w:b w:val="0"/>
+          <w:color w:val="64748B"/>
+          <w:sz w:val="21"/>
+        </w:rPr>
+        <w:t>No more scrolling the whole list</w:t>
+      </w:r>
+    </w:p>
+    <w:tbl>
+      <w:tblPr>
+        <w:tblW w:type="auto" w:w="0"/>
+        <w:jc w:val="center"/>
+        <w:tblLook w:firstColumn="1" w:firstRow="1" w:lastColumn="0" w:lastRow="0" w:noHBand="0" w:noVBand="1" w:val="04A0"/>
+        <w:tblBorders>
+          <w:top w:val="none"/>
+          <w:left w:val="none"/>
+          <w:bottom w:val="none"/>
+          <w:right w:val="none"/>
+          <w:insideH w:val="none"/>
+          <w:insideV w:val="none"/>
+        </w:tblBorders>
+      </w:tblPr>
+      <w:tblGrid>
+        <w:gridCol w:w="9936"/>
+      </w:tblGrid>
+      <w:tr>
+        <w:tc>
+          <w:tcPr>
+            <w:tcW w:type="dxa" w:w="9216"/>
+            <w:shd w:val="clear" w:fill="ECFDF5"/>
+          </w:tcPr>
+          <w:p>
+            <w:pPr>
+              <w:spacing w:after="40" w:before="40"/>
+            </w:pPr>
+            <w:r>
+              <w:rPr>
+                <w:rFonts w:ascii="Malgun Gothic" w:hAnsi="Malgun Gothic" w:eastAsia="Malgun Gothic"/>
+                <w:b/>
+                <w:color w:val="0D9488"/>
+                <w:sz w:val="21"/>
+              </w:rPr>
+              <w:t xml:space="preserve">📖 </w:t>
+            </w:r>
+            <w:r>
+              <w:rPr>
+                <w:rFonts w:ascii="Malgun Gothic" w:hAnsi="Malgun Gothic" w:eastAsia="Malgun Gothic"/>
+                <w:b w:val="0"/>
+                <w:color w:val="334155"/>
+                <w:sz w:val="20"/>
+              </w:rPr>
+              <w:t xml:space="preserve">The academy (branch/agency) list now has a </w:t>
+            </w:r>
+            <w:r>
+              <w:rPr>
+                <w:rFonts w:ascii="Malgun Gothic" w:hAnsi="Malgun Gothic" w:eastAsia="Malgun Gothic"/>
+                <w:b/>
+                <w:color w:val="334155"/>
+                <w:sz w:val="20"/>
+              </w:rPr>
+              <w:t>search box so you can find one by typing its name</w:t>
+            </w:r>
+            <w:r>
+              <w:rPr>
+                <w:rFonts w:ascii="Malgun Gothic" w:hAnsi="Malgun Gothic" w:eastAsia="Malgun Gothic"/>
+                <w:b w:val="0"/>
+                <w:color w:val="334155"/>
+                <w:sz w:val="20"/>
+              </w:rPr>
+              <w:t>. No more scrolling up and down a long list.</w:t>
+            </w:r>
+          </w:p>
+        </w:tc>
+      </w:tr>
+    </w:tbl>
+    <w:p>
+      <w:pPr>
+        <w:spacing w:after="40"/>
+      </w:pPr>
+    </w:p>
+    <w:p>
+      <w:pPr>
+        <w:spacing w:after="40" w:before="0"/>
+      </w:pPr>
+      <w:r>
+        <w:rPr>
+          <w:rFonts w:ascii="Malgun Gothic" w:hAnsi="Malgun Gothic" w:eastAsia="Malgun Gothic"/>
+          <w:b/>
+          <w:color w:val="0D9488"/>
+          <w:sz w:val="22"/>
+        </w:rPr>
+        <w:t>How to use</w:t>
+      </w:r>
+    </w:p>
+    <w:p>
+      <w:pPr>
+        <w:spacing w:after="40"/>
+        <w:ind w:left="288"/>
+      </w:pPr>
+      <w:r>
+        <w:rPr>
+          <w:rFonts w:ascii="Malgun Gothic" w:hAnsi="Malgun Gothic" w:eastAsia="Malgun Gothic"/>
+          <w:b/>
+          <w:color w:val="0EA5E9"/>
+          <w:sz w:val="21"/>
+        </w:rPr>
+        <w:t xml:space="preserve">1. </w:t>
+      </w:r>
+      <w:r>
+        <w:rPr>
+          <w:rFonts w:ascii="Malgun Gothic" w:hAnsi="Malgun Gothic" w:eastAsia="Malgun Gothic"/>
+          <w:b w:val="0"/>
+          <w:color w:val="334155"/>
+          <w:sz w:val="21"/>
+        </w:rPr>
+        <w:t xml:space="preserve">Open the </w:t>
+      </w:r>
+      <w:r>
+        <w:rPr>
+          <w:rFonts w:ascii="Malgun Gothic" w:hAnsi="Malgun Gothic" w:eastAsia="Malgun Gothic"/>
+          <w:b/>
+          <w:color w:val="0D9488"/>
+          <w:sz w:val="21"/>
+        </w:rPr>
+        <w:t>academy list</w:t>
+      </w:r>
+      <w:r>
+        <w:rPr>
+          <w:rFonts w:ascii="Malgun Gothic" w:hAnsi="Malgun Gothic" w:eastAsia="Malgun Gothic"/>
+          <w:b w:val="0"/>
+          <w:color w:val="334155"/>
+          <w:sz w:val="21"/>
+        </w:rPr>
+        <w:t xml:space="preserve"> screen in the admin menu.</w:t>
+      </w:r>
+    </w:p>
+    <w:p>
+      <w:pPr>
+        <w:spacing w:after="40"/>
+        <w:ind w:left="288"/>
+      </w:pPr>
+      <w:r>
+        <w:rPr>
+          <w:rFonts w:ascii="Malgun Gothic" w:hAnsi="Malgun Gothic" w:eastAsia="Malgun Gothic"/>
+          <w:b/>
+          <w:color w:val="0EA5E9"/>
+          <w:sz w:val="21"/>
+        </w:rPr>
+        <w:t xml:space="preserve">2. </w:t>
+      </w:r>
+      <w:r>
+        <w:rPr>
+          <w:rFonts w:ascii="Malgun Gothic" w:hAnsi="Malgun Gothic" w:eastAsia="Malgun Gothic"/>
+          <w:b w:val="0"/>
+          <w:color w:val="334155"/>
+          <w:sz w:val="21"/>
+        </w:rPr>
+        <w:t xml:space="preserve">Type part of an academy name into the </w:t>
+      </w:r>
+      <w:r>
+        <w:rPr>
+          <w:rFonts w:ascii="Malgun Gothic" w:hAnsi="Malgun Gothic" w:eastAsia="Malgun Gothic"/>
+          <w:b/>
+          <w:color w:val="0D9488"/>
+          <w:sz w:val="21"/>
+        </w:rPr>
+        <w:t>search box</w:t>
+      </w:r>
+      <w:r>
+        <w:rPr>
+          <w:rFonts w:ascii="Malgun Gothic" w:hAnsi="Malgun Gothic" w:eastAsia="Malgun Gothic"/>
+          <w:b w:val="0"/>
+          <w:color w:val="334155"/>
+          <w:sz w:val="21"/>
+        </w:rPr>
+        <w:t xml:space="preserve"> above the list.</w:t>
+      </w:r>
+    </w:p>
+    <w:p>
+      <w:pPr>
+        <w:spacing w:after="40"/>
+        <w:ind w:left="288"/>
+      </w:pPr>
+      <w:r>
+        <w:rPr>
+          <w:rFonts w:ascii="Malgun Gothic" w:hAnsi="Malgun Gothic" w:eastAsia="Malgun Gothic"/>
+          <w:b/>
+          <w:color w:val="0EA5E9"/>
+          <w:sz w:val="21"/>
+        </w:rPr>
+        <w:t xml:space="preserve">3. </w:t>
+      </w:r>
+      <w:r>
+        <w:rPr>
+          <w:rFonts w:ascii="Malgun Gothic" w:hAnsi="Malgun Gothic" w:eastAsia="Malgun Gothic"/>
+          <w:b w:val="0"/>
+          <w:color w:val="334155"/>
+          <w:sz w:val="21"/>
+        </w:rPr>
+        <w:t xml:space="preserve">The list filters to </w:t>
+      </w:r>
+      <w:r>
+        <w:rPr>
+          <w:rFonts w:ascii="Malgun Gothic" w:hAnsi="Malgun Gothic" w:eastAsia="Malgun Gothic"/>
+          <w:b/>
+          <w:color w:val="0D9488"/>
+          <w:sz w:val="21"/>
+        </w:rPr>
+        <w:t>matching academies as you type</w:t>
+      </w:r>
+      <w:r>
+        <w:rPr>
+          <w:rFonts w:ascii="Malgun Gothic" w:hAnsi="Malgun Gothic" w:eastAsia="Malgun Gothic"/>
+          <w:b w:val="0"/>
+          <w:color w:val="334155"/>
+          <w:sz w:val="21"/>
+        </w:rPr>
+        <w:t>.</w:t>
+      </w:r>
+    </w:p>
+    <w:p>
+      <w:pPr>
+        <w:spacing w:after="40"/>
+        <w:ind w:left="288"/>
+      </w:pPr>
+      <w:r>
+        <w:rPr>
+          <w:rFonts w:ascii="Malgun Gothic" w:hAnsi="Malgun Gothic" w:eastAsia="Malgun Gothic"/>
+          <w:b/>
+          <w:color w:val="0EA5E9"/>
+          <w:sz w:val="21"/>
+        </w:rPr>
+        <w:t xml:space="preserve">4. </w:t>
+      </w:r>
+      <w:r>
+        <w:rPr>
+          <w:rFonts w:ascii="Malgun Gothic" w:hAnsi="Malgun Gothic" w:eastAsia="Malgun Gothic"/>
+          <w:b w:val="0"/>
+          <w:color w:val="334155"/>
+          <w:sz w:val="21"/>
+        </w:rPr>
+        <w:t xml:space="preserve">Clear the box to return to the </w:t>
+      </w:r>
+      <w:r>
+        <w:rPr>
+          <w:rFonts w:ascii="Malgun Gothic" w:hAnsi="Malgun Gothic" w:eastAsia="Malgun Gothic"/>
+          <w:b/>
+          <w:color w:val="0D9488"/>
+          <w:sz w:val="21"/>
+        </w:rPr>
+        <w:t>full list</w:t>
+      </w:r>
+      <w:r>
+        <w:rPr>
+          <w:rFonts w:ascii="Malgun Gothic" w:hAnsi="Malgun Gothic" w:eastAsia="Malgun Gothic"/>
+          <w:b w:val="0"/>
+          <w:color w:val="334155"/>
+          <w:sz w:val="21"/>
+        </w:rPr>
+        <w:t>.</w:t>
+      </w:r>
+    </w:p>
+    <w:p>
+      <w:pPr>
+        <w:spacing w:after="40" w:before="80"/>
+      </w:pPr>
+      <w:r>
+        <w:rPr>
+          <w:rFonts w:ascii="Malgun Gothic" w:hAnsi="Malgun Gothic" w:eastAsia="Malgun Gothic"/>
+          <w:b/>
+          <w:color w:val="0D9488"/>
+          <w:sz w:val="21"/>
+        </w:rPr>
+        <w:t>✅ Key Points</w:t>
+      </w:r>
+    </w:p>
+    <w:p>
+      <w:pPr>
+        <w:spacing w:after="20"/>
+        <w:ind w:left="288"/>
+      </w:pPr>
+      <w:r>
+        <w:rPr>
+          <w:rFonts w:ascii="Malgun Gothic" w:hAnsi="Malgun Gothic"/>
+          <w:color w:val="0D9488"/>
+        </w:rPr>
+        <w:t xml:space="preserve">• </w:t>
+      </w:r>
+      <w:r>
+        <w:rPr>
+          <w:rFonts w:ascii="Malgun Gothic" w:hAnsi="Malgun Gothic" w:eastAsia="Malgun Gothic"/>
+          <w:b/>
+          <w:color w:val="0D9488"/>
+          <w:sz w:val="20"/>
+        </w:rPr>
+        <w:t>A partial name is enough</w:t>
+      </w:r>
+      <w:r>
+        <w:rPr>
+          <w:rFonts w:ascii="Malgun Gothic" w:hAnsi="Malgun Gothic" w:eastAsia="Malgun Gothic"/>
+          <w:b w:val="0"/>
+          <w:color w:val="334155"/>
+          <w:sz w:val="20"/>
+        </w:rPr>
+        <w:t xml:space="preserve"> to find it.</w:t>
+      </w:r>
+    </w:p>
+    <w:p>
+      <w:pPr>
+        <w:spacing w:after="20"/>
+        <w:ind w:left="288"/>
+      </w:pPr>
+      <w:r>
+        <w:rPr>
+          <w:rFonts w:ascii="Malgun Gothic" w:hAnsi="Malgun Gothic"/>
+          <w:color w:val="0D9488"/>
+        </w:rPr>
+        <w:t xml:space="preserve">• </w:t>
+      </w:r>
+      <w:r>
+        <w:rPr>
+          <w:rFonts w:ascii="Malgun Gothic" w:hAnsi="Malgun Gothic" w:eastAsia="Malgun Gothic"/>
+          <w:b w:val="0"/>
+          <w:color w:val="334155"/>
+          <w:sz w:val="20"/>
+        </w:rPr>
+        <w:t xml:space="preserve">The existing list and its features are unchanged — </w:t>
+      </w:r>
+      <w:r>
+        <w:rPr>
+          <w:rFonts w:ascii="Malgun Gothic" w:hAnsi="Malgun Gothic" w:eastAsia="Malgun Gothic"/>
+          <w:b/>
+          <w:color w:val="0D9488"/>
+          <w:sz w:val="20"/>
+        </w:rPr>
+        <w:t>only the way you find things was added</w:t>
+      </w:r>
+      <w:r>
+        <w:rPr>
+          <w:rFonts w:ascii="Malgun Gothic" w:hAnsi="Malgun Gothic" w:eastAsia="Malgun Gothic"/>
+          <w:b w:val="0"/>
+          <w:color w:val="334155"/>
+          <w:sz w:val="20"/>
+        </w:rPr>
+        <w:t>.</w:t>
+      </w:r>
+    </w:p>
+    <w:tbl>
+      <w:tblPr>
+        <w:tblW w:type="auto" w:w="0"/>
+        <w:jc w:val="center"/>
+        <w:tblLook w:firstColumn="1" w:firstRow="1" w:lastColumn="0" w:lastRow="0" w:noHBand="0" w:noVBand="1" w:val="04A0"/>
+        <w:tblBorders>
+          <w:top w:val="none"/>
+          <w:left w:val="none"/>
+          <w:bottom w:val="none"/>
+          <w:right w:val="none"/>
+          <w:insideH w:val="none"/>
+          <w:insideV w:val="none"/>
+        </w:tblBorders>
+      </w:tblPr>
+      <w:tblGrid>
+        <w:gridCol w:w="9936"/>
+      </w:tblGrid>
+      <w:tr>
+        <w:tc>
+          <w:tcPr>
+            <w:tcW w:type="dxa" w:w="9216"/>
+            <w:shd w:val="clear" w:fill="FFF7E6"/>
+          </w:tcPr>
+          <w:p>
+            <w:pPr>
+              <w:spacing w:after="40" w:before="40"/>
+            </w:pPr>
+            <w:r>
+              <w:rPr>
+                <w:rFonts w:ascii="Malgun Gothic" w:hAnsi="Malgun Gothic" w:eastAsia="Malgun Gothic"/>
+                <w:b/>
+                <w:color w:val="E8630A"/>
+                <w:sz w:val="21"/>
+              </w:rPr>
+              <w:t xml:space="preserve">💡 Tip </w:t>
+            </w:r>
+            <w:r>
+              <w:rPr>
+                <w:rFonts w:ascii="Malgun Gothic" w:hAnsi="Malgun Gothic" w:eastAsia="Malgun Gothic"/>
+                <w:b w:val="0"/>
+                <w:color w:val="5B4A2A"/>
+                <w:sz w:val="20"/>
+              </w:rPr>
+              <w:t>For academies you check often, remember two or three letters of the name — that is enough to filter instantly.</w:t>
+            </w:r>
+          </w:p>
+        </w:tc>
+      </w:tr>
+    </w:tbl>
+    <w:p>
+      <w:pPr>
+        <w:spacing w:after="40"/>
+      </w:pPr>
+    </w:p>
+    <w:p>
+      <w:pPr>
+        <w:spacing w:before="80" w:after="160"/>
+        <w:jc w:val="center"/>
+      </w:pPr>
+      <w:r>
+        <w:drawing>
+          <wp:inline xmlns:a="http://schemas.openxmlformats.org/drawingml/2006/main" xmlns:pic="http://schemas.openxmlformats.org/drawingml/2006/picture">
+            <wp:extent cx="5669280" cy="3543300"/>
+            <wp:docPr id="29" name="Picture 29"/>
+            <wp:cNvGraphicFramePr>
+              <a:graphicFrameLocks noChangeAspect="1"/>
+            </wp:cNvGraphicFramePr>
+            <a:graphic>
+              <a:graphicData uri="http://schemas.openxmlformats.org/drawingml/2006/picture">
+                <pic:pic>
+                  <pic:nvPicPr>
+                    <pic:cNvPr id="0" name="admin_dashboard.jpg"/>
+                    <pic:cNvPicPr/>
+                  </pic:nvPicPr>
+                  <pic:blipFill>
+                    <a:blip r:embed="rId12"/>
+                    <a:stretch>
+                      <a:fillRect/>
+                    </a:stretch>
+                  </pic:blipFill>
+                  <pic:spPr>
+                    <a:xfrm>
+                      <a:off x="0" y="0"/>
+                      <a:ext cx="5669280" cy="3543300"/>
+                    </a:xfrm>
+                    <a:prstGeom prst="rect"/>
+                  </pic:spPr>
+                </pic:pic>
+              </a:graphicData>
+            </a:graphic>
+          </wp:inline>
+        </w:drawing>
+      </w:r>
+    </w:p>
+    <w:p>
+      <w:pPr>
+        <w:spacing w:before="240" w:after="40"/>
+      </w:pPr>
+      <w:r>
+        <w:rPr>
+          <w:rFonts w:ascii="Malgun Gothic" w:hAnsi="Malgun Gothic" w:eastAsia="Malgun Gothic"/>
+          <w:b/>
+          <w:color w:val="0D9488"/>
+          <w:sz w:val="28"/>
+        </w:rPr>
+        <w:t>28.  💳 New-Payment Screen, Now Step-by-Step</w:t>
+      </w:r>
+    </w:p>
+    <w:p>
+      <w:pPr>
+        <w:spacing w:after="120" w:before="0"/>
+      </w:pPr>
+      <w:r>
+        <w:rPr>
+          <w:rFonts w:ascii="Malgun Gothic" w:hAnsi="Malgun Gothic" w:eastAsia="Malgun Gothic"/>
+          <w:b w:val="0"/>
+          <w:color w:val="64748B"/>
+          <w:sz w:val="21"/>
+        </w:rPr>
+        <w:t>It no longer shows 12 products at once</w:t>
+      </w:r>
+    </w:p>
+    <w:tbl>
+      <w:tblPr>
+        <w:tblW w:type="auto" w:w="0"/>
+        <w:jc w:val="center"/>
+        <w:tblLook w:firstColumn="1" w:firstRow="1" w:lastColumn="0" w:lastRow="0" w:noHBand="0" w:noVBand="1" w:val="04A0"/>
+        <w:tblBorders>
+          <w:top w:val="none"/>
+          <w:left w:val="none"/>
+          <w:bottom w:val="none"/>
+          <w:right w:val="none"/>
+          <w:insideH w:val="none"/>
+          <w:insideV w:val="none"/>
+        </w:tblBorders>
+      </w:tblPr>
+      <w:tblGrid>
+        <w:gridCol w:w="9936"/>
+      </w:tblGrid>
+      <w:tr>
+        <w:tc>
+          <w:tcPr>
+            <w:tcW w:type="dxa" w:w="9216"/>
+            <w:shd w:val="clear" w:fill="ECFDF5"/>
+          </w:tcPr>
+          <w:p>
+            <w:pPr>
+              <w:spacing w:after="40" w:before="40"/>
+            </w:pPr>
+            <w:r>
+              <w:rPr>
+                <w:rFonts w:ascii="Malgun Gothic" w:hAnsi="Malgun Gothic" w:eastAsia="Malgun Gothic"/>
+                <w:b/>
+                <w:color w:val="0D9488"/>
+                <w:sz w:val="21"/>
+              </w:rPr>
+              <w:t xml:space="preserve">📖 </w:t>
+            </w:r>
+            <w:r>
+              <w:rPr>
+                <w:rFonts w:ascii="Malgun Gothic" w:hAnsi="Malgun Gothic" w:eastAsia="Malgun Gothic"/>
+                <w:b w:val="0"/>
+                <w:color w:val="334155"/>
+                <w:sz w:val="20"/>
+              </w:rPr>
+              <w:t xml:space="preserve">The new-payment screen now starts with </w:t>
+            </w:r>
+            <w:r>
+              <w:rPr>
+                <w:rFonts w:ascii="Malgun Gothic" w:hAnsi="Malgun Gothic" w:eastAsia="Malgun Gothic"/>
+                <w:b/>
+                <w:color w:val="334155"/>
+                <w:sz w:val="20"/>
+              </w:rPr>
+              <w:t>'who is this for?'</w:t>
+            </w:r>
+            <w:r>
+              <w:rPr>
+                <w:rFonts w:ascii="Malgun Gothic" w:hAnsi="Malgun Gothic" w:eastAsia="Malgun Gothic"/>
+                <w:b w:val="0"/>
+                <w:color w:val="334155"/>
+                <w:sz w:val="20"/>
+              </w:rPr>
+              <w:t xml:space="preserve">. Previously all </w:t>
+            </w:r>
+            <w:r>
+              <w:rPr>
+                <w:rFonts w:ascii="Malgun Gothic" w:hAnsi="Malgun Gothic" w:eastAsia="Malgun Gothic"/>
+                <w:b/>
+                <w:color w:val="334155"/>
+                <w:sz w:val="20"/>
+              </w:rPr>
+              <w:t>12 products</w:t>
+            </w:r>
+            <w:r>
+              <w:rPr>
+                <w:rFonts w:ascii="Malgun Gothic" w:hAnsi="Malgun Gothic" w:eastAsia="Malgun Gothic"/>
+                <w:b w:val="0"/>
+                <w:color w:val="334155"/>
+                <w:sz w:val="20"/>
+              </w:rPr>
+              <w:t xml:space="preserve"> appeared at once and parents had no idea where to start. Now they pick from </w:t>
+            </w:r>
+            <w:r>
+              <w:rPr>
+                <w:rFonts w:ascii="Malgun Gothic" w:hAnsi="Malgun Gothic" w:eastAsia="Malgun Gothic"/>
+                <w:b/>
+                <w:color w:val="334155"/>
+                <w:sz w:val="20"/>
+              </w:rPr>
+              <w:t>Kids · 1:1 · Group · Business · Test Prep · Corporate</w:t>
+            </w:r>
+            <w:r>
+              <w:rPr>
+                <w:rFonts w:ascii="Malgun Gothic" w:hAnsi="Malgun Gothic" w:eastAsia="Malgun Gothic"/>
+                <w:b w:val="0"/>
+                <w:color w:val="334155"/>
+                <w:sz w:val="20"/>
+              </w:rPr>
+              <w:t xml:space="preserve"> and only the matching products remain.</w:t>
+            </w:r>
+          </w:p>
+        </w:tc>
+      </w:tr>
+    </w:tbl>
+    <w:p>
+      <w:pPr>
+        <w:spacing w:after="40"/>
+      </w:pPr>
+    </w:p>
+    <w:p>
+      <w:pPr>
+        <w:spacing w:after="40" w:before="0"/>
+      </w:pPr>
+      <w:r>
+        <w:rPr>
+          <w:rFonts w:ascii="Malgun Gothic" w:hAnsi="Malgun Gothic" w:eastAsia="Malgun Gothic"/>
+          <w:b/>
+          <w:color w:val="0D9488"/>
+          <w:sz w:val="22"/>
+        </w:rPr>
+        <w:t>How to use</w:t>
+      </w:r>
+    </w:p>
+    <w:p>
+      <w:pPr>
+        <w:spacing w:after="40"/>
+        <w:ind w:left="288"/>
+      </w:pPr>
+      <w:r>
+        <w:rPr>
+          <w:rFonts w:ascii="Malgun Gothic" w:hAnsi="Malgun Gothic" w:eastAsia="Malgun Gothic"/>
+          <w:b/>
+          <w:color w:val="0EA5E9"/>
+          <w:sz w:val="21"/>
+        </w:rPr>
+        <w:t xml:space="preserve">1. </w:t>
+      </w:r>
+      <w:r>
+        <w:rPr>
+          <w:rFonts w:ascii="Malgun Gothic" w:hAnsi="Malgun Gothic" w:eastAsia="Malgun Gothic"/>
+          <w:b w:val="0"/>
+          <w:color w:val="334155"/>
+          <w:sz w:val="21"/>
+        </w:rPr>
+        <w:t xml:space="preserve">Point the parent to the </w:t>
+      </w:r>
+      <w:r>
+        <w:rPr>
+          <w:rFonts w:ascii="Malgun Gothic" w:hAnsi="Malgun Gothic" w:eastAsia="Malgun Gothic"/>
+          <w:b/>
+          <w:color w:val="0D9488"/>
+          <w:sz w:val="21"/>
+        </w:rPr>
+        <w:t>New Payment</w:t>
+      </w:r>
+      <w:r>
+        <w:rPr>
+          <w:rFonts w:ascii="Malgun Gothic" w:hAnsi="Malgun Gothic" w:eastAsia="Malgun Gothic"/>
+          <w:b w:val="0"/>
+          <w:color w:val="334155"/>
+          <w:sz w:val="21"/>
+        </w:rPr>
+        <w:t xml:space="preserve"> screen.</w:t>
+      </w:r>
+    </w:p>
+    <w:p>
+      <w:pPr>
+        <w:spacing w:after="40"/>
+        <w:ind w:left="288"/>
+      </w:pPr>
+      <w:r>
+        <w:rPr>
+          <w:rFonts w:ascii="Malgun Gothic" w:hAnsi="Malgun Gothic" w:eastAsia="Malgun Gothic"/>
+          <w:b/>
+          <w:color w:val="0EA5E9"/>
+          <w:sz w:val="21"/>
+        </w:rPr>
+        <w:t xml:space="preserve">2. </w:t>
+      </w:r>
+      <w:r>
+        <w:rPr>
+          <w:rFonts w:ascii="Malgun Gothic" w:hAnsi="Malgun Gothic" w:eastAsia="Malgun Gothic"/>
+          <w:b w:val="0"/>
+          <w:color w:val="334155"/>
+          <w:sz w:val="21"/>
+        </w:rPr>
+        <w:t xml:space="preserve">Have them pick the </w:t>
+      </w:r>
+      <w:r>
+        <w:rPr>
+          <w:rFonts w:ascii="Malgun Gothic" w:hAnsi="Malgun Gothic" w:eastAsia="Malgun Gothic"/>
+          <w:b/>
+          <w:color w:val="0D9488"/>
+          <w:sz w:val="21"/>
+        </w:rPr>
+        <w:t>audience</w:t>
+      </w:r>
+      <w:r>
+        <w:rPr>
+          <w:rFonts w:ascii="Malgun Gothic" w:hAnsi="Malgun Gothic" w:eastAsia="Malgun Gothic"/>
+          <w:b w:val="0"/>
+          <w:color w:val="334155"/>
+          <w:sz w:val="21"/>
+        </w:rPr>
+        <w:t xml:space="preserve"> first (Kids, 1:1, Group, Business, Test Prep, Corporate).</w:t>
+      </w:r>
+    </w:p>
+    <w:p>
+      <w:pPr>
+        <w:spacing w:after="40"/>
+        <w:ind w:left="288"/>
+      </w:pPr>
+      <w:r>
+        <w:rPr>
+          <w:rFonts w:ascii="Malgun Gothic" w:hAnsi="Malgun Gothic" w:eastAsia="Malgun Gothic"/>
+          <w:b/>
+          <w:color w:val="0EA5E9"/>
+          <w:sz w:val="21"/>
+        </w:rPr>
+        <w:t xml:space="preserve">3. </w:t>
+      </w:r>
+      <w:r>
+        <w:rPr>
+          <w:rFonts w:ascii="Malgun Gothic" w:hAnsi="Malgun Gothic" w:eastAsia="Malgun Gothic"/>
+          <w:b w:val="0"/>
+          <w:color w:val="334155"/>
+          <w:sz w:val="21"/>
+        </w:rPr>
+        <w:t>Only the products for that audience stay on screen.</w:t>
+      </w:r>
+    </w:p>
+    <w:p>
+      <w:pPr>
+        <w:spacing w:after="40"/>
+        <w:ind w:left="288"/>
+      </w:pPr>
+      <w:r>
+        <w:rPr>
+          <w:rFonts w:ascii="Malgun Gothic" w:hAnsi="Malgun Gothic" w:eastAsia="Malgun Gothic"/>
+          <w:b/>
+          <w:color w:val="0EA5E9"/>
+          <w:sz w:val="21"/>
+        </w:rPr>
+        <w:t xml:space="preserve">4. </w:t>
+      </w:r>
+      <w:r>
+        <w:rPr>
+          <w:rFonts w:ascii="Malgun Gothic" w:hAnsi="Malgun Gothic" w:eastAsia="Malgun Gothic"/>
+          <w:b w:val="0"/>
+          <w:color w:val="334155"/>
+          <w:sz w:val="21"/>
+        </w:rPr>
+        <w:t xml:space="preserve">If they want to compare everything, press </w:t>
+      </w:r>
+      <w:r>
+        <w:rPr>
+          <w:rFonts w:ascii="Malgun Gothic" w:hAnsi="Malgun Gothic" w:eastAsia="Malgun Gothic"/>
+          <w:b/>
+          <w:color w:val="0D9488"/>
+          <w:sz w:val="21"/>
+        </w:rPr>
+        <w:t>See Full Price List</w:t>
+      </w:r>
+      <w:r>
+        <w:rPr>
+          <w:rFonts w:ascii="Malgun Gothic" w:hAnsi="Malgun Gothic" w:eastAsia="Malgun Gothic"/>
+          <w:b w:val="0"/>
+          <w:color w:val="334155"/>
+          <w:sz w:val="21"/>
+        </w:rPr>
+        <w:t>.</w:t>
+      </w:r>
+    </w:p>
+    <w:p>
+      <w:pPr>
+        <w:spacing w:after="40" w:before="80"/>
+      </w:pPr>
+      <w:r>
+        <w:rPr>
+          <w:rFonts w:ascii="Malgun Gothic" w:hAnsi="Malgun Gothic" w:eastAsia="Malgun Gothic"/>
+          <w:b/>
+          <w:color w:val="0D9488"/>
+          <w:sz w:val="21"/>
+        </w:rPr>
+        <w:t>✅ Key Points</w:t>
+      </w:r>
+    </w:p>
+    <w:p>
+      <w:pPr>
+        <w:spacing w:after="20"/>
+        <w:ind w:left="288"/>
+      </w:pPr>
+      <w:r>
+        <w:rPr>
+          <w:rFonts w:ascii="Malgun Gothic" w:hAnsi="Malgun Gothic"/>
+          <w:color w:val="0D9488"/>
+        </w:rPr>
+        <w:t xml:space="preserve">• </w:t>
+      </w:r>
+      <w:r>
+        <w:rPr>
+          <w:rFonts w:ascii="Malgun Gothic" w:hAnsi="Malgun Gothic" w:eastAsia="Malgun Gothic"/>
+          <w:b/>
+          <w:color w:val="0D9488"/>
+          <w:sz w:val="20"/>
+        </w:rPr>
+        <w:t>No product card or payment logic was changed</w:t>
+      </w:r>
+      <w:r>
+        <w:rPr>
+          <w:rFonts w:ascii="Malgun Gothic" w:hAnsi="Malgun Gothic" w:eastAsia="Malgun Gothic"/>
+          <w:b w:val="0"/>
+          <w:color w:val="334155"/>
+          <w:sz w:val="20"/>
+        </w:rPr>
+        <w:t xml:space="preserve"> — only what is displayed, so it is safe.</w:t>
+      </w:r>
+    </w:p>
+    <w:p>
+      <w:pPr>
+        <w:spacing w:after="20"/>
+        <w:ind w:left="288"/>
+      </w:pPr>
+      <w:r>
+        <w:rPr>
+          <w:rFonts w:ascii="Malgun Gothic" w:hAnsi="Malgun Gothic"/>
+          <w:color w:val="0D9488"/>
+        </w:rPr>
+        <w:t xml:space="preserve">• </w:t>
+      </w:r>
+      <w:r>
+        <w:rPr>
+          <w:rFonts w:ascii="Malgun Gothic" w:hAnsi="Malgun Gothic" w:eastAsia="Malgun Gothic"/>
+          <w:b w:val="0"/>
+          <w:color w:val="334155"/>
+          <w:sz w:val="20"/>
+        </w:rPr>
+        <w:t>Verified counts: 3 initially (free trial, other, policy) → 4 when Kids is selected → 12 in full view.</w:t>
+      </w:r>
+    </w:p>
+    <w:p>
+      <w:pPr>
+        <w:spacing w:after="20"/>
+        <w:ind w:left="288"/>
+      </w:pPr>
+      <w:r>
+        <w:rPr>
+          <w:rFonts w:ascii="Malgun Gothic" w:hAnsi="Malgun Gothic"/>
+          <w:color w:val="0D9488"/>
+        </w:rPr>
+        <w:t xml:space="preserve">• </w:t>
+      </w:r>
+      <w:r>
+        <w:rPr>
+          <w:rFonts w:ascii="Malgun Gothic" w:hAnsi="Malgun Gothic" w:eastAsia="Malgun Gothic"/>
+          <w:b/>
+          <w:color w:val="0D9488"/>
+          <w:sz w:val="20"/>
+        </w:rPr>
+        <w:t>See Full Price List was deliberately kept</w:t>
+      </w:r>
+      <w:r>
+        <w:rPr>
+          <w:rFonts w:ascii="Malgun Gothic" w:hAnsi="Malgun Gothic" w:eastAsia="Malgun Gothic"/>
+          <w:b w:val="0"/>
+          <w:color w:val="334155"/>
+          <w:sz w:val="20"/>
+        </w:rPr>
+        <w:t xml:space="preserve"> — hiding prices backfires.</w:t>
+      </w:r>
+    </w:p>
+    <w:tbl>
+      <w:tblPr>
+        <w:tblW w:type="auto" w:w="0"/>
+        <w:jc w:val="center"/>
+        <w:tblLook w:firstColumn="1" w:firstRow="1" w:lastColumn="0" w:lastRow="0" w:noHBand="0" w:noVBand="1" w:val="04A0"/>
+        <w:tblBorders>
+          <w:top w:val="none"/>
+          <w:left w:val="none"/>
+          <w:bottom w:val="none"/>
+          <w:right w:val="none"/>
+          <w:insideH w:val="none"/>
+          <w:insideV w:val="none"/>
+        </w:tblBorders>
+      </w:tblPr>
+      <w:tblGrid>
+        <w:gridCol w:w="9936"/>
+      </w:tblGrid>
+      <w:tr>
+        <w:tc>
+          <w:tcPr>
+            <w:tcW w:type="dxa" w:w="9216"/>
+            <w:shd w:val="clear" w:fill="FFF7E6"/>
+          </w:tcPr>
+          <w:p>
+            <w:pPr>
+              <w:spacing w:after="40" w:before="40"/>
+            </w:pPr>
+            <w:r>
+              <w:rPr>
+                <w:rFonts w:ascii="Malgun Gothic" w:hAnsi="Malgun Gothic" w:eastAsia="Malgun Gothic"/>
+                <w:b/>
+                <w:color w:val="E8630A"/>
+                <w:sz w:val="21"/>
+              </w:rPr>
+              <w:t xml:space="preserve">💡 Tip </w:t>
+            </w:r>
+            <w:r>
+              <w:rPr>
+                <w:rFonts w:ascii="Malgun Gothic" w:hAnsi="Malgun Gothic" w:eastAsia="Malgun Gothic"/>
+                <w:b w:val="0"/>
+                <w:color w:val="5B4A2A"/>
+                <w:sz w:val="20"/>
+              </w:rPr>
+              <w:t>When a caller says 'I don't know which one to pick', just have them choose the audience first.</w:t>
+            </w:r>
+          </w:p>
+        </w:tc>
+      </w:tr>
+    </w:tbl>
+    <w:p>
+      <w:pPr>
+        <w:spacing w:after="40"/>
+      </w:pPr>
+    </w:p>
+    <w:p>
+      <w:pPr>
+        <w:spacing w:before="80" w:after="160"/>
+        <w:jc w:val="center"/>
+      </w:pPr>
+      <w:r>
+        <w:drawing>
+          <wp:inline xmlns:a="http://schemas.openxmlformats.org/drawingml/2006/main" xmlns:pic="http://schemas.openxmlformats.org/drawingml/2006/picture">
+            <wp:extent cx="5669280" cy="3543300"/>
+            <wp:docPr id="30" name="Picture 30"/>
+            <wp:cNvGraphicFramePr>
+              <a:graphicFrameLocks noChangeAspect="1"/>
+            </wp:cNvGraphicFramePr>
+            <a:graphic>
+              <a:graphicData uri="http://schemas.openxmlformats.org/drawingml/2006/picture">
+                <pic:pic>
+                  <pic:nvPicPr>
+                    <pic:cNvPr id="0" name="admin_refund.jpg"/>
+                    <pic:cNvPicPr/>
+                  </pic:nvPicPr>
+                  <pic:blipFill>
+                    <a:blip r:embed="rId15"/>
+                    <a:stretch>
+                      <a:fillRect/>
+                    </a:stretch>
+                  </pic:blipFill>
+                  <pic:spPr>
+                    <a:xfrm>
+                      <a:off x="0" y="0"/>
+                      <a:ext cx="5669280" cy="3543300"/>
+                    </a:xfrm>
+                    <a:prstGeom prst="rect"/>
+                  </pic:spPr>
+                </pic:pic>
+              </a:graphicData>
+            </a:graphic>
+          </wp:inline>
+        </w:drawing>
+      </w:r>
+    </w:p>
+    <w:p>
+      <w:pPr>
+        <w:spacing w:before="240" w:after="40"/>
+      </w:pPr>
+      <w:r>
+        <w:rPr>
+          <w:rFonts w:ascii="Malgun Gothic" w:hAnsi="Malgun Gothic" w:eastAsia="Malgun Gothic"/>
+          <w:b/>
+          <w:color w:val="0D9488"/>
+          <w:sz w:val="28"/>
+        </w:rPr>
+        <w:t>29.  📋 Sample Report Card for Parents Without an Account</w:t>
+      </w:r>
+    </w:p>
+    <w:p>
+      <w:pPr>
+        <w:spacing w:after="120" w:before="0"/>
+      </w:pPr>
+      <w:r>
+        <w:rPr>
+          <w:rFonts w:ascii="Malgun Gothic" w:hAnsi="Malgun Gothic" w:eastAsia="Malgun Gothic"/>
+          <w:b w:val="0"/>
+          <w:color w:val="64748B"/>
+          <w:sz w:val="21"/>
+        </w:rPr>
+        <w:t>Something to show in front of the login wall</w:t>
+      </w:r>
+    </w:p>
+    <w:tbl>
+      <w:tblPr>
+        <w:tblW w:type="auto" w:w="0"/>
+        <w:jc w:val="center"/>
+        <w:tblLook w:firstColumn="1" w:firstRow="1" w:lastColumn="0" w:lastRow="0" w:noHBand="0" w:noVBand="1" w:val="04A0"/>
+        <w:tblBorders>
+          <w:top w:val="none"/>
+          <w:left w:val="none"/>
+          <w:bottom w:val="none"/>
+          <w:right w:val="none"/>
+          <w:insideH w:val="none"/>
+          <w:insideV w:val="none"/>
+        </w:tblBorders>
+      </w:tblPr>
+      <w:tblGrid>
+        <w:gridCol w:w="9936"/>
+      </w:tblGrid>
+      <w:tr>
+        <w:tc>
+          <w:tcPr>
+            <w:tcW w:type="dxa" w:w="9216"/>
+            <w:shd w:val="clear" w:fill="ECFDF5"/>
+          </w:tcPr>
+          <w:p>
+            <w:pPr>
+              <w:spacing w:after="40" w:before="40"/>
+            </w:pPr>
+            <w:r>
+              <w:rPr>
+                <w:rFonts w:ascii="Malgun Gothic" w:hAnsi="Malgun Gothic" w:eastAsia="Malgun Gothic"/>
+                <w:b/>
+                <w:color w:val="0D9488"/>
+                <w:sz w:val="21"/>
+              </w:rPr>
+              <w:t xml:space="preserve">📖 </w:t>
+            </w:r>
+            <w:r>
+              <w:rPr>
+                <w:rFonts w:ascii="Malgun Gothic" w:hAnsi="Malgun Gothic" w:eastAsia="Malgun Gothic"/>
+                <w:b w:val="0"/>
+                <w:color w:val="334155"/>
+                <w:sz w:val="20"/>
+              </w:rPr>
+              <w:t xml:space="preserve">Until now there was </w:t>
+            </w:r>
+            <w:r>
+              <w:rPr>
+                <w:rFonts w:ascii="Malgun Gothic" w:hAnsi="Malgun Gothic" w:eastAsia="Malgun Gothic"/>
+                <w:b/>
+                <w:color w:val="334155"/>
+                <w:sz w:val="20"/>
+              </w:rPr>
+              <w:t>nothing to show a prospective parent</w:t>
+            </w:r>
+            <w:r>
+              <w:rPr>
+                <w:rFonts w:ascii="Malgun Gothic" w:hAnsi="Malgun Gothic" w:eastAsia="Malgun Gothic"/>
+                <w:b w:val="0"/>
+                <w:color w:val="334155"/>
+                <w:sz w:val="20"/>
+              </w:rPr>
+              <w:t xml:space="preserve"> who had no account. The report-card screen now offers </w:t>
+            </w:r>
+            <w:r>
+              <w:rPr>
+                <w:rFonts w:ascii="Malgun Gothic" w:hAnsi="Malgun Gothic" w:eastAsia="Malgun Gothic"/>
+                <w:b/>
+                <w:color w:val="334155"/>
+                <w:sz w:val="20"/>
+              </w:rPr>
+              <w:t>'No account — view a sample report first'</w:t>
+            </w:r>
+            <w:r>
+              <w:rPr>
+                <w:rFonts w:ascii="Malgun Gothic" w:hAnsi="Malgun Gothic" w:eastAsia="Malgun Gothic"/>
+                <w:b w:val="0"/>
+                <w:color w:val="334155"/>
+                <w:sz w:val="20"/>
+              </w:rPr>
+              <w:t xml:space="preserve">, so you can show what the </w:t>
+            </w:r>
+            <w:r>
+              <w:rPr>
+                <w:rFonts w:ascii="Malgun Gothic" w:hAnsi="Malgun Gothic" w:eastAsia="Malgun Gothic"/>
+                <w:b/>
+                <w:color w:val="334155"/>
+                <w:sz w:val="20"/>
+              </w:rPr>
+              <w:t>5-axis scores + teacher comment + AI analysis</w:t>
+            </w:r>
+            <w:r>
+              <w:rPr>
+                <w:rFonts w:ascii="Malgun Gothic" w:hAnsi="Malgun Gothic" w:eastAsia="Malgun Gothic"/>
+                <w:b w:val="0"/>
+                <w:color w:val="334155"/>
+                <w:sz w:val="20"/>
+              </w:rPr>
+              <w:t xml:space="preserve"> look like without logging in.</w:t>
+            </w:r>
+          </w:p>
+        </w:tc>
+      </w:tr>
+    </w:tbl>
+    <w:p>
+      <w:pPr>
+        <w:spacing w:after="40"/>
+      </w:pPr>
+    </w:p>
+    <w:p>
+      <w:pPr>
+        <w:spacing w:after="40" w:before="0"/>
+      </w:pPr>
+      <w:r>
+        <w:rPr>
+          <w:rFonts w:ascii="Malgun Gothic" w:hAnsi="Malgun Gothic" w:eastAsia="Malgun Gothic"/>
+          <w:b/>
+          <w:color w:val="0D9488"/>
+          <w:sz w:val="22"/>
+        </w:rPr>
+        <w:t>How to use</w:t>
+      </w:r>
+    </w:p>
+    <w:p>
+      <w:pPr>
+        <w:spacing w:after="40"/>
+        <w:ind w:left="288"/>
+      </w:pPr>
+      <w:r>
+        <w:rPr>
+          <w:rFonts w:ascii="Malgun Gothic" w:hAnsi="Malgun Gothic" w:eastAsia="Malgun Gothic"/>
+          <w:b/>
+          <w:color w:val="0EA5E9"/>
+          <w:sz w:val="21"/>
+        </w:rPr>
+        <w:t xml:space="preserve">1. </w:t>
+      </w:r>
+      <w:r>
+        <w:rPr>
+          <w:rFonts w:ascii="Malgun Gothic" w:hAnsi="Malgun Gothic" w:eastAsia="Malgun Gothic"/>
+          <w:b w:val="0"/>
+          <w:color w:val="334155"/>
+          <w:sz w:val="21"/>
+        </w:rPr>
+        <w:t xml:space="preserve">During a consultation, open the </w:t>
+      </w:r>
+      <w:r>
+        <w:rPr>
+          <w:rFonts w:ascii="Malgun Gothic" w:hAnsi="Malgun Gothic" w:eastAsia="Malgun Gothic"/>
+          <w:b/>
+          <w:color w:val="0D9488"/>
+          <w:sz w:val="21"/>
+        </w:rPr>
+        <w:t>report-card screen</w:t>
+      </w:r>
+      <w:r>
+        <w:rPr>
+          <w:rFonts w:ascii="Malgun Gothic" w:hAnsi="Malgun Gothic" w:eastAsia="Malgun Gothic"/>
+          <w:b w:val="0"/>
+          <w:color w:val="334155"/>
+          <w:sz w:val="21"/>
+        </w:rPr>
+        <w:t xml:space="preserve"> for the parent.</w:t>
+      </w:r>
+    </w:p>
+    <w:p>
+      <w:pPr>
+        <w:spacing w:after="40"/>
+        <w:ind w:left="288"/>
+      </w:pPr>
+      <w:r>
+        <w:rPr>
+          <w:rFonts w:ascii="Malgun Gothic" w:hAnsi="Malgun Gothic" w:eastAsia="Malgun Gothic"/>
+          <w:b/>
+          <w:color w:val="0EA5E9"/>
+          <w:sz w:val="21"/>
+        </w:rPr>
+        <w:t xml:space="preserve">2. </w:t>
+      </w:r>
+      <w:r>
+        <w:rPr>
+          <w:rFonts w:ascii="Malgun Gothic" w:hAnsi="Malgun Gothic" w:eastAsia="Malgun Gothic"/>
+          <w:b w:val="0"/>
+          <w:color w:val="334155"/>
+          <w:sz w:val="21"/>
+        </w:rPr>
+        <w:t xml:space="preserve">Press </w:t>
+      </w:r>
+      <w:r>
+        <w:rPr>
+          <w:rFonts w:ascii="Malgun Gothic" w:hAnsi="Malgun Gothic" w:eastAsia="Malgun Gothic"/>
+          <w:b/>
+          <w:color w:val="0D9488"/>
+          <w:sz w:val="21"/>
+        </w:rPr>
+        <w:t>No account — view a sample report first</w:t>
+      </w:r>
+      <w:r>
+        <w:rPr>
+          <w:rFonts w:ascii="Malgun Gothic" w:hAnsi="Malgun Gothic" w:eastAsia="Malgun Gothic"/>
+          <w:b w:val="0"/>
+          <w:color w:val="334155"/>
+          <w:sz w:val="21"/>
+        </w:rPr>
+        <w:t>.</w:t>
+      </w:r>
+    </w:p>
+    <w:p>
+      <w:pPr>
+        <w:spacing w:after="40"/>
+        <w:ind w:left="288"/>
+      </w:pPr>
+      <w:r>
+        <w:rPr>
+          <w:rFonts w:ascii="Malgun Gothic" w:hAnsi="Malgun Gothic" w:eastAsia="Malgun Gothic"/>
+          <w:b/>
+          <w:color w:val="0EA5E9"/>
+          <w:sz w:val="21"/>
+        </w:rPr>
+        <w:t xml:space="preserve">3. </w:t>
+      </w:r>
+      <w:r>
+        <w:rPr>
+          <w:rFonts w:ascii="Malgun Gothic" w:hAnsi="Malgun Gothic" w:eastAsia="Malgun Gothic"/>
+          <w:b w:val="0"/>
+          <w:color w:val="334155"/>
+          <w:sz w:val="21"/>
+        </w:rPr>
+        <w:t>Walk through the 5-axis scores, teacher comment and AI analysis together.</w:t>
+      </w:r>
+    </w:p>
+    <w:p>
+      <w:pPr>
+        <w:spacing w:after="40"/>
+        <w:ind w:left="288"/>
+      </w:pPr>
+      <w:r>
+        <w:rPr>
+          <w:rFonts w:ascii="Malgun Gothic" w:hAnsi="Malgun Gothic" w:eastAsia="Malgun Gothic"/>
+          <w:b/>
+          <w:color w:val="0EA5E9"/>
+          <w:sz w:val="21"/>
+        </w:rPr>
+        <w:t xml:space="preserve">4. </w:t>
+      </w:r>
+      <w:r>
+        <w:rPr>
+          <w:rFonts w:ascii="Malgun Gothic" w:hAnsi="Malgun Gothic" w:eastAsia="Malgun Gothic"/>
+          <w:b w:val="0"/>
+          <w:color w:val="334155"/>
+          <w:sz w:val="21"/>
+        </w:rPr>
+        <w:t>Close with 'this is what you'll receive for your child' and offer the trial.</w:t>
+      </w:r>
+    </w:p>
+    <w:p>
+      <w:pPr>
+        <w:spacing w:after="40" w:before="80"/>
+      </w:pPr>
+      <w:r>
+        <w:rPr>
+          <w:rFonts w:ascii="Malgun Gothic" w:hAnsi="Malgun Gothic" w:eastAsia="Malgun Gothic"/>
+          <w:b/>
+          <w:color w:val="0D9488"/>
+          <w:sz w:val="21"/>
+        </w:rPr>
+        <w:t>✅ Key Points</w:t>
+      </w:r>
+    </w:p>
+    <w:p>
+      <w:pPr>
+        <w:spacing w:after="20"/>
+        <w:ind w:left="288"/>
+      </w:pPr>
+      <w:r>
+        <w:rPr>
+          <w:rFonts w:ascii="Malgun Gothic" w:hAnsi="Malgun Gothic"/>
+          <w:color w:val="0D9488"/>
+        </w:rPr>
+        <w:t xml:space="preserve">• </w:t>
+      </w:r>
+      <w:r>
+        <w:rPr>
+          <w:rFonts w:ascii="Malgun Gothic" w:hAnsi="Malgun Gothic" w:eastAsia="Malgun Gothic"/>
+          <w:b w:val="0"/>
+          <w:color w:val="334155"/>
+          <w:sz w:val="20"/>
+        </w:rPr>
+        <w:t xml:space="preserve">⚠️ </w:t>
+      </w:r>
+      <w:r>
+        <w:rPr>
+          <w:rFonts w:ascii="Malgun Gothic" w:hAnsi="Malgun Gothic" w:eastAsia="Malgun Gothic"/>
+          <w:b/>
+          <w:color w:val="0D9488"/>
+          <w:sz w:val="20"/>
+        </w:rPr>
+        <w:t>All values are examples.</w:t>
+      </w:r>
+      <w:r>
+        <w:rPr>
+          <w:rFonts w:ascii="Malgun Gothic" w:hAnsi="Malgun Gothic" w:eastAsia="Malgun Gothic"/>
+          <w:b w:val="0"/>
+          <w:color w:val="334155"/>
+          <w:sz w:val="20"/>
+        </w:rPr>
+        <w:t xml:space="preserve"> The title and top banner are marked 'Sample'.</w:t>
+      </w:r>
+    </w:p>
+    <w:p>
+      <w:pPr>
+        <w:spacing w:after="20"/>
+        <w:ind w:left="288"/>
+      </w:pPr>
+      <w:r>
+        <w:rPr>
+          <w:rFonts w:ascii="Malgun Gothic" w:hAnsi="Malgun Gothic"/>
+          <w:color w:val="0D9488"/>
+        </w:rPr>
+        <w:t xml:space="preserve">• </w:t>
+      </w:r>
+      <w:r>
+        <w:rPr>
+          <w:rFonts w:ascii="Malgun Gothic" w:hAnsi="Malgun Gothic" w:eastAsia="Malgun Gothic"/>
+          <w:b/>
+          <w:color w:val="0D9488"/>
+          <w:sz w:val="20"/>
+        </w:rPr>
+        <w:t>Never remove that marking</w:t>
+      </w:r>
+      <w:r>
+        <w:rPr>
+          <w:rFonts w:ascii="Malgun Gothic" w:hAnsi="Malgun Gothic" w:eastAsia="Malgun Gothic"/>
+          <w:b w:val="0"/>
+          <w:color w:val="334155"/>
+          <w:sz w:val="20"/>
+        </w:rPr>
+        <w:t xml:space="preserve"> — if it is mistaken for a real record it becomes a trust problem.</w:t>
+      </w:r>
+    </w:p>
+    <w:tbl>
+      <w:tblPr>
+        <w:tblW w:type="auto" w:w="0"/>
+        <w:jc w:val="center"/>
+        <w:tblLook w:firstColumn="1" w:firstRow="1" w:lastColumn="0" w:lastRow="0" w:noHBand="0" w:noVBand="1" w:val="04A0"/>
+        <w:tblBorders>
+          <w:top w:val="none"/>
+          <w:left w:val="none"/>
+          <w:bottom w:val="none"/>
+          <w:right w:val="none"/>
+          <w:insideH w:val="none"/>
+          <w:insideV w:val="none"/>
+        </w:tblBorders>
+      </w:tblPr>
+      <w:tblGrid>
+        <w:gridCol w:w="9936"/>
+      </w:tblGrid>
+      <w:tr>
+        <w:tc>
+          <w:tcPr>
+            <w:tcW w:type="dxa" w:w="9216"/>
+            <w:shd w:val="clear" w:fill="FFFBEB"/>
+          </w:tcPr>
+          <w:p>
+            <w:pPr>
+              <w:spacing w:after="40" w:before="40"/>
+            </w:pPr>
+            <w:r>
+              <w:rPr>
+                <w:rFonts w:ascii="Malgun Gothic" w:hAnsi="Malgun Gothic" w:eastAsia="Malgun Gothic"/>
+                <w:b/>
+                <w:color w:val="B45309"/>
+                <w:sz w:val="21"/>
+              </w:rPr>
+              <w:t xml:space="preserve">Good to know </w:t>
+            </w:r>
+            <w:r>
+              <w:rPr>
+                <w:rFonts w:ascii="Malgun Gothic" w:hAnsi="Malgun Gothic" w:eastAsia="Malgun Gothic"/>
+                <w:b w:val="0"/>
+                <w:color w:val="92670A"/>
+                <w:sz w:val="20"/>
+              </w:rPr>
+              <w:t>The sample uses no real student data. Use it for consultations only.</w:t>
+            </w:r>
+          </w:p>
+        </w:tc>
+      </w:tr>
+    </w:tbl>
+    <w:p>
+      <w:pPr>
+        <w:spacing w:after="40"/>
+      </w:pPr>
+    </w:p>
+    <w:tbl>
+      <w:tblPr>
+        <w:tblW w:type="auto" w:w="0"/>
+        <w:jc w:val="center"/>
+        <w:tblLook w:firstColumn="1" w:firstRow="1" w:lastColumn="0" w:lastRow="0" w:noHBand="0" w:noVBand="1" w:val="04A0"/>
+        <w:tblBorders>
+          <w:top w:val="none"/>
+          <w:left w:val="none"/>
+          <w:bottom w:val="none"/>
+          <w:right w:val="none"/>
+          <w:insideH w:val="none"/>
+          <w:insideV w:val="none"/>
+        </w:tblBorders>
+      </w:tblPr>
+      <w:tblGrid>
+        <w:gridCol w:w="9936"/>
+      </w:tblGrid>
+      <w:tr>
+        <w:tc>
+          <w:tcPr>
+            <w:tcW w:type="dxa" w:w="9216"/>
+            <w:shd w:val="clear" w:fill="FFF7E6"/>
+          </w:tcPr>
+          <w:p>
+            <w:pPr>
+              <w:spacing w:after="40" w:before="40"/>
+            </w:pPr>
+            <w:r>
+              <w:rPr>
+                <w:rFonts w:ascii="Malgun Gothic" w:hAnsi="Malgun Gothic" w:eastAsia="Malgun Gothic"/>
+                <w:b/>
+                <w:color w:val="E8630A"/>
+                <w:sz w:val="21"/>
+              </w:rPr>
+              <w:t xml:space="preserve">💡 Tip </w:t>
+            </w:r>
+            <w:r>
+              <w:rPr>
+                <w:rFonts w:ascii="Malgun Gothic" w:hAnsi="Malgun Gothic" w:eastAsia="Malgun Gothic"/>
+                <w:b w:val="0"/>
+                <w:color w:val="5B4A2A"/>
+                <w:sz w:val="20"/>
+              </w:rPr>
+              <w:t>Showing the sample report in the first three minutes of a consultation makes 'what do I actually get?' concrete and lifts trial conversion.</w:t>
+            </w:r>
+          </w:p>
+        </w:tc>
+      </w:tr>
+    </w:tbl>
+    <w:p>
+      <w:pPr>
+        <w:spacing w:after="40"/>
+      </w:pPr>
+    </w:p>
+    <w:p>
+      <w:pPr>
+        <w:spacing w:before="80" w:after="160"/>
+        <w:jc w:val="center"/>
+      </w:pPr>
+      <w:r>
+        <w:drawing>
+          <wp:inline xmlns:a="http://schemas.openxmlformats.org/drawingml/2006/main" xmlns:pic="http://schemas.openxmlformats.org/drawingml/2006/picture">
+            <wp:extent cx="5669280" cy="3543300"/>
+            <wp:docPr id="31" name="Picture 31"/>
+            <wp:cNvGraphicFramePr>
+              <a:graphicFrameLocks noChangeAspect="1"/>
+            </wp:cNvGraphicFramePr>
+            <a:graphic>
+              <a:graphicData uri="http://schemas.openxmlformats.org/drawingml/2006/picture">
+                <pic:pic>
+                  <pic:nvPicPr>
+                    <pic:cNvPr id="0" name="student_report_pentagon.jpg"/>
+                    <pic:cNvPicPr/>
+                  </pic:nvPicPr>
+                  <pic:blipFill>
+                    <a:blip r:embed="rId25"/>
+                    <a:stretch>
+                      <a:fillRect/>
+                    </a:stretch>
+                  </pic:blipFill>
+                  <pic:spPr>
+                    <a:xfrm>
+                      <a:off x="0" y="0"/>
+                      <a:ext cx="5669280" cy="3543300"/>
+                    </a:xfrm>
+                    <a:prstGeom prst="rect"/>
+                  </pic:spPr>
+                </pic:pic>
+              </a:graphicData>
+            </a:graphic>
+          </wp:inline>
+        </w:drawing>
+      </w:r>
+    </w:p>
+    <w:p>
+      <w:pPr>
+        <w:spacing w:before="240" w:after="40"/>
+      </w:pPr>
+      <w:r>
+        <w:rPr>
+          <w:rFonts w:ascii="Malgun Gothic" w:hAnsi="Malgun Gothic" w:eastAsia="Malgun Gothic"/>
+          <w:b/>
+          <w:color w:val="0D9488"/>
+          <w:sz w:val="28"/>
+        </w:rPr>
+        <w:t>30.  📞 Unified Support Hours &amp; Channel Order (KakaoTalk first)</w:t>
+      </w:r>
+    </w:p>
+    <w:p>
+      <w:pPr>
+        <w:spacing w:after="120" w:before="0"/>
+      </w:pPr>
+      <w:r>
+        <w:rPr>
+          <w:rFonts w:ascii="Malgun Gothic" w:hAnsi="Malgun Gothic" w:eastAsia="Malgun Gothic"/>
+          <w:b w:val="0"/>
+          <w:color w:val="64748B"/>
+          <w:sz w:val="21"/>
+        </w:rPr>
+        <w:t>One value across every screen</w:t>
+      </w:r>
+    </w:p>
+    <w:tbl>
+      <w:tblPr>
+        <w:tblW w:type="auto" w:w="0"/>
+        <w:jc w:val="center"/>
+        <w:tblLook w:firstColumn="1" w:firstRow="1" w:lastColumn="0" w:lastRow="0" w:noHBand="0" w:noVBand="1" w:val="04A0"/>
+        <w:tblBorders>
+          <w:top w:val="none"/>
+          <w:left w:val="none"/>
+          <w:bottom w:val="none"/>
+          <w:right w:val="none"/>
+          <w:insideH w:val="none"/>
+          <w:insideV w:val="none"/>
+        </w:tblBorders>
+      </w:tblPr>
+      <w:tblGrid>
+        <w:gridCol w:w="9936"/>
+      </w:tblGrid>
+      <w:tr>
+        <w:tc>
+          <w:tcPr>
+            <w:tcW w:type="dxa" w:w="9216"/>
+            <w:shd w:val="clear" w:fill="ECFDF5"/>
+          </w:tcPr>
+          <w:p>
+            <w:pPr>
+              <w:spacing w:after="40" w:before="40"/>
+            </w:pPr>
+            <w:r>
+              <w:rPr>
+                <w:rFonts w:ascii="Malgun Gothic" w:hAnsi="Malgun Gothic" w:eastAsia="Malgun Gothic"/>
+                <w:b/>
+                <w:color w:val="0D9488"/>
+                <w:sz w:val="21"/>
+              </w:rPr>
+              <w:t xml:space="preserve">📖 </w:t>
+            </w:r>
+            <w:r>
+              <w:rPr>
+                <w:rFonts w:ascii="Malgun Gothic" w:hAnsi="Malgun Gothic" w:eastAsia="Malgun Gothic"/>
+                <w:b w:val="0"/>
+                <w:color w:val="334155"/>
+                <w:sz w:val="20"/>
+              </w:rPr>
+              <w:t xml:space="preserve">Support hours previously appeared as </w:t>
+            </w:r>
+            <w:r>
+              <w:rPr>
+                <w:rFonts w:ascii="Malgun Gothic" w:hAnsi="Malgun Gothic" w:eastAsia="Malgun Gothic"/>
+                <w:b/>
+                <w:color w:val="334155"/>
+                <w:sz w:val="20"/>
+              </w:rPr>
+              <w:t>09-22 / 10-20 / 7 p.m.</w:t>
+            </w:r>
+            <w:r>
+              <w:rPr>
+                <w:rFonts w:ascii="Malgun Gothic" w:hAnsi="Malgun Gothic" w:eastAsia="Malgun Gothic"/>
+                <w:b w:val="0"/>
+                <w:color w:val="334155"/>
+                <w:sz w:val="20"/>
+              </w:rPr>
+              <w:t xml:space="preserve"> on different screens. They are now unified to </w:t>
+            </w:r>
+            <w:r>
+              <w:rPr>
+                <w:rFonts w:ascii="Malgun Gothic" w:hAnsi="Malgun Gothic" w:eastAsia="Malgun Gothic"/>
+                <w:b/>
+                <w:color w:val="334155"/>
+                <w:sz w:val="20"/>
+              </w:rPr>
+              <w:t>10:00–23:00 (closed weekends and public holidays)</w:t>
+            </w:r>
+            <w:r>
+              <w:rPr>
+                <w:rFonts w:ascii="Malgun Gothic" w:hAnsi="Malgun Gothic" w:eastAsia="Malgun Gothic"/>
+                <w:b w:val="0"/>
+                <w:color w:val="334155"/>
+                <w:sz w:val="20"/>
+              </w:rPr>
+              <w:t xml:space="preserve">. The </w:t>
+            </w:r>
+            <w:r>
+              <w:rPr>
+                <w:rFonts w:ascii="Malgun Gothic" w:hAnsi="Malgun Gothic" w:eastAsia="Malgun Gothic"/>
+                <w:b/>
+                <w:color w:val="334155"/>
+                <w:sz w:val="20"/>
+              </w:rPr>
+              <w:t>KakaoTalk channel was also moved to first place</w:t>
+            </w:r>
+            <w:r>
+              <w:rPr>
+                <w:rFonts w:ascii="Malgun Gothic" w:hAnsi="Malgun Gothic" w:eastAsia="Malgun Gothic"/>
+                <w:b w:val="0"/>
+                <w:color w:val="334155"/>
+                <w:sz w:val="20"/>
+              </w:rPr>
+              <w:t>, and the phone card now notes that KakaoTalk is faster.</w:t>
+            </w:r>
+          </w:p>
+        </w:tc>
+      </w:tr>
+    </w:tbl>
+    <w:p>
+      <w:pPr>
+        <w:spacing w:after="40"/>
+      </w:pPr>
+    </w:p>
+    <w:p>
+      <w:pPr>
+        <w:spacing w:after="40" w:before="0"/>
+      </w:pPr>
+      <w:r>
+        <w:rPr>
+          <w:rFonts w:ascii="Malgun Gothic" w:hAnsi="Malgun Gothic" w:eastAsia="Malgun Gothic"/>
+          <w:b/>
+          <w:color w:val="0D9488"/>
+          <w:sz w:val="22"/>
+        </w:rPr>
+        <w:t>How to use</w:t>
+      </w:r>
+    </w:p>
+    <w:p>
+      <w:pPr>
+        <w:spacing w:after="40"/>
+        <w:ind w:left="288"/>
+      </w:pPr>
+      <w:r>
+        <w:rPr>
+          <w:rFonts w:ascii="Malgun Gothic" w:hAnsi="Malgun Gothic" w:eastAsia="Malgun Gothic"/>
+          <w:b/>
+          <w:color w:val="0EA5E9"/>
+          <w:sz w:val="21"/>
+        </w:rPr>
+        <w:t xml:space="preserve">1. </w:t>
+      </w:r>
+      <w:r>
+        <w:rPr>
+          <w:rFonts w:ascii="Malgun Gothic" w:hAnsi="Malgun Gothic" w:eastAsia="Malgun Gothic"/>
+          <w:b w:val="0"/>
+          <w:color w:val="334155"/>
+          <w:sz w:val="21"/>
+        </w:rPr>
+        <w:t xml:space="preserve">On the </w:t>
+      </w:r>
+      <w:r>
+        <w:rPr>
+          <w:rFonts w:ascii="Malgun Gothic" w:hAnsi="Malgun Gothic" w:eastAsia="Malgun Gothic"/>
+          <w:b/>
+          <w:color w:val="0D9488"/>
+          <w:sz w:val="21"/>
+        </w:rPr>
+        <w:t>Contact</w:t>
+      </w:r>
+      <w:r>
+        <w:rPr>
+          <w:rFonts w:ascii="Malgun Gothic" w:hAnsi="Malgun Gothic" w:eastAsia="Malgun Gothic"/>
+          <w:b w:val="0"/>
+          <w:color w:val="334155"/>
+          <w:sz w:val="21"/>
+        </w:rPr>
+        <w:t xml:space="preserve"> screen, confirm the card order is </w:t>
+      </w:r>
+      <w:r>
+        <w:rPr>
+          <w:rFonts w:ascii="Malgun Gothic" w:hAnsi="Malgun Gothic" w:eastAsia="Malgun Gothic"/>
+          <w:b/>
+          <w:color w:val="0D9488"/>
+          <w:sz w:val="21"/>
+        </w:rPr>
+        <w:t>KakaoTalk → phone</w:t>
+      </w:r>
+      <w:r>
+        <w:rPr>
+          <w:rFonts w:ascii="Malgun Gothic" w:hAnsi="Malgun Gothic" w:eastAsia="Malgun Gothic"/>
+          <w:b w:val="0"/>
+          <w:color w:val="334155"/>
+          <w:sz w:val="21"/>
+        </w:rPr>
+        <w:t>.</w:t>
+      </w:r>
+    </w:p>
+    <w:p>
+      <w:pPr>
+        <w:spacing w:after="40"/>
+        <w:ind w:left="288"/>
+      </w:pPr>
+      <w:r>
+        <w:rPr>
+          <w:rFonts w:ascii="Malgun Gothic" w:hAnsi="Malgun Gothic" w:eastAsia="Malgun Gothic"/>
+          <w:b/>
+          <w:color w:val="0EA5E9"/>
+          <w:sz w:val="21"/>
+        </w:rPr>
+        <w:t xml:space="preserve">2. </w:t>
+      </w:r>
+      <w:r>
+        <w:rPr>
+          <w:rFonts w:ascii="Malgun Gothic" w:hAnsi="Malgun Gothic" w:eastAsia="Malgun Gothic"/>
+          <w:b w:val="0"/>
+          <w:color w:val="334155"/>
+          <w:sz w:val="21"/>
+        </w:rPr>
+        <w:t xml:space="preserve">When advising parents, </w:t>
+      </w:r>
+      <w:r>
+        <w:rPr>
+          <w:rFonts w:ascii="Malgun Gothic" w:hAnsi="Malgun Gothic" w:eastAsia="Malgun Gothic"/>
+          <w:b/>
+          <w:color w:val="0D9488"/>
+          <w:sz w:val="21"/>
+        </w:rPr>
+        <w:t>point them to the KakaoTalk channel first</w:t>
+      </w:r>
+      <w:r>
+        <w:rPr>
+          <w:rFonts w:ascii="Malgun Gothic" w:hAnsi="Malgun Gothic" w:eastAsia="Malgun Gothic"/>
+          <w:b w:val="0"/>
+          <w:color w:val="334155"/>
+          <w:sz w:val="21"/>
+        </w:rPr>
+        <w:t>.</w:t>
+      </w:r>
+    </w:p>
+    <w:p>
+      <w:pPr>
+        <w:spacing w:after="40"/>
+        <w:ind w:left="288"/>
+      </w:pPr>
+      <w:r>
+        <w:rPr>
+          <w:rFonts w:ascii="Malgun Gothic" w:hAnsi="Malgun Gothic" w:eastAsia="Malgun Gothic"/>
+          <w:b/>
+          <w:color w:val="0EA5E9"/>
+          <w:sz w:val="21"/>
+        </w:rPr>
+        <w:t xml:space="preserve">3. </w:t>
+      </w:r>
+      <w:r>
+        <w:rPr>
+          <w:rFonts w:ascii="Malgun Gothic" w:hAnsi="Malgun Gothic" w:eastAsia="Malgun Gothic"/>
+          <w:b w:val="0"/>
+          <w:color w:val="334155"/>
+          <w:sz w:val="21"/>
+        </w:rPr>
+        <w:t xml:space="preserve">Quote support hours as </w:t>
+      </w:r>
+      <w:r>
+        <w:rPr>
+          <w:rFonts w:ascii="Malgun Gothic" w:hAnsi="Malgun Gothic" w:eastAsia="Malgun Gothic"/>
+          <w:b/>
+          <w:color w:val="0D9488"/>
+          <w:sz w:val="21"/>
+        </w:rPr>
+        <w:t>10:00–23:00 (closed weekends and holidays)</w:t>
+      </w:r>
+      <w:r>
+        <w:rPr>
+          <w:rFonts w:ascii="Malgun Gothic" w:hAnsi="Malgun Gothic" w:eastAsia="Malgun Gothic"/>
+          <w:b w:val="0"/>
+          <w:color w:val="334155"/>
+          <w:sz w:val="21"/>
+        </w:rPr>
+        <w:t>.</w:t>
+      </w:r>
+    </w:p>
+    <w:p>
+      <w:pPr>
+        <w:spacing w:after="40" w:before="80"/>
+      </w:pPr>
+      <w:r>
+        <w:rPr>
+          <w:rFonts w:ascii="Malgun Gothic" w:hAnsi="Malgun Gothic" w:eastAsia="Malgun Gothic"/>
+          <w:b/>
+          <w:color w:val="0D9488"/>
+          <w:sz w:val="21"/>
+        </w:rPr>
+        <w:t>✅ Key Points</w:t>
+      </w:r>
+    </w:p>
+    <w:p>
+      <w:pPr>
+        <w:spacing w:after="20"/>
+        <w:ind w:left="288"/>
+      </w:pPr>
+      <w:r>
+        <w:rPr>
+          <w:rFonts w:ascii="Malgun Gothic" w:hAnsi="Malgun Gothic"/>
+          <w:color w:val="0D9488"/>
+        </w:rPr>
+        <w:t xml:space="preserve">• </w:t>
+      </w:r>
+      <w:r>
+        <w:rPr>
+          <w:rFonts w:ascii="Malgun Gothic" w:hAnsi="Malgun Gothic" w:eastAsia="Malgun Gothic"/>
+          <w:b w:val="0"/>
+          <w:color w:val="334155"/>
+          <w:sz w:val="20"/>
+        </w:rPr>
+        <w:t xml:space="preserve">Places corrected: contact screen, home menu, FAQ (both languages), AI consultant fact block, student FAQ — </w:t>
+      </w:r>
+      <w:r>
+        <w:rPr>
+          <w:rFonts w:ascii="Malgun Gothic" w:hAnsi="Malgun Gothic" w:eastAsia="Malgun Gothic"/>
+          <w:b/>
+          <w:color w:val="0D9488"/>
+          <w:sz w:val="20"/>
+        </w:rPr>
+        <w:t>all the same value now</w:t>
+      </w:r>
+      <w:r>
+        <w:rPr>
+          <w:rFonts w:ascii="Malgun Gothic" w:hAnsi="Malgun Gothic" w:eastAsia="Malgun Gothic"/>
+          <w:b w:val="0"/>
+          <w:color w:val="334155"/>
+          <w:sz w:val="20"/>
+        </w:rPr>
+        <w:t>.</w:t>
+      </w:r>
+    </w:p>
+    <w:p>
+      <w:pPr>
+        <w:spacing w:after="20"/>
+        <w:ind w:left="288"/>
+      </w:pPr>
+      <w:r>
+        <w:rPr>
+          <w:rFonts w:ascii="Malgun Gothic" w:hAnsi="Malgun Gothic"/>
+          <w:color w:val="0D9488"/>
+        </w:rPr>
+        <w:t xml:space="preserve">• </w:t>
+      </w:r>
+      <w:r>
+        <w:rPr>
+          <w:rFonts w:ascii="Malgun Gothic" w:hAnsi="Malgun Gothic" w:eastAsia="Malgun Gothic"/>
+          <w:b w:val="0"/>
+          <w:color w:val="334155"/>
+          <w:sz w:val="20"/>
+        </w:rPr>
+        <w:t xml:space="preserve">The unused </w:t>
+      </w:r>
+      <w:r>
+        <w:rPr>
+          <w:rFonts w:ascii="Malgun Gothic" w:hAnsi="Malgun Gothic" w:eastAsia="Malgun Gothic"/>
+          <w:b/>
+          <w:color w:val="0D9488"/>
+          <w:sz w:val="20"/>
+        </w:rPr>
+        <w:t>fax number and placeholder phone numbers were deleted</w:t>
+      </w:r>
+      <w:r>
+        <w:rPr>
+          <w:rFonts w:ascii="Malgun Gothic" w:hAnsi="Malgun Gothic" w:eastAsia="Malgun Gothic"/>
+          <w:b w:val="0"/>
+          <w:color w:val="334155"/>
+          <w:sz w:val="20"/>
+        </w:rPr>
+        <w:t>.</w:t>
+      </w:r>
+    </w:p>
+    <w:p>
+      <w:pPr>
+        <w:spacing w:after="20"/>
+        <w:ind w:left="288"/>
+      </w:pPr>
+      <w:r>
+        <w:rPr>
+          <w:rFonts w:ascii="Malgun Gothic" w:hAnsi="Malgun Gothic"/>
+          <w:color w:val="0D9488"/>
+        </w:rPr>
+        <w:t xml:space="preserve">• </w:t>
+      </w:r>
+      <w:r>
+        <w:rPr>
+          <w:rFonts w:ascii="Malgun Gothic" w:hAnsi="Malgun Gothic" w:eastAsia="Malgun Gothic"/>
+          <w:b w:val="0"/>
+          <w:color w:val="334155"/>
+          <w:sz w:val="20"/>
+        </w:rPr>
+        <w:t>The AI consultant quotes the same hours and the same channel order.</w:t>
+      </w:r>
+    </w:p>
+    <w:tbl>
+      <w:tblPr>
+        <w:tblW w:type="auto" w:w="0"/>
+        <w:jc w:val="center"/>
+        <w:tblLook w:firstColumn="1" w:firstRow="1" w:lastColumn="0" w:lastRow="0" w:noHBand="0" w:noVBand="1" w:val="04A0"/>
+        <w:tblBorders>
+          <w:top w:val="none"/>
+          <w:left w:val="none"/>
+          <w:bottom w:val="none"/>
+          <w:right w:val="none"/>
+          <w:insideH w:val="none"/>
+          <w:insideV w:val="none"/>
+        </w:tblBorders>
+      </w:tblPr>
+      <w:tblGrid>
+        <w:gridCol w:w="9936"/>
+      </w:tblGrid>
+      <w:tr>
+        <w:tc>
+          <w:tcPr>
+            <w:tcW w:type="dxa" w:w="9216"/>
+            <w:shd w:val="clear" w:fill="FFFBEB"/>
+          </w:tcPr>
+          <w:p>
+            <w:pPr>
+              <w:spacing w:after="40" w:before="40"/>
+            </w:pPr>
+            <w:r>
+              <w:rPr>
+                <w:rFonts w:ascii="Malgun Gothic" w:hAnsi="Malgun Gothic" w:eastAsia="Malgun Gothic"/>
+                <w:b/>
+                <w:color w:val="B45309"/>
+                <w:sz w:val="21"/>
+              </w:rPr>
+              <w:t xml:space="preserve">Good to know </w:t>
+            </w:r>
+            <w:r>
+              <w:rPr>
+                <w:rFonts w:ascii="Malgun Gothic" w:hAnsi="Malgun Gothic" w:eastAsia="Malgun Gothic"/>
+                <w:b w:val="0"/>
+                <w:color w:val="92670A"/>
+                <w:sz w:val="20"/>
+              </w:rPr>
+              <w:t xml:space="preserve">If real operating hours change, </w:t>
+            </w:r>
+            <w:r>
+              <w:rPr>
+                <w:rFonts w:ascii="Malgun Gothic" w:hAnsi="Malgun Gothic" w:eastAsia="Malgun Gothic"/>
+                <w:b/>
+                <w:color w:val="92670A"/>
+                <w:sz w:val="20"/>
+              </w:rPr>
+              <w:t>all of these must be updated together</w:t>
+            </w:r>
+            <w:r>
+              <w:rPr>
+                <w:rFonts w:ascii="Malgun Gothic" w:hAnsi="Malgun Gothic" w:eastAsia="Malgun Gothic"/>
+                <w:b w:val="0"/>
+                <w:color w:val="92670A"/>
+                <w:sz w:val="20"/>
+              </w:rPr>
+              <w:t>. Changing only one brings the inconsistency straight back.</w:t>
+            </w:r>
+          </w:p>
+        </w:tc>
+      </w:tr>
+    </w:tbl>
+    <w:p>
+      <w:pPr>
+        <w:spacing w:after="40"/>
+      </w:pPr>
+    </w:p>
+    <w:tbl>
+      <w:tblPr>
+        <w:tblW w:type="auto" w:w="0"/>
+        <w:jc w:val="center"/>
+        <w:tblLook w:firstColumn="1" w:firstRow="1" w:lastColumn="0" w:lastRow="0" w:noHBand="0" w:noVBand="1" w:val="04A0"/>
+        <w:tblBorders>
+          <w:top w:val="none"/>
+          <w:left w:val="none"/>
+          <w:bottom w:val="none"/>
+          <w:right w:val="none"/>
+          <w:insideH w:val="none"/>
+          <w:insideV w:val="none"/>
+        </w:tblBorders>
+      </w:tblPr>
+      <w:tblGrid>
+        <w:gridCol w:w="9936"/>
+      </w:tblGrid>
+      <w:tr>
+        <w:tc>
+          <w:tcPr>
+            <w:tcW w:type="dxa" w:w="9216"/>
+            <w:shd w:val="clear" w:fill="FFF7E6"/>
+          </w:tcPr>
+          <w:p>
+            <w:pPr>
+              <w:spacing w:after="40" w:before="40"/>
+            </w:pPr>
+            <w:r>
+              <w:rPr>
+                <w:rFonts w:ascii="Malgun Gothic" w:hAnsi="Malgun Gothic" w:eastAsia="Malgun Gothic"/>
+                <w:b/>
+                <w:color w:val="E8630A"/>
+                <w:sz w:val="21"/>
+              </w:rPr>
+              <w:t xml:space="preserve">💡 Tip </w:t>
+            </w:r>
+            <w:r>
+              <w:rPr>
+                <w:rFonts w:ascii="Malgun Gothic" w:hAnsi="Malgun Gothic" w:eastAsia="Malgun Gothic"/>
+                <w:b w:val="0"/>
+                <w:color w:val="5B4A2A"/>
+                <w:sz w:val="20"/>
+              </w:rPr>
+              <w:t>If you need the Philippines call-centre numbers listed, provide the real ones — the previous placeholders were removed.</w:t>
+            </w:r>
+          </w:p>
+        </w:tc>
+      </w:tr>
+    </w:tbl>
+    <w:p>
+      <w:pPr>
+        <w:spacing w:after="40"/>
+      </w:pPr>
+    </w:p>
+    <w:p>
+      <w:pPr>
+        <w:spacing w:before="80" w:after="160"/>
+        <w:jc w:val="center"/>
+      </w:pPr>
+      <w:r>
+        <w:drawing>
+          <wp:inline xmlns:a="http://schemas.openxmlformats.org/drawingml/2006/main" xmlns:pic="http://schemas.openxmlformats.org/drawingml/2006/picture">
+            <wp:extent cx="5669280" cy="3543300"/>
+            <wp:docPr id="32" name="Picture 32"/>
+            <wp:cNvGraphicFramePr>
+              <a:graphicFrameLocks noChangeAspect="1"/>
+            </wp:cNvGraphicFramePr>
+            <a:graphic>
+              <a:graphicData uri="http://schemas.openxmlformats.org/drawingml/2006/picture">
+                <pic:pic>
+                  <pic:nvPicPr>
+                    <pic:cNvPr id="0" name="common_contact.jpg"/>
+                    <pic:cNvPicPr/>
+                  </pic:nvPicPr>
+                  <pic:blipFill>
+                    <a:blip r:embed="rId16"/>
                     <a:stretch>
                       <a:fillRect/>
                     </a:stretch>
